--- a/documentation/Dokumentation_RakaAdita.docx
+++ b/documentation/Dokumentation_RakaAdita.docx
@@ -3,15 +3,2333 @@
 <w:document xmlns:wpc="http://schemas.microsoft.com/office/word/2010/wordprocessingCanvas" xmlns:cx="http://schemas.microsoft.com/office/drawing/2014/chartex" xmlns:cx1="http://schemas.microsoft.com/office/drawing/2015/9/8/chartex" xmlns:cx2="http://schemas.microsoft.com/office/drawing/2015/10/21/chartex" xmlns:cx3="http://schemas.microsoft.com/office/drawing/2016/5/9/chartex" xmlns:cx4="http://schemas.microsoft.com/office/drawing/2016/5/10/chartex" xmlns:cx5="http://schemas.microsoft.com/office/drawing/2016/5/11/chartex" xmlns:cx6="http://schemas.microsoft.com/office/drawing/2016/5/12/chartex" xmlns:cx7="http://schemas.microsoft.com/office/drawing/2016/5/13/chartex" xmlns:cx8="http://schemas.microsoft.com/office/drawing/2016/5/14/chartex" xmlns:mc="http://schemas.openxmlformats.org/markup-compatibility/2006" xmlns:aink="http://schemas.microsoft.com/office/drawing/2016/ink" xmlns:am3d="http://schemas.microsoft.com/office/drawing/2017/model3d" xmlns:o="urn:schemas-microsoft-com:office:office" xmlns:oel="http://schemas.microsoft.com/office/2019/extlst" xmlns:r="http://schemas.openxmlformats.org/officeDocument/2006/relationships" xmlns:m="http://schemas.openxmlformats.org/officeDocument/2006/math" xmlns:v="urn:schemas-microsoft-com:vml" xmlns:wp14="http://schemas.microsoft.com/office/word/2010/wordprocessingDrawing" xmlns:wp="http://schemas.openxmlformats.org/drawingml/2006/wordprocessingDrawing" xmlns:w10="urn:schemas-microsoft-com:office:word" xmlns:w="http://schemas.openxmlformats.org/wordprocessingml/2006/main" xmlns:w14="http://schemas.microsoft.com/office/word/2010/wordml" xmlns:w15="http://schemas.microsoft.com/office/word/2012/wordml" xmlns:w16cex="http://schemas.microsoft.com/office/word/2018/wordml/cex" xmlns:w16cid="http://schemas.microsoft.com/office/word/2016/wordml/cid" xmlns:w16="http://schemas.microsoft.com/office/word/2018/wordml" xmlns:w16du="http://schemas.microsoft.com/office/word/2023/wordml/word16du" xmlns:w16sdtdh="http://schemas.microsoft.com/office/word/2020/wordml/sdtdatahash" xmlns:w16sdtfl="http://schemas.microsoft.com/office/word/2024/wordml/sdtformatlock" xmlns:w16se="http://schemas.microsoft.com/office/word/2015/wordml/symex" xmlns:wpg="http://schemas.microsoft.com/office/word/2010/wordprocessingGroup" xmlns:wpi="http://schemas.microsoft.com/office/word/2010/wordprocessingInk" xmlns:wne="http://schemas.microsoft.com/office/word/2006/wordml" xmlns:wps="http://schemas.microsoft.com/office/word/2010/wordprocessingShape" mc:Ignorable="w14 w15 w16se w16cid w16 w16cex w16sdtdh w16sdtfl w16du wp14">
   <w:body>
     <w:p>
+      <w:pPr>
+        <w:jc w:val="center"/>
+        <w:rPr>
+          <w:b/>
+          <w:bCs/>
+          <w:sz w:val="36"/>
+          <w:szCs w:val="36"/>
+        </w:rPr>
+      </w:pPr>
+      <w:r>
+        <w:rPr>
+          <w:b/>
+          <w:bCs/>
+          <w:sz w:val="36"/>
+          <w:szCs w:val="36"/>
+        </w:rPr>
+        <w:t xml:space="preserve">Dokumentation – </w:t>
+      </w:r>
+      <w:proofErr w:type="spellStart"/>
+      <w:r>
+        <w:rPr>
+          <w:b/>
+          <w:bCs/>
+          <w:sz w:val="36"/>
+          <w:szCs w:val="36"/>
+        </w:rPr>
+        <w:t>Eventure</w:t>
+      </w:r>
+      <w:proofErr w:type="spellEnd"/>
+    </w:p>
+    <w:p>
+      <w:pPr>
+        <w:jc w:val="center"/>
+        <w:rPr>
+          <w:b/>
+          <w:bCs/>
+          <w:sz w:val="28"/>
+          <w:szCs w:val="28"/>
+        </w:rPr>
+      </w:pPr>
+    </w:p>
+    <w:p>
+      <w:pPr>
+        <w:jc w:val="center"/>
+        <w:rPr>
+          <w:b/>
+          <w:bCs/>
+          <w:sz w:val="21"/>
+          <w:szCs w:val="21"/>
+        </w:rPr>
+      </w:pPr>
+      <w:r>
+        <w:rPr>
+          <w:b/>
+          <w:bCs/>
+          <w:sz w:val="21"/>
+          <w:szCs w:val="21"/>
+        </w:rPr>
+        <w:t xml:space="preserve">Raka </w:t>
+      </w:r>
+      <w:proofErr w:type="spellStart"/>
+      <w:r>
+        <w:rPr>
+          <w:b/>
+          <w:bCs/>
+          <w:sz w:val="21"/>
+          <w:szCs w:val="21"/>
+        </w:rPr>
+        <w:t>Pradnya</w:t>
+      </w:r>
+      <w:proofErr w:type="spellEnd"/>
+      <w:r>
+        <w:rPr>
+          <w:b/>
+          <w:bCs/>
+          <w:sz w:val="21"/>
+          <w:szCs w:val="21"/>
+        </w:rPr>
+        <w:t xml:space="preserve"> </w:t>
+      </w:r>
+      <w:proofErr w:type="spellStart"/>
+      <w:r>
+        <w:rPr>
+          <w:b/>
+          <w:bCs/>
+          <w:sz w:val="21"/>
+          <w:szCs w:val="21"/>
+        </w:rPr>
+        <w:t>Putra</w:t>
+      </w:r>
+      <w:proofErr w:type="spellEnd"/>
+      <w:r>
+        <w:rPr>
+          <w:b/>
+          <w:bCs/>
+          <w:sz w:val="21"/>
+          <w:szCs w:val="21"/>
+        </w:rPr>
+        <w:t xml:space="preserve"> </w:t>
+      </w:r>
+      <w:proofErr w:type="spellStart"/>
+      <w:r>
+        <w:rPr>
+          <w:b/>
+          <w:bCs/>
+          <w:sz w:val="21"/>
+          <w:szCs w:val="21"/>
+        </w:rPr>
+        <w:t>Adita</w:t>
+      </w:r>
+      <w:proofErr w:type="spellEnd"/>
+      <w:r>
+        <w:rPr>
+          <w:b/>
+          <w:bCs/>
+          <w:sz w:val="21"/>
+          <w:szCs w:val="21"/>
+        </w:rPr>
+        <w:t xml:space="preserve"> - 8778662</w:t>
+      </w:r>
+    </w:p>
+    <w:p>
+      <w:pPr>
+        <w:rPr>
+          <w:b/>
+          <w:bCs/>
+          <w:sz w:val="28"/>
+          <w:szCs w:val="28"/>
+        </w:rPr>
+      </w:pPr>
+    </w:p>
+    <w:p>
+      <w:pPr>
+        <w:rPr>
+          <w:b/>
+          <w:bCs/>
+          <w:sz w:val="28"/>
+          <w:szCs w:val="28"/>
+        </w:rPr>
+      </w:pPr>
+    </w:p>
+    <w:p>
+      <w:pPr>
+        <w:rPr>
+          <w:b/>
+          <w:bCs/>
+          <w:sz w:val="26"/>
+          <w:szCs w:val="26"/>
+        </w:rPr>
+      </w:pPr>
+    </w:p>
+    <w:p>
+      <w:pPr>
+        <w:pStyle w:val="TitleMLStyle"/>
+      </w:pPr>
+      <w:r>
+        <w:t>Zielsetzung der Anwendung</w:t>
+      </w:r>
+    </w:p>
+    <w:p/>
+    <w:p>
+      <w:pPr>
+        <w:rPr>
+          <w:lang w:val="en-DE"/>
+        </w:rPr>
+      </w:pPr>
+      <w:r>
+        <w:rPr>
+          <w:lang w:val="en-DE"/>
+        </w:rPr>
+        <w:t>Die Anwendung wurde entwickelt, um den Nutzern eine einfache und intuitive Möglichkeit zu bieten, Events in ihrer Umgebung zu suchen, zu verwalten und zu speichern. Mit einem benutzerfreundlichen Interface soll das Erlebnis der Event</w:t>
+      </w:r>
+      <w:r>
+        <w:rPr>
+          <w:lang w:val="en-DE"/>
+        </w:rPr>
+        <w:t xml:space="preserve">planung </w:t>
+      </w:r>
+      <w:r>
+        <w:rPr>
+          <w:lang w:val="en-DE"/>
+        </w:rPr>
+        <w:t>optimiert werden. Die Hauptziele sind:</w:t>
+      </w:r>
+    </w:p>
+    <w:p>
+      <w:pPr>
+        <w:rPr>
+          <w:lang w:val="en-DE"/>
+        </w:rPr>
+      </w:pPr>
+    </w:p>
+    <w:p>
+      <w:pPr>
+        <w:numPr>
+          <w:ilvl w:val="0"/>
+          <w:numId w:val="4"/>
+        </w:numPr>
+        <w:rPr>
+          <w:lang w:val="en-DE"/>
+        </w:rPr>
+      </w:pPr>
+      <w:r>
+        <w:rPr>
+          <w:b/>
+          <w:bCs/>
+          <w:lang w:val="en-DE"/>
+        </w:rPr>
+        <w:t>Effiziente Suche nach Events</w:t>
+      </w:r>
+      <w:r>
+        <w:rPr>
+          <w:lang w:val="en-DE"/>
+        </w:rPr>
+        <w:t>: Nutzer können durch Eingabe von Stadt, Kategorie und Suchradius gezielt Events finden, die ihren Interessen entsprechen.</w:t>
+      </w:r>
+    </w:p>
+    <w:p>
+      <w:pPr>
+        <w:numPr>
+          <w:ilvl w:val="0"/>
+          <w:numId w:val="4"/>
+        </w:numPr>
+        <w:rPr>
+          <w:lang w:val="en-DE"/>
+        </w:rPr>
+      </w:pPr>
+      <w:r>
+        <w:rPr>
+          <w:b/>
+          <w:bCs/>
+          <w:lang w:val="en-DE"/>
+        </w:rPr>
+        <w:t>Dynamische Kartendarstellung</w:t>
+      </w:r>
+      <w:r>
+        <w:rPr>
+          <w:lang w:val="en-DE"/>
+        </w:rPr>
+        <w:t>: Mit der Integration von Kartenvisualisierungen können Nutzer die geografische Lage der Events sehen und schnell relevante Informationen abrufen.</w:t>
+      </w:r>
+    </w:p>
+    <w:p>
+      <w:pPr>
+        <w:numPr>
+          <w:ilvl w:val="0"/>
+          <w:numId w:val="4"/>
+        </w:numPr>
+        <w:rPr>
+          <w:lang w:val="en-DE"/>
+        </w:rPr>
+      </w:pPr>
+      <w:r>
+        <w:rPr>
+          <w:b/>
+          <w:bCs/>
+          <w:lang w:val="en-DE"/>
+        </w:rPr>
+        <w:t>Bookmark-Funktionalität</w:t>
+      </w:r>
+      <w:r>
+        <w:rPr>
+          <w:lang w:val="en-DE"/>
+        </w:rPr>
+        <w:t>: Lieblings-Events können gespeichert werden, sodass Nutzer ihre favorisierten Veranstaltungen leicht wiederfinden.</w:t>
+      </w:r>
+    </w:p>
+    <w:p>
+      <w:pPr>
+        <w:rPr>
+          <w:lang w:val="en-DE"/>
+        </w:rPr>
+      </w:pPr>
+    </w:p>
+    <w:p>
+      <w:pPr>
+        <w:pStyle w:val="TitleMLStyle"/>
+      </w:pPr>
+      <w:r>
+        <w:t>Funktionalität der Anwendung</w:t>
+      </w:r>
+    </w:p>
+    <w:p>
+      <w:pPr>
+        <w:rPr>
+          <w:b/>
+          <w:bCs/>
+        </w:rPr>
+      </w:pPr>
+    </w:p>
+    <w:p>
+      <w:pPr>
+        <w:rPr>
+          <w:lang w:val="en-DE"/>
+        </w:rPr>
+      </w:pPr>
+      <w:r>
+        <w:rPr>
+          <w:lang w:val="en-DE"/>
+        </w:rPr>
+        <w:t>Die Anwendung bietet folgende Kernfunktionen:</w:t>
+      </w:r>
+    </w:p>
+    <w:p>
+      <w:pPr>
+        <w:rPr>
+          <w:lang w:val="en-DE"/>
+        </w:rPr>
+      </w:pPr>
+    </w:p>
+    <w:p>
+      <w:pPr>
+        <w:numPr>
+          <w:ilvl w:val="0"/>
+          <w:numId w:val="5"/>
+        </w:numPr>
+        <w:rPr>
+          <w:lang w:val="en-DE"/>
+        </w:rPr>
+      </w:pPr>
+      <w:r>
+        <w:rPr>
+          <w:b/>
+          <w:bCs/>
+          <w:lang w:val="en-DE"/>
+        </w:rPr>
+        <w:t>Eventsuche</w:t>
+      </w:r>
+      <w:r>
+        <w:rPr>
+          <w:lang w:val="en-DE"/>
+        </w:rPr>
+        <w:t>:</w:t>
+      </w:r>
+    </w:p>
+    <w:p>
+      <w:pPr>
+        <w:numPr>
+          <w:ilvl w:val="1"/>
+          <w:numId w:val="5"/>
+        </w:numPr>
+        <w:rPr>
+          <w:lang w:val="en-DE"/>
+        </w:rPr>
+      </w:pPr>
+      <w:r>
+        <w:rPr>
+          <w:lang w:val="en-DE"/>
+        </w:rPr>
+        <w:t>Nutzer können eine Stadt, eine Kategorie (z. B. Musik, Sport, Film) und einen Suchradius angeben, um relevante Events in der Umgebung zu finden.</w:t>
+      </w:r>
+    </w:p>
+    <w:p>
+      <w:pPr>
+        <w:numPr>
+          <w:ilvl w:val="1"/>
+          <w:numId w:val="5"/>
+        </w:numPr>
+        <w:rPr>
+          <w:lang w:val="en-DE"/>
+        </w:rPr>
+      </w:pPr>
+      <w:r>
+        <w:rPr>
+          <w:lang w:val="en-DE"/>
+        </w:rPr>
+        <w:t>Ergebnisse werden in einer Liste angezeigt, die Details wie den Namen des Events, Veranstaltungsort und Datum enthält.</w:t>
+      </w:r>
+    </w:p>
+    <w:p>
+      <w:pPr>
+        <w:numPr>
+          <w:ilvl w:val="0"/>
+          <w:numId w:val="5"/>
+        </w:numPr>
+        <w:rPr>
+          <w:lang w:val="en-DE"/>
+        </w:rPr>
+      </w:pPr>
+      <w:r>
+        <w:rPr>
+          <w:b/>
+          <w:bCs/>
+          <w:lang w:val="en-DE"/>
+        </w:rPr>
+        <w:t>Kartendarstellung</w:t>
+      </w:r>
+      <w:r>
+        <w:rPr>
+          <w:lang w:val="en-DE"/>
+        </w:rPr>
+        <w:t>:</w:t>
+      </w:r>
+    </w:p>
+    <w:p>
+      <w:pPr>
+        <w:numPr>
+          <w:ilvl w:val="1"/>
+          <w:numId w:val="5"/>
+        </w:numPr>
+        <w:rPr>
+          <w:lang w:val="en-DE"/>
+        </w:rPr>
+      </w:pPr>
+      <w:r>
+        <w:rPr>
+          <w:lang w:val="en-DE"/>
+        </w:rPr>
+        <w:t>Die gefundenen Events werden auf einer interaktiven Karte angezeigt.</w:t>
+      </w:r>
+    </w:p>
+    <w:p>
+      <w:pPr>
+        <w:numPr>
+          <w:ilvl w:val="1"/>
+          <w:numId w:val="5"/>
+        </w:numPr>
+        <w:rPr>
+          <w:lang w:val="en-DE"/>
+        </w:rPr>
+      </w:pPr>
+      <w:r>
+        <w:rPr>
+          <w:lang w:val="en-DE"/>
+        </w:rPr>
+        <w:t>Marker auf der Karte zeigen den genauen Veranstaltungsort an, und Nutzer können mit einem Klick weitere Details abrufen.</w:t>
+      </w:r>
+    </w:p>
+    <w:p>
+      <w:pPr>
+        <w:numPr>
+          <w:ilvl w:val="0"/>
+          <w:numId w:val="5"/>
+        </w:numPr>
+        <w:rPr>
+          <w:lang w:val="en-DE"/>
+        </w:rPr>
+      </w:pPr>
+      <w:r>
+        <w:rPr>
+          <w:b/>
+          <w:bCs/>
+          <w:lang w:val="en-DE"/>
+        </w:rPr>
+        <w:t>Bookmark-Funktion</w:t>
+      </w:r>
+      <w:r>
+        <w:rPr>
+          <w:lang w:val="en-DE"/>
+        </w:rPr>
+        <w:t>:</w:t>
+      </w:r>
+    </w:p>
+    <w:p>
+      <w:pPr>
+        <w:numPr>
+          <w:ilvl w:val="1"/>
+          <w:numId w:val="5"/>
+        </w:numPr>
+        <w:rPr>
+          <w:lang w:val="en-DE"/>
+        </w:rPr>
+      </w:pPr>
+      <w:r>
+        <w:rPr>
+          <w:lang w:val="en-DE"/>
+        </w:rPr>
+        <w:t>Nutzer können Events als Favoriten speichern, um sie später erneut aufzurufen.</w:t>
+      </w:r>
+    </w:p>
+    <w:p>
+      <w:pPr>
+        <w:numPr>
+          <w:ilvl w:val="1"/>
+          <w:numId w:val="5"/>
+        </w:numPr>
+        <w:rPr>
+          <w:lang w:val="en-DE"/>
+        </w:rPr>
+      </w:pPr>
+      <w:r>
+        <w:rPr>
+          <w:lang w:val="en-DE"/>
+        </w:rPr>
+        <w:t>Favoriten werden in einem separaten Bereich angezeigt, der leicht zugänglich ist.</w:t>
+      </w:r>
+    </w:p>
+    <w:p>
+      <w:pPr>
+        <w:numPr>
+          <w:ilvl w:val="0"/>
+          <w:numId w:val="5"/>
+        </w:numPr>
+        <w:rPr>
+          <w:lang w:val="en-DE"/>
+        </w:rPr>
+      </w:pPr>
+      <w:r>
+        <w:rPr>
+          <w:b/>
+          <w:bCs/>
+          <w:lang w:val="en-DE"/>
+        </w:rPr>
+        <w:t>Responsives Design</w:t>
+      </w:r>
+      <w:r>
+        <w:rPr>
+          <w:lang w:val="en-DE"/>
+        </w:rPr>
+        <w:t>:</w:t>
+      </w:r>
+    </w:p>
+    <w:p>
+      <w:pPr>
+        <w:numPr>
+          <w:ilvl w:val="1"/>
+          <w:numId w:val="5"/>
+        </w:numPr>
+        <w:rPr>
+          <w:lang w:val="en-DE"/>
+        </w:rPr>
+      </w:pPr>
+      <w:r>
+        <w:rPr>
+          <w:lang w:val="en-DE"/>
+        </w:rPr>
+        <w:t>Die Anwendung wurde mit einem responsiven UI entwickelt, das auf verschiedenen Bildschirmgrößen gut funktioniert.</w:t>
+      </w:r>
+    </w:p>
+    <w:p>
+      <w:pPr>
+        <w:numPr>
+          <w:ilvl w:val="1"/>
+          <w:numId w:val="5"/>
+        </w:numPr>
+        <w:rPr>
+          <w:lang w:val="en-DE"/>
+        </w:rPr>
+      </w:pPr>
+      <w:r>
+        <w:rPr>
+          <w:lang w:val="en-DE"/>
+        </w:rPr>
+        <w:t>Die Benutzeroberfläche ist intuitiv und einfach zu navigieren.</w:t>
+      </w:r>
+    </w:p>
+    <w:p>
+      <w:pPr>
+        <w:numPr>
+          <w:ilvl w:val="0"/>
+          <w:numId w:val="5"/>
+        </w:numPr>
+        <w:rPr>
+          <w:lang w:val="en-DE"/>
+        </w:rPr>
+      </w:pPr>
+      <w:r>
+        <w:rPr>
+          <w:b/>
+          <w:bCs/>
+          <w:lang w:val="en-DE"/>
+        </w:rPr>
+        <w:lastRenderedPageBreak/>
+        <w:t>Backend-Integration</w:t>
+      </w:r>
+      <w:r>
+        <w:rPr>
+          <w:lang w:val="en-DE"/>
+        </w:rPr>
+        <w:t>:</w:t>
+      </w:r>
+    </w:p>
+    <w:p>
+      <w:pPr>
+        <w:numPr>
+          <w:ilvl w:val="1"/>
+          <w:numId w:val="5"/>
+        </w:numPr>
+        <w:rPr>
+          <w:lang w:val="en-DE"/>
+        </w:rPr>
+      </w:pPr>
+      <w:r>
+        <w:rPr>
+          <w:lang w:val="en-DE"/>
+        </w:rPr>
+        <w:t>Das Backend nutzt eine RESTful API, die die Daten der Events bereitstellt und alle Benutzeranfragen verarbeitet.</w:t>
+      </w:r>
+    </w:p>
+    <w:p>
+      <w:pPr>
+        <w:numPr>
+          <w:ilvl w:val="1"/>
+          <w:numId w:val="5"/>
+        </w:numPr>
+        <w:rPr>
+          <w:lang w:val="en-DE"/>
+        </w:rPr>
+      </w:pPr>
+      <w:r>
+        <w:rPr>
+          <w:lang w:val="en-DE"/>
+        </w:rPr>
+        <w:t>Daten werden aus externen APIs (z. B. Ticketmaster) abgerufen und verarbeitet.</w:t>
+      </w:r>
+    </w:p>
+    <w:p>
+      <w:pPr>
+        <w:rPr>
+          <w:lang w:val="en-DE"/>
+        </w:rPr>
+      </w:pPr>
+    </w:p>
+    <w:p>
+      <w:pPr>
+        <w:rPr>
+          <w:lang w:val="en-DE"/>
+        </w:rPr>
+      </w:pPr>
+    </w:p>
+    <w:p>
+      <w:pPr>
+        <w:pStyle w:val="TitleMLStyle"/>
+        <w:rPr>
+          <w:lang w:val="en-US"/>
+        </w:rPr>
+      </w:pPr>
+      <w:r>
+        <w:rPr>
+          <w:lang w:val="en-US"/>
+        </w:rPr>
+        <w:t>Anforderungen der Anwendung</w:t>
+      </w:r>
+    </w:p>
+    <w:p>
+      <w:pPr>
+        <w:rPr>
+          <w:lang w:val="en-DE"/>
+        </w:rPr>
+      </w:pPr>
+    </w:p>
+    <w:p>
+      <w:pPr>
+        <w:rPr>
+          <w:b/>
+          <w:bCs/>
+          <w:lang w:val="en-DE"/>
+        </w:rPr>
+      </w:pPr>
+      <w:r>
+        <w:rPr>
+          <w:b/>
+          <w:bCs/>
+          <w:lang w:val="en-DE"/>
+        </w:rPr>
+        <w:t xml:space="preserve">Muss-Anforderungen </w:t>
+      </w:r>
+    </w:p>
+    <w:p>
+      <w:pPr>
+        <w:rPr>
+          <w:b/>
+          <w:bCs/>
+          <w:lang w:val="en-DE"/>
+        </w:rPr>
+      </w:pPr>
+    </w:p>
+    <w:p>
+      <w:pPr>
+        <w:numPr>
+          <w:ilvl w:val="0"/>
+          <w:numId w:val="6"/>
+        </w:numPr>
+        <w:rPr>
+          <w:lang w:val="en-DE"/>
+        </w:rPr>
+      </w:pPr>
+      <w:r>
+        <w:rPr>
+          <w:b/>
+          <w:bCs/>
+          <w:lang w:val="en-DE"/>
+        </w:rPr>
+        <w:t>Eventsuche</w:t>
+      </w:r>
+      <w:r>
+        <w:rPr>
+          <w:lang w:val="en-DE"/>
+        </w:rPr>
+        <w:t>:</w:t>
+      </w:r>
+    </w:p>
+    <w:p>
+      <w:pPr>
+        <w:numPr>
+          <w:ilvl w:val="1"/>
+          <w:numId w:val="6"/>
+        </w:numPr>
+        <w:rPr>
+          <w:lang w:val="en-DE"/>
+        </w:rPr>
+      </w:pPr>
+      <w:r>
+        <w:rPr>
+          <w:lang w:val="en-DE"/>
+        </w:rPr>
+        <w:t>Die Anwendung muss eine Suchfunktion bereitstellen, bei der Nutzer eine Stadt, Kategorie und einen Suchradius angeben können.</w:t>
+      </w:r>
+    </w:p>
+    <w:p>
+      <w:pPr>
+        <w:numPr>
+          <w:ilvl w:val="1"/>
+          <w:numId w:val="6"/>
+        </w:numPr>
+        <w:rPr>
+          <w:lang w:val="en-DE"/>
+        </w:rPr>
+      </w:pPr>
+      <w:r>
+        <w:rPr>
+          <w:lang w:val="en-DE"/>
+        </w:rPr>
+        <w:t>Die Ergebnisse müssen in einer Liste angezeigt werden, die die wichtigsten Informationen zu jedem Event enthält.</w:t>
+      </w:r>
+    </w:p>
+    <w:p>
+      <w:pPr>
+        <w:numPr>
+          <w:ilvl w:val="0"/>
+          <w:numId w:val="6"/>
+        </w:numPr>
+        <w:rPr>
+          <w:lang w:val="en-DE"/>
+        </w:rPr>
+      </w:pPr>
+      <w:r>
+        <w:rPr>
+          <w:b/>
+          <w:bCs/>
+          <w:lang w:val="en-DE"/>
+        </w:rPr>
+        <w:t>Kartenintegration</w:t>
+      </w:r>
+      <w:r>
+        <w:rPr>
+          <w:lang w:val="en-DE"/>
+        </w:rPr>
+        <w:t>:</w:t>
+      </w:r>
+    </w:p>
+    <w:p>
+      <w:pPr>
+        <w:numPr>
+          <w:ilvl w:val="1"/>
+          <w:numId w:val="6"/>
+        </w:numPr>
+        <w:rPr>
+          <w:lang w:val="en-DE"/>
+        </w:rPr>
+      </w:pPr>
+      <w:r>
+        <w:rPr>
+          <w:lang w:val="en-DE"/>
+        </w:rPr>
+        <w:t>Die Anwendung muss eine dynamische Karte integrieren, die die gefundenen Events mit Markern anzeigt.</w:t>
+      </w:r>
+    </w:p>
+    <w:p>
+      <w:pPr>
+        <w:numPr>
+          <w:ilvl w:val="1"/>
+          <w:numId w:val="6"/>
+        </w:numPr>
+        <w:rPr>
+          <w:lang w:val="en-DE"/>
+        </w:rPr>
+      </w:pPr>
+      <w:r>
+        <w:rPr>
+          <w:lang w:val="en-DE"/>
+        </w:rPr>
+        <w:t>Die Karte muss durch Klicken auf einen Marker zusätzliche Informationen zu einem Event bereitstellen.</w:t>
+      </w:r>
+    </w:p>
+    <w:p>
+      <w:pPr>
+        <w:numPr>
+          <w:ilvl w:val="0"/>
+          <w:numId w:val="6"/>
+        </w:numPr>
+        <w:rPr>
+          <w:lang w:val="en-DE"/>
+        </w:rPr>
+      </w:pPr>
+      <w:r>
+        <w:rPr>
+          <w:b/>
+          <w:bCs/>
+          <w:lang w:val="en-DE"/>
+        </w:rPr>
+        <w:t>Bookmark-Funktion</w:t>
+      </w:r>
+      <w:r>
+        <w:rPr>
+          <w:lang w:val="en-DE"/>
+        </w:rPr>
+        <w:t>:</w:t>
+      </w:r>
+    </w:p>
+    <w:p>
+      <w:pPr>
+        <w:numPr>
+          <w:ilvl w:val="1"/>
+          <w:numId w:val="6"/>
+        </w:numPr>
+        <w:rPr>
+          <w:lang w:val="en-DE"/>
+        </w:rPr>
+      </w:pPr>
+      <w:r>
+        <w:rPr>
+          <w:lang w:val="en-DE"/>
+        </w:rPr>
+        <w:t>Nutzer müssen in der Lage sein, Events zu favorisieren und diese in einer separaten Liste zu speichern.</w:t>
+      </w:r>
+    </w:p>
+    <w:p>
+      <w:pPr>
+        <w:numPr>
+          <w:ilvl w:val="1"/>
+          <w:numId w:val="6"/>
+        </w:numPr>
+        <w:rPr>
+          <w:lang w:val="en-DE"/>
+        </w:rPr>
+      </w:pPr>
+      <w:r>
+        <w:rPr>
+          <w:lang w:val="en-DE"/>
+        </w:rPr>
+        <w:t>Favoriten müssen zwischen den Sitzungen durch Speicherung im Session Storage erhalten bleiben.</w:t>
+      </w:r>
+    </w:p>
+    <w:p>
+      <w:pPr>
+        <w:numPr>
+          <w:ilvl w:val="0"/>
+          <w:numId w:val="6"/>
+        </w:numPr>
+        <w:rPr>
+          <w:lang w:val="en-DE"/>
+        </w:rPr>
+      </w:pPr>
+      <w:r>
+        <w:rPr>
+          <w:b/>
+          <w:bCs/>
+          <w:lang w:val="en-DE"/>
+        </w:rPr>
+        <w:t>Backend-Anbindung</w:t>
+      </w:r>
+      <w:r>
+        <w:rPr>
+          <w:lang w:val="en-DE"/>
+        </w:rPr>
+        <w:t>:</w:t>
+      </w:r>
+    </w:p>
+    <w:p>
+      <w:pPr>
+        <w:numPr>
+          <w:ilvl w:val="1"/>
+          <w:numId w:val="6"/>
+        </w:numPr>
+        <w:rPr>
+          <w:lang w:val="en-DE"/>
+        </w:rPr>
+      </w:pPr>
+      <w:r>
+        <w:rPr>
+          <w:lang w:val="en-DE"/>
+        </w:rPr>
+        <w:t>Die Anwendung muss ein Backend nutzen, das Anfragen von der Benutzeroberfläche verarbeitet und Daten von einer externen API (z. B. Ticketmaster) abruft.</w:t>
+      </w:r>
+    </w:p>
+    <w:p>
+      <w:pPr>
+        <w:numPr>
+          <w:ilvl w:val="0"/>
+          <w:numId w:val="6"/>
+        </w:numPr>
+        <w:rPr>
+          <w:lang w:val="en-DE"/>
+        </w:rPr>
+      </w:pPr>
+      <w:r>
+        <w:rPr>
+          <w:b/>
+          <w:bCs/>
+          <w:lang w:val="en-DE"/>
+        </w:rPr>
+        <w:t>Responsives Design</w:t>
+      </w:r>
+      <w:r>
+        <w:rPr>
+          <w:lang w:val="en-DE"/>
+        </w:rPr>
+        <w:t>:</w:t>
+      </w:r>
+    </w:p>
+    <w:p>
+      <w:pPr>
+        <w:numPr>
+          <w:ilvl w:val="1"/>
+          <w:numId w:val="6"/>
+        </w:numPr>
+        <w:rPr>
+          <w:lang w:val="en-DE"/>
+        </w:rPr>
+      </w:pPr>
+      <w:r>
+        <w:rPr>
+          <w:lang w:val="en-DE"/>
+        </w:rPr>
+        <w:t>Die Benutzeroberfläche muss auf verschiedenen Geräten, einschließlich Desktop und Mobilgeräten, funktionsfähig und benutzerfreundlich sein.</w:t>
+      </w:r>
+    </w:p>
+    <w:p>
+      <w:pPr>
+        <w:rPr>
+          <w:lang w:val="en-DE"/>
+        </w:rPr>
+      </w:pPr>
+    </w:p>
+    <w:p>
+      <w:pPr>
+        <w:rPr>
+          <w:b/>
+          <w:bCs/>
+          <w:lang w:val="en-DE"/>
+        </w:rPr>
+      </w:pPr>
+      <w:r>
+        <w:rPr>
+          <w:b/>
+          <w:bCs/>
+          <w:lang w:val="en-DE"/>
+        </w:rPr>
+        <w:t>Soll-Anforderungen</w:t>
+      </w:r>
+    </w:p>
+    <w:p>
+      <w:pPr>
+        <w:rPr>
+          <w:b/>
+          <w:bCs/>
+          <w:lang w:val="en-DE"/>
+        </w:rPr>
+      </w:pPr>
+    </w:p>
+    <w:p>
+      <w:pPr>
+        <w:numPr>
+          <w:ilvl w:val="0"/>
+          <w:numId w:val="7"/>
+        </w:numPr>
+        <w:rPr>
+          <w:lang w:val="en-DE"/>
+        </w:rPr>
+      </w:pPr>
+      <w:r>
+        <w:rPr>
+          <w:b/>
+          <w:bCs/>
+          <w:lang w:val="en-DE"/>
+        </w:rPr>
+        <w:t>Filtern nach Kategorien</w:t>
+      </w:r>
+      <w:r>
+        <w:rPr>
+          <w:lang w:val="en-DE"/>
+        </w:rPr>
+        <w:t>:</w:t>
+      </w:r>
+    </w:p>
+    <w:p>
+      <w:pPr>
+        <w:numPr>
+          <w:ilvl w:val="1"/>
+          <w:numId w:val="7"/>
+        </w:numPr>
+        <w:rPr>
+          <w:lang w:val="en-DE"/>
+        </w:rPr>
+      </w:pPr>
+      <w:r>
+        <w:rPr>
+          <w:lang w:val="en-DE"/>
+        </w:rPr>
+        <w:t>Nutzer sollen nach spezifischen Kategorien wie "Musik", "Sport" oder "Film" filtern können, um die Suche zu verfeinern.</w:t>
+      </w:r>
+    </w:p>
+    <w:p>
+      <w:pPr>
+        <w:numPr>
+          <w:ilvl w:val="0"/>
+          <w:numId w:val="7"/>
+        </w:numPr>
+        <w:rPr>
+          <w:lang w:val="en-DE"/>
+        </w:rPr>
+      </w:pPr>
+      <w:r>
+        <w:rPr>
+          <w:b/>
+          <w:bCs/>
+          <w:lang w:val="en-DE"/>
+        </w:rPr>
+        <w:t>Fehlerbehandlung</w:t>
+      </w:r>
+      <w:r>
+        <w:rPr>
+          <w:lang w:val="en-DE"/>
+        </w:rPr>
+        <w:t>:</w:t>
+      </w:r>
+    </w:p>
+    <w:p>
+      <w:pPr>
+        <w:numPr>
+          <w:ilvl w:val="1"/>
+          <w:numId w:val="7"/>
+        </w:numPr>
+        <w:rPr>
+          <w:lang w:val="en-DE"/>
+        </w:rPr>
+      </w:pPr>
+      <w:r>
+        <w:rPr>
+          <w:lang w:val="en-DE"/>
+        </w:rPr>
+        <w:t>Falls keine Events gefunden werden, soll eine benutzerfreundliche Fehlermeldung angezeigt werden.</w:t>
+      </w:r>
+    </w:p>
+    <w:p>
+      <w:pPr>
+        <w:numPr>
+          <w:ilvl w:val="0"/>
+          <w:numId w:val="7"/>
+        </w:numPr>
+        <w:rPr>
+          <w:lang w:val="en-DE"/>
+        </w:rPr>
+      </w:pPr>
+      <w:r>
+        <w:rPr>
+          <w:b/>
+          <w:bCs/>
+          <w:lang w:val="en-DE"/>
+        </w:rPr>
+        <w:t>Interaktive Benutzerführung</w:t>
+      </w:r>
+      <w:r>
+        <w:rPr>
+          <w:lang w:val="en-DE"/>
+        </w:rPr>
+        <w:t>:</w:t>
+      </w:r>
+    </w:p>
+    <w:p>
+      <w:pPr>
+        <w:numPr>
+          <w:ilvl w:val="1"/>
+          <w:numId w:val="7"/>
+        </w:numPr>
+        <w:rPr>
+          <w:lang w:val="en-DE"/>
+        </w:rPr>
+      </w:pPr>
+      <w:r>
+        <w:rPr>
+          <w:lang w:val="en-DE"/>
+        </w:rPr>
+        <w:t>Die Anwendung soll visuelle und textuelle Hinweise bieten, um die Nutzer durch den Suchprozess zu führen.</w:t>
+      </w:r>
+    </w:p>
+    <w:p>
+      <w:pPr>
+        <w:rPr>
+          <w:lang w:val="en-DE"/>
+        </w:rPr>
+      </w:pPr>
+    </w:p>
+    <w:p>
+      <w:pPr>
+        <w:rPr>
+          <w:b/>
+          <w:bCs/>
+          <w:lang w:val="en-DE"/>
+        </w:rPr>
+      </w:pPr>
+      <w:r>
+        <w:rPr>
+          <w:b/>
+          <w:bCs/>
+          <w:lang w:val="en-DE"/>
+        </w:rPr>
+        <w:lastRenderedPageBreak/>
+        <w:t>Kann-Anforderungen</w:t>
+      </w:r>
+    </w:p>
+    <w:p>
+      <w:pPr>
+        <w:rPr>
+          <w:b/>
+          <w:bCs/>
+          <w:lang w:val="en-DE"/>
+        </w:rPr>
+      </w:pPr>
+    </w:p>
+    <w:p>
+      <w:pPr>
+        <w:numPr>
+          <w:ilvl w:val="0"/>
+          <w:numId w:val="8"/>
+        </w:numPr>
+        <w:rPr>
+          <w:lang w:val="en-DE"/>
+        </w:rPr>
+      </w:pPr>
+      <w:r>
+        <w:rPr>
+          <w:b/>
+          <w:bCs/>
+          <w:lang w:val="en-DE"/>
+        </w:rPr>
+        <w:t>Pagination der Ergebnisse</w:t>
+      </w:r>
+      <w:r>
+        <w:rPr>
+          <w:lang w:val="en-DE"/>
+        </w:rPr>
+        <w:t>:</w:t>
+      </w:r>
+    </w:p>
+    <w:p>
+      <w:pPr>
+        <w:numPr>
+          <w:ilvl w:val="1"/>
+          <w:numId w:val="8"/>
+        </w:numPr>
+        <w:rPr>
+          <w:lang w:val="en-DE"/>
+        </w:rPr>
+      </w:pPr>
+      <w:r>
+        <w:rPr>
+          <w:lang w:val="en-DE"/>
+        </w:rPr>
+        <w:t>Die Eventliste kann eine Paginierung implementieren, um große Datenmengen übersichtlich darzustellen.</w:t>
+      </w:r>
+    </w:p>
+    <w:p>
+      <w:pPr>
+        <w:numPr>
+          <w:ilvl w:val="0"/>
+          <w:numId w:val="8"/>
+        </w:numPr>
+        <w:rPr>
+          <w:lang w:val="en-DE"/>
+        </w:rPr>
+      </w:pPr>
+      <w:r>
+        <w:rPr>
+          <w:b/>
+          <w:bCs/>
+          <w:lang w:val="en-DE"/>
+        </w:rPr>
+        <w:t>Zusätzliche Kartenfunktionen</w:t>
+      </w:r>
+      <w:r>
+        <w:rPr>
+          <w:lang w:val="en-DE"/>
+        </w:rPr>
+        <w:t>:</w:t>
+      </w:r>
+    </w:p>
+    <w:p>
+      <w:pPr>
+        <w:numPr>
+          <w:ilvl w:val="1"/>
+          <w:numId w:val="8"/>
+        </w:numPr>
+        <w:rPr>
+          <w:lang w:val="en-DE"/>
+        </w:rPr>
+      </w:pPr>
+      <w:r>
+        <w:rPr>
+          <w:lang w:val="en-DE"/>
+        </w:rPr>
+        <w:t>Es kann eine Funktion integriert werden, um von der Kartenansicht direkt zur Detailansicht eines Events zu gelangen.</w:t>
+      </w:r>
+    </w:p>
+    <w:p>
+      <w:pPr>
+        <w:numPr>
+          <w:ilvl w:val="0"/>
+          <w:numId w:val="8"/>
+        </w:numPr>
+        <w:rPr>
+          <w:lang w:val="en-DE"/>
+        </w:rPr>
+      </w:pPr>
+      <w:r>
+        <w:rPr>
+          <w:b/>
+          <w:bCs/>
+          <w:lang w:val="en-DE"/>
+        </w:rPr>
+        <w:t>Benachrichtigungsfunktion</w:t>
+      </w:r>
+      <w:r>
+        <w:rPr>
+          <w:lang w:val="en-DE"/>
+        </w:rPr>
+        <w:t>:</w:t>
+      </w:r>
+    </w:p>
+    <w:p>
+      <w:pPr>
+        <w:numPr>
+          <w:ilvl w:val="1"/>
+          <w:numId w:val="8"/>
+        </w:numPr>
+        <w:rPr>
+          <w:lang w:val="en-DE"/>
+        </w:rPr>
+      </w:pPr>
+      <w:r>
+        <w:rPr>
+          <w:lang w:val="en-DE"/>
+        </w:rPr>
+        <w:t>Nutzer können optional Benachrichtigungen erhalten, wenn neue Events in ihrer bevorzugten Kategorie verfügbar sind.</w:t>
+      </w:r>
+    </w:p>
+    <w:p>
+      <w:pPr>
+        <w:rPr>
+          <w:lang w:val="en-DE"/>
+        </w:rPr>
+      </w:pPr>
+    </w:p>
+    <w:p>
+      <w:pPr>
+        <w:pStyle w:val="TitleMLStyle"/>
+        <w:rPr>
+          <w:lang w:val="en-US"/>
+        </w:rPr>
+      </w:pPr>
+      <w:r>
+        <w:rPr>
+          <w:lang w:val="en-US"/>
+        </w:rPr>
+        <w:t xml:space="preserve">Die </w:t>
+      </w:r>
+      <w:proofErr w:type="spellStart"/>
+      <w:r>
+        <w:rPr>
+          <w:lang w:val="en-US"/>
+        </w:rPr>
+        <w:t>umgesetzte</w:t>
+      </w:r>
+      <w:proofErr w:type="spellEnd"/>
+      <w:r>
+        <w:rPr>
+          <w:lang w:val="en-US"/>
+        </w:rPr>
+        <w:t xml:space="preserve"> </w:t>
+      </w:r>
+      <w:proofErr w:type="spellStart"/>
+      <w:r>
+        <w:rPr>
+          <w:lang w:val="en-US"/>
+        </w:rPr>
+        <w:t>Anforderungen</w:t>
+      </w:r>
+      <w:proofErr w:type="spellEnd"/>
+    </w:p>
+    <w:p>
+      <w:pPr>
+        <w:rPr>
+          <w:b/>
+          <w:bCs/>
+          <w:sz w:val="26"/>
+          <w:szCs w:val="26"/>
+          <w:lang w:val="en-US"/>
+        </w:rPr>
+      </w:pPr>
+    </w:p>
+    <w:tbl>
+      <w:tblPr>
+        <w:tblStyle w:val="TableGrid"/>
+        <w:tblW w:w="0" w:type="auto"/>
+        <w:tblLook w:val="04A0" w:firstRow="1" w:lastRow="0" w:firstColumn="1" w:lastColumn="0" w:noHBand="0" w:noVBand="1"/>
+      </w:tblPr>
+      <w:tblGrid>
+        <w:gridCol w:w="3823"/>
+        <w:gridCol w:w="2187"/>
+        <w:gridCol w:w="3006"/>
+      </w:tblGrid>
+      <w:tr>
+        <w:tc>
+          <w:tcPr>
+            <w:tcW w:w="3823" w:type="dxa"/>
+          </w:tcPr>
+          <w:p>
+            <w:pPr>
+              <w:spacing w:line="276" w:lineRule="auto"/>
+              <w:jc w:val="center"/>
+              <w:rPr>
+                <w:b/>
+                <w:bCs/>
+                <w:lang w:val="en-US"/>
+              </w:rPr>
+            </w:pPr>
+            <w:proofErr w:type="spellStart"/>
+            <w:r>
+              <w:rPr>
+                <w:b/>
+                <w:bCs/>
+                <w:lang w:val="en-US"/>
+              </w:rPr>
+              <w:t>Anforderung</w:t>
+            </w:r>
+            <w:proofErr w:type="spellEnd"/>
+          </w:p>
+        </w:tc>
+        <w:tc>
+          <w:tcPr>
+            <w:tcW w:w="2187" w:type="dxa"/>
+          </w:tcPr>
+          <w:p>
+            <w:pPr>
+              <w:spacing w:line="276" w:lineRule="auto"/>
+              <w:jc w:val="center"/>
+              <w:rPr>
+                <w:b/>
+                <w:bCs/>
+                <w:lang w:val="en-US"/>
+              </w:rPr>
+            </w:pPr>
+            <w:proofErr w:type="spellStart"/>
+            <w:r>
+              <w:rPr>
+                <w:b/>
+                <w:bCs/>
+                <w:lang w:val="en-US"/>
+              </w:rPr>
+              <w:t>Implementiert</w:t>
+            </w:r>
+            <w:proofErr w:type="spellEnd"/>
+          </w:p>
+        </w:tc>
+        <w:tc>
+          <w:tcPr>
+            <w:tcW w:w="3006" w:type="dxa"/>
+          </w:tcPr>
+          <w:p>
+            <w:pPr>
+              <w:spacing w:line="276" w:lineRule="auto"/>
+              <w:jc w:val="center"/>
+              <w:rPr>
+                <w:b/>
+                <w:bCs/>
+                <w:lang w:val="en-US"/>
+              </w:rPr>
+            </w:pPr>
+            <w:proofErr w:type="spellStart"/>
+            <w:r>
+              <w:rPr>
+                <w:b/>
+                <w:bCs/>
+                <w:lang w:val="en-US"/>
+              </w:rPr>
+              <w:t>Nicht</w:t>
+            </w:r>
+            <w:proofErr w:type="spellEnd"/>
+            <w:r>
+              <w:rPr>
+                <w:b/>
+                <w:bCs/>
+                <w:lang w:val="en-US"/>
+              </w:rPr>
+              <w:t xml:space="preserve"> </w:t>
+            </w:r>
+            <w:proofErr w:type="spellStart"/>
+            <w:r>
+              <w:rPr>
+                <w:b/>
+                <w:bCs/>
+                <w:lang w:val="en-US"/>
+              </w:rPr>
+              <w:t>Implementiert</w:t>
+            </w:r>
+            <w:proofErr w:type="spellEnd"/>
+          </w:p>
+        </w:tc>
+      </w:tr>
+      <w:tr>
+        <w:tc>
+          <w:tcPr>
+            <w:tcW w:w="3823" w:type="dxa"/>
+          </w:tcPr>
+          <w:p>
+            <w:pPr>
+              <w:spacing w:line="276" w:lineRule="auto"/>
+              <w:rPr>
+                <w:lang w:val="en-US"/>
+              </w:rPr>
+            </w:pPr>
+            <w:proofErr w:type="spellStart"/>
+            <w:r>
+              <w:rPr>
+                <w:lang w:val="en-US"/>
+              </w:rPr>
+              <w:t>Eventsuche</w:t>
+            </w:r>
+            <w:proofErr w:type="spellEnd"/>
+          </w:p>
+        </w:tc>
+        <w:tc>
+          <w:tcPr>
+            <w:tcW w:w="2187" w:type="dxa"/>
+          </w:tcPr>
+          <w:p>
+            <w:pPr>
+              <w:spacing w:line="276" w:lineRule="auto"/>
+              <w:jc w:val="center"/>
+              <w:rPr>
+                <w:lang w:val="en-US"/>
+              </w:rPr>
+            </w:pPr>
+            <w:r>
+              <w:rPr>
+                <w:lang w:val="en-US"/>
+              </w:rPr>
+              <w:t>x</w:t>
+            </w:r>
+          </w:p>
+        </w:tc>
+        <w:tc>
+          <w:tcPr>
+            <w:tcW w:w="3006" w:type="dxa"/>
+          </w:tcPr>
+          <w:p>
+            <w:pPr>
+              <w:spacing w:line="276" w:lineRule="auto"/>
+              <w:rPr>
+                <w:lang w:val="en-US"/>
+              </w:rPr>
+            </w:pPr>
+          </w:p>
+        </w:tc>
+      </w:tr>
+      <w:tr>
+        <w:tc>
+          <w:tcPr>
+            <w:tcW w:w="3823" w:type="dxa"/>
+          </w:tcPr>
+          <w:p>
+            <w:pPr>
+              <w:spacing w:line="276" w:lineRule="auto"/>
+              <w:rPr>
+                <w:lang w:val="en-US"/>
+              </w:rPr>
+            </w:pPr>
+            <w:proofErr w:type="spellStart"/>
+            <w:r>
+              <w:rPr>
+                <w:lang w:val="en-US"/>
+              </w:rPr>
+              <w:t>Kartenintegration</w:t>
+            </w:r>
+            <w:proofErr w:type="spellEnd"/>
+          </w:p>
+        </w:tc>
+        <w:tc>
+          <w:tcPr>
+            <w:tcW w:w="2187" w:type="dxa"/>
+          </w:tcPr>
+          <w:p>
+            <w:pPr>
+              <w:spacing w:line="276" w:lineRule="auto"/>
+              <w:jc w:val="center"/>
+              <w:rPr>
+                <w:lang w:val="en-US"/>
+              </w:rPr>
+            </w:pPr>
+            <w:r>
+              <w:rPr>
+                <w:lang w:val="en-US"/>
+              </w:rPr>
+              <w:t>x</w:t>
+            </w:r>
+          </w:p>
+        </w:tc>
+        <w:tc>
+          <w:tcPr>
+            <w:tcW w:w="3006" w:type="dxa"/>
+          </w:tcPr>
+          <w:p>
+            <w:pPr>
+              <w:spacing w:line="276" w:lineRule="auto"/>
+              <w:rPr>
+                <w:lang w:val="en-US"/>
+              </w:rPr>
+            </w:pPr>
+          </w:p>
+        </w:tc>
+      </w:tr>
+      <w:tr>
+        <w:tc>
+          <w:tcPr>
+            <w:tcW w:w="3823" w:type="dxa"/>
+          </w:tcPr>
+          <w:p>
+            <w:pPr>
+              <w:spacing w:line="276" w:lineRule="auto"/>
+              <w:rPr>
+                <w:lang w:val="en-US"/>
+              </w:rPr>
+            </w:pPr>
+            <w:r>
+              <w:rPr>
+                <w:lang w:val="en-US"/>
+              </w:rPr>
+              <w:t>Bookmark-</w:t>
+            </w:r>
+            <w:proofErr w:type="spellStart"/>
+            <w:r>
+              <w:rPr>
+                <w:lang w:val="en-US"/>
+              </w:rPr>
+              <w:t>Funktion</w:t>
+            </w:r>
+            <w:proofErr w:type="spellEnd"/>
+          </w:p>
+        </w:tc>
+        <w:tc>
+          <w:tcPr>
+            <w:tcW w:w="2187" w:type="dxa"/>
+          </w:tcPr>
+          <w:p>
+            <w:pPr>
+              <w:spacing w:line="276" w:lineRule="auto"/>
+              <w:jc w:val="center"/>
+              <w:rPr>
+                <w:lang w:val="en-US"/>
+              </w:rPr>
+            </w:pPr>
+            <w:r>
+              <w:rPr>
+                <w:lang w:val="en-US"/>
+              </w:rPr>
+              <w:t>x</w:t>
+            </w:r>
+          </w:p>
+        </w:tc>
+        <w:tc>
+          <w:tcPr>
+            <w:tcW w:w="3006" w:type="dxa"/>
+          </w:tcPr>
+          <w:p>
+            <w:pPr>
+              <w:spacing w:line="276" w:lineRule="auto"/>
+              <w:rPr>
+                <w:lang w:val="en-US"/>
+              </w:rPr>
+            </w:pPr>
+          </w:p>
+        </w:tc>
+      </w:tr>
+      <w:tr>
+        <w:tc>
+          <w:tcPr>
+            <w:tcW w:w="3823" w:type="dxa"/>
+          </w:tcPr>
+          <w:p>
+            <w:pPr>
+              <w:spacing w:line="276" w:lineRule="auto"/>
+              <w:rPr>
+                <w:lang w:val="en-US"/>
+              </w:rPr>
+            </w:pPr>
+            <w:r>
+              <w:rPr>
+                <w:lang w:val="en-US"/>
+              </w:rPr>
+              <w:t>Backend-</w:t>
+            </w:r>
+            <w:proofErr w:type="spellStart"/>
+            <w:r>
+              <w:rPr>
+                <w:lang w:val="en-US"/>
+              </w:rPr>
+              <w:t>Anbindung</w:t>
+            </w:r>
+            <w:proofErr w:type="spellEnd"/>
+          </w:p>
+        </w:tc>
+        <w:tc>
+          <w:tcPr>
+            <w:tcW w:w="2187" w:type="dxa"/>
+          </w:tcPr>
+          <w:p>
+            <w:pPr>
+              <w:spacing w:line="276" w:lineRule="auto"/>
+              <w:jc w:val="center"/>
+              <w:rPr>
+                <w:lang w:val="en-US"/>
+              </w:rPr>
+            </w:pPr>
+            <w:r>
+              <w:rPr>
+                <w:lang w:val="en-US"/>
+              </w:rPr>
+              <w:t>x</w:t>
+            </w:r>
+          </w:p>
+        </w:tc>
+        <w:tc>
+          <w:tcPr>
+            <w:tcW w:w="3006" w:type="dxa"/>
+          </w:tcPr>
+          <w:p>
+            <w:pPr>
+              <w:spacing w:line="276" w:lineRule="auto"/>
+              <w:rPr>
+                <w:lang w:val="en-US"/>
+              </w:rPr>
+            </w:pPr>
+          </w:p>
+        </w:tc>
+      </w:tr>
+      <w:tr>
+        <w:tc>
+          <w:tcPr>
+            <w:tcW w:w="3823" w:type="dxa"/>
+          </w:tcPr>
+          <w:p>
+            <w:pPr>
+              <w:spacing w:line="276" w:lineRule="auto"/>
+              <w:rPr>
+                <w:lang w:val="en-US"/>
+              </w:rPr>
+            </w:pPr>
+            <w:proofErr w:type="spellStart"/>
+            <w:r>
+              <w:rPr>
+                <w:lang w:val="en-US"/>
+              </w:rPr>
+              <w:t>Responsives</w:t>
+            </w:r>
+            <w:proofErr w:type="spellEnd"/>
+            <w:r>
+              <w:rPr>
+                <w:lang w:val="en-US"/>
+              </w:rPr>
+              <w:t xml:space="preserve"> Design</w:t>
+            </w:r>
+          </w:p>
+        </w:tc>
+        <w:tc>
+          <w:tcPr>
+            <w:tcW w:w="2187" w:type="dxa"/>
+          </w:tcPr>
+          <w:p>
+            <w:pPr>
+              <w:spacing w:line="276" w:lineRule="auto"/>
+              <w:jc w:val="center"/>
+              <w:rPr>
+                <w:lang w:val="en-US"/>
+              </w:rPr>
+            </w:pPr>
+            <w:r>
+              <w:rPr>
+                <w:lang w:val="en-US"/>
+              </w:rPr>
+              <w:t>x</w:t>
+            </w:r>
+          </w:p>
+        </w:tc>
+        <w:tc>
+          <w:tcPr>
+            <w:tcW w:w="3006" w:type="dxa"/>
+          </w:tcPr>
+          <w:p>
+            <w:pPr>
+              <w:spacing w:line="276" w:lineRule="auto"/>
+              <w:rPr>
+                <w:lang w:val="en-US"/>
+              </w:rPr>
+            </w:pPr>
+          </w:p>
+        </w:tc>
+      </w:tr>
+      <w:tr>
+        <w:tc>
+          <w:tcPr>
+            <w:tcW w:w="3823" w:type="dxa"/>
+          </w:tcPr>
+          <w:p>
+            <w:pPr>
+              <w:spacing w:line="276" w:lineRule="auto"/>
+              <w:rPr>
+                <w:lang w:val="en-US"/>
+              </w:rPr>
+            </w:pPr>
+            <w:proofErr w:type="spellStart"/>
+            <w:r>
+              <w:rPr>
+                <w:lang w:val="en-US"/>
+              </w:rPr>
+              <w:t>Filtern</w:t>
+            </w:r>
+            <w:proofErr w:type="spellEnd"/>
+            <w:r>
+              <w:rPr>
+                <w:lang w:val="en-US"/>
+              </w:rPr>
+              <w:t xml:space="preserve"> </w:t>
+            </w:r>
+            <w:proofErr w:type="spellStart"/>
+            <w:r>
+              <w:rPr>
+                <w:lang w:val="en-US"/>
+              </w:rPr>
+              <w:t>nach</w:t>
+            </w:r>
+            <w:proofErr w:type="spellEnd"/>
+            <w:r>
+              <w:rPr>
+                <w:lang w:val="en-US"/>
+              </w:rPr>
+              <w:t xml:space="preserve"> </w:t>
+            </w:r>
+            <w:proofErr w:type="spellStart"/>
+            <w:r>
+              <w:rPr>
+                <w:lang w:val="en-US"/>
+              </w:rPr>
+              <w:t>Kategorien</w:t>
+            </w:r>
+            <w:proofErr w:type="spellEnd"/>
+          </w:p>
+        </w:tc>
+        <w:tc>
+          <w:tcPr>
+            <w:tcW w:w="2187" w:type="dxa"/>
+          </w:tcPr>
+          <w:p>
+            <w:pPr>
+              <w:spacing w:line="276" w:lineRule="auto"/>
+              <w:jc w:val="center"/>
+              <w:rPr>
+                <w:lang w:val="en-US"/>
+              </w:rPr>
+            </w:pPr>
+            <w:r>
+              <w:rPr>
+                <w:lang w:val="en-US"/>
+              </w:rPr>
+              <w:t>x</w:t>
+            </w:r>
+          </w:p>
+        </w:tc>
+        <w:tc>
+          <w:tcPr>
+            <w:tcW w:w="3006" w:type="dxa"/>
+          </w:tcPr>
+          <w:p>
+            <w:pPr>
+              <w:spacing w:line="276" w:lineRule="auto"/>
+              <w:rPr>
+                <w:lang w:val="en-US"/>
+              </w:rPr>
+            </w:pPr>
+          </w:p>
+        </w:tc>
+      </w:tr>
+      <w:tr>
+        <w:tc>
+          <w:tcPr>
+            <w:tcW w:w="3823" w:type="dxa"/>
+          </w:tcPr>
+          <w:p>
+            <w:pPr>
+              <w:spacing w:line="276" w:lineRule="auto"/>
+              <w:rPr>
+                <w:lang w:val="en-US"/>
+              </w:rPr>
+            </w:pPr>
+            <w:proofErr w:type="spellStart"/>
+            <w:r>
+              <w:rPr>
+                <w:lang w:val="en-US"/>
+              </w:rPr>
+              <w:t>Fehlerbehandlung</w:t>
+            </w:r>
+            <w:proofErr w:type="spellEnd"/>
+          </w:p>
+        </w:tc>
+        <w:tc>
+          <w:tcPr>
+            <w:tcW w:w="2187" w:type="dxa"/>
+          </w:tcPr>
+          <w:p>
+            <w:pPr>
+              <w:spacing w:line="276" w:lineRule="auto"/>
+              <w:jc w:val="center"/>
+              <w:rPr>
+                <w:lang w:val="en-US"/>
+              </w:rPr>
+            </w:pPr>
+            <w:r>
+              <w:rPr>
+                <w:lang w:val="en-US"/>
+              </w:rPr>
+              <w:t>x</w:t>
+            </w:r>
+          </w:p>
+        </w:tc>
+        <w:tc>
+          <w:tcPr>
+            <w:tcW w:w="3006" w:type="dxa"/>
+          </w:tcPr>
+          <w:p>
+            <w:pPr>
+              <w:spacing w:line="276" w:lineRule="auto"/>
+              <w:rPr>
+                <w:lang w:val="en-US"/>
+              </w:rPr>
+            </w:pPr>
+          </w:p>
+        </w:tc>
+      </w:tr>
+      <w:tr>
+        <w:tc>
+          <w:tcPr>
+            <w:tcW w:w="3823" w:type="dxa"/>
+          </w:tcPr>
+          <w:p>
+            <w:pPr>
+              <w:spacing w:line="276" w:lineRule="auto"/>
+              <w:rPr>
+                <w:lang w:val="en-US"/>
+              </w:rPr>
+            </w:pPr>
+            <w:proofErr w:type="spellStart"/>
+            <w:r>
+              <w:rPr>
+                <w:lang w:val="en-US"/>
+              </w:rPr>
+              <w:t>Interaktive</w:t>
+            </w:r>
+            <w:proofErr w:type="spellEnd"/>
+            <w:r>
+              <w:rPr>
+                <w:lang w:val="en-US"/>
+              </w:rPr>
+              <w:t xml:space="preserve"> </w:t>
+            </w:r>
+            <w:proofErr w:type="spellStart"/>
+            <w:r>
+              <w:rPr>
+                <w:lang w:val="en-US"/>
+              </w:rPr>
+              <w:t>Benutzerführung</w:t>
+            </w:r>
+            <w:proofErr w:type="spellEnd"/>
+          </w:p>
+        </w:tc>
+        <w:tc>
+          <w:tcPr>
+            <w:tcW w:w="2187" w:type="dxa"/>
+          </w:tcPr>
+          <w:p>
+            <w:pPr>
+              <w:spacing w:line="276" w:lineRule="auto"/>
+              <w:jc w:val="center"/>
+              <w:rPr>
+                <w:lang w:val="en-US"/>
+              </w:rPr>
+            </w:pPr>
+            <w:r>
+              <w:rPr>
+                <w:lang w:val="en-US"/>
+              </w:rPr>
+              <w:t>x</w:t>
+            </w:r>
+          </w:p>
+        </w:tc>
+        <w:tc>
+          <w:tcPr>
+            <w:tcW w:w="3006" w:type="dxa"/>
+          </w:tcPr>
+          <w:p>
+            <w:pPr>
+              <w:spacing w:line="276" w:lineRule="auto"/>
+              <w:rPr>
+                <w:lang w:val="en-US"/>
+              </w:rPr>
+            </w:pPr>
+          </w:p>
+        </w:tc>
+      </w:tr>
+      <w:tr>
+        <w:tc>
+          <w:tcPr>
+            <w:tcW w:w="3823" w:type="dxa"/>
+          </w:tcPr>
+          <w:p>
+            <w:pPr>
+              <w:spacing w:line="276" w:lineRule="auto"/>
+              <w:rPr>
+                <w:lang w:val="en-US"/>
+              </w:rPr>
+            </w:pPr>
+            <w:r>
+              <w:rPr>
+                <w:lang w:val="en-US"/>
+              </w:rPr>
+              <w:t xml:space="preserve">Pagination der </w:t>
+            </w:r>
+            <w:proofErr w:type="spellStart"/>
+            <w:r>
+              <w:rPr>
+                <w:lang w:val="en-US"/>
+              </w:rPr>
+              <w:t>Ergebnisse</w:t>
+            </w:r>
+            <w:proofErr w:type="spellEnd"/>
+          </w:p>
+        </w:tc>
+        <w:tc>
+          <w:tcPr>
+            <w:tcW w:w="2187" w:type="dxa"/>
+          </w:tcPr>
+          <w:p>
+            <w:pPr>
+              <w:spacing w:line="276" w:lineRule="auto"/>
+              <w:jc w:val="center"/>
+              <w:rPr>
+                <w:lang w:val="en-US"/>
+              </w:rPr>
+            </w:pPr>
+            <w:r>
+              <w:rPr>
+                <w:lang w:val="en-US"/>
+              </w:rPr>
+              <w:t>x</w:t>
+            </w:r>
+          </w:p>
+        </w:tc>
+        <w:tc>
+          <w:tcPr>
+            <w:tcW w:w="3006" w:type="dxa"/>
+          </w:tcPr>
+          <w:p>
+            <w:pPr>
+              <w:spacing w:line="276" w:lineRule="auto"/>
+              <w:rPr>
+                <w:lang w:val="en-US"/>
+              </w:rPr>
+            </w:pPr>
+          </w:p>
+        </w:tc>
+      </w:tr>
+      <w:tr>
+        <w:tc>
+          <w:tcPr>
+            <w:tcW w:w="3823" w:type="dxa"/>
+          </w:tcPr>
+          <w:p>
+            <w:pPr>
+              <w:spacing w:line="276" w:lineRule="auto"/>
+              <w:rPr>
+                <w:lang w:val="en-US"/>
+              </w:rPr>
+            </w:pPr>
+            <w:proofErr w:type="spellStart"/>
+            <w:r>
+              <w:rPr>
+                <w:lang w:val="en-US"/>
+              </w:rPr>
+              <w:t>Benachtrichtigungsfunktion</w:t>
+            </w:r>
+            <w:proofErr w:type="spellEnd"/>
+          </w:p>
+        </w:tc>
+        <w:tc>
+          <w:tcPr>
+            <w:tcW w:w="2187" w:type="dxa"/>
+          </w:tcPr>
+          <w:p>
+            <w:pPr>
+              <w:spacing w:line="276" w:lineRule="auto"/>
+              <w:jc w:val="center"/>
+              <w:rPr>
+                <w:lang w:val="en-US"/>
+              </w:rPr>
+            </w:pPr>
+          </w:p>
+        </w:tc>
+        <w:tc>
+          <w:tcPr>
+            <w:tcW w:w="3006" w:type="dxa"/>
+          </w:tcPr>
+          <w:p>
+            <w:pPr>
+              <w:spacing w:line="276" w:lineRule="auto"/>
+              <w:jc w:val="center"/>
+              <w:rPr>
+                <w:lang w:val="en-US"/>
+              </w:rPr>
+            </w:pPr>
+            <w:r>
+              <w:rPr>
+                <w:lang w:val="en-US"/>
+              </w:rPr>
+              <w:t>x</w:t>
+            </w:r>
+          </w:p>
+        </w:tc>
+      </w:tr>
+      <w:tr>
+        <w:tc>
+          <w:tcPr>
+            <w:tcW w:w="3823" w:type="dxa"/>
+          </w:tcPr>
+          <w:p>
+            <w:pPr>
+              <w:spacing w:line="276" w:lineRule="auto"/>
+              <w:rPr>
+                <w:lang w:val="en-US"/>
+              </w:rPr>
+            </w:pPr>
+            <w:proofErr w:type="spellStart"/>
+            <w:r>
+              <w:rPr>
+                <w:lang w:val="en-US"/>
+              </w:rPr>
+              <w:t>Zusätzliche</w:t>
+            </w:r>
+            <w:proofErr w:type="spellEnd"/>
+            <w:r>
+              <w:rPr>
+                <w:lang w:val="en-US"/>
+              </w:rPr>
+              <w:t xml:space="preserve"> </w:t>
+            </w:r>
+            <w:proofErr w:type="spellStart"/>
+            <w:r>
+              <w:rPr>
+                <w:lang w:val="en-US"/>
+              </w:rPr>
+              <w:t>Kartenfunktionen</w:t>
+            </w:r>
+            <w:proofErr w:type="spellEnd"/>
+          </w:p>
+        </w:tc>
+        <w:tc>
+          <w:tcPr>
+            <w:tcW w:w="2187" w:type="dxa"/>
+          </w:tcPr>
+          <w:p>
+            <w:pPr>
+              <w:spacing w:line="276" w:lineRule="auto"/>
+              <w:rPr>
+                <w:lang w:val="en-US"/>
+              </w:rPr>
+            </w:pPr>
+          </w:p>
+        </w:tc>
+        <w:tc>
+          <w:tcPr>
+            <w:tcW w:w="3006" w:type="dxa"/>
+          </w:tcPr>
+          <w:p>
+            <w:pPr>
+              <w:spacing w:line="276" w:lineRule="auto"/>
+              <w:jc w:val="center"/>
+              <w:rPr>
+                <w:lang w:val="en-US"/>
+              </w:rPr>
+            </w:pPr>
+            <w:r>
+              <w:rPr>
+                <w:lang w:val="en-US"/>
+              </w:rPr>
+              <w:t>x</w:t>
+            </w:r>
+          </w:p>
+        </w:tc>
+      </w:tr>
+    </w:tbl>
+    <w:p>
+      <w:pPr>
+        <w:rPr>
+          <w:lang w:val="en-US"/>
+        </w:rPr>
+      </w:pPr>
+    </w:p>
+    <w:p>
+      <w:pPr>
+        <w:rPr>
+          <w:lang w:val="en-US"/>
+        </w:rPr>
+      </w:pPr>
+    </w:p>
+    <w:p>
+      <w:pPr>
+        <w:pStyle w:val="TitleMLStyle"/>
+        <w:rPr>
+          <w:lang w:val="en-US"/>
+        </w:rPr>
+      </w:pPr>
+      <w:proofErr w:type="spellStart"/>
+      <w:r>
+        <w:rPr>
+          <w:lang w:val="en-US"/>
+        </w:rPr>
+        <w:t>Architekturmuster</w:t>
+      </w:r>
+      <w:proofErr w:type="spellEnd"/>
+    </w:p>
+    <w:p>
+      <w:pPr>
+        <w:rPr>
+          <w:lang w:val="en-US"/>
+        </w:rPr>
+      </w:pPr>
+    </w:p>
+    <w:p>
+      <w:pPr>
+        <w:rPr>
+          <w:lang w:val="en-DE"/>
+        </w:rPr>
+      </w:pPr>
+      <w:r>
+        <w:rPr>
+          <w:lang w:val="en-DE"/>
+        </w:rPr>
+        <w:t xml:space="preserve">Die Anwendung folgt dem </w:t>
+      </w:r>
+      <w:r>
+        <w:rPr>
+          <w:b/>
+          <w:bCs/>
+          <w:lang w:val="en-DE"/>
+        </w:rPr>
+        <w:t>Client-Server-Architekturmuster</w:t>
+      </w:r>
+      <w:r>
+        <w:rPr>
+          <w:lang w:val="en-DE"/>
+        </w:rPr>
+        <w:t>, bei dem das Frontend und das Backend klar voneinander getrennt sind:</w:t>
+      </w:r>
+    </w:p>
+    <w:p>
+      <w:pPr>
+        <w:rPr>
+          <w:lang w:val="en-DE"/>
+        </w:rPr>
+      </w:pPr>
+    </w:p>
+    <w:p>
+      <w:pPr>
+        <w:numPr>
+          <w:ilvl w:val="0"/>
+          <w:numId w:val="11"/>
+        </w:numPr>
+        <w:rPr>
+          <w:lang w:val="en-DE"/>
+        </w:rPr>
+      </w:pPr>
+      <w:r>
+        <w:rPr>
+          <w:b/>
+          <w:bCs/>
+          <w:lang w:val="en-DE"/>
+        </w:rPr>
+        <w:t xml:space="preserve">Frontend: </w:t>
+      </w:r>
+      <w:r>
+        <w:rPr>
+          <w:lang w:val="en-DE"/>
+        </w:rPr>
+        <w:t xml:space="preserve">Implementiert in React.js mit </w:t>
+      </w:r>
+      <w:r>
+        <w:rPr>
+          <w:b/>
+          <w:bCs/>
+          <w:lang w:val="en-DE"/>
+        </w:rPr>
+        <w:t>Vite</w:t>
+      </w:r>
+      <w:r>
+        <w:rPr>
+          <w:lang w:val="en-DE"/>
+        </w:rPr>
+        <w:t xml:space="preserve"> als Build-Tool. Das Frontend stellt die Benutzeroberfläche bereit, ermöglicht die Eingabe von Suchparametern, zeigt Ergebnisse und Favoriten an und integriert eine interaktive Karte</w:t>
+      </w:r>
+      <w:r>
+        <w:rPr>
+          <w:lang w:val="en-DE"/>
+        </w:rPr>
+        <w:t>.</w:t>
+      </w:r>
+    </w:p>
+    <w:p>
+      <w:pPr>
+        <w:numPr>
+          <w:ilvl w:val="0"/>
+          <w:numId w:val="11"/>
+        </w:numPr>
+        <w:rPr>
+          <w:lang w:val="en-DE"/>
+        </w:rPr>
+      </w:pPr>
+      <w:r>
+        <w:rPr>
+          <w:b/>
+          <w:bCs/>
+          <w:lang w:val="en-DE"/>
+        </w:rPr>
+        <w:t>Backend</w:t>
+      </w:r>
+      <w:r>
+        <w:rPr>
+          <w:lang w:val="en-DE"/>
+        </w:rPr>
+        <w:t xml:space="preserve">: Implementiert in FastAPI (Python), das die Verarbeitung von Anfragen übernimmt und Daten von der </w:t>
+      </w:r>
+      <w:r>
+        <w:rPr>
+          <w:b/>
+          <w:bCs/>
+          <w:lang w:val="en-DE"/>
+        </w:rPr>
+        <w:t>Ticketmaster-API</w:t>
+      </w:r>
+      <w:r>
+        <w:rPr>
+          <w:lang w:val="en-DE"/>
+        </w:rPr>
+        <w:t xml:space="preserve"> abruft. Das Backend dient als Middleware zwischen der externen API und dem Frontend.</w:t>
+      </w:r>
+    </w:p>
+    <w:p>
+      <w:pPr>
+        <w:numPr>
+          <w:ilvl w:val="0"/>
+          <w:numId w:val="11"/>
+        </w:numPr>
+        <w:rPr>
+          <w:lang w:val="en-DE"/>
+        </w:rPr>
+      </w:pPr>
+      <w:r>
+        <w:rPr>
+          <w:b/>
+          <w:bCs/>
+          <w:lang w:val="en-DE"/>
+        </w:rPr>
+        <w:t>Datenhaltung</w:t>
+      </w:r>
+      <w:r>
+        <w:rPr>
+          <w:lang w:val="en-DE"/>
+        </w:rPr>
+        <w:t xml:space="preserve">: Die Anwendung nutzt den </w:t>
+      </w:r>
+      <w:r>
+        <w:rPr>
+          <w:b/>
+          <w:bCs/>
+          <w:lang w:val="en-DE"/>
+        </w:rPr>
+        <w:t>Session Storage</w:t>
+      </w:r>
+      <w:r>
+        <w:rPr>
+          <w:lang w:val="en-DE"/>
+        </w:rPr>
+        <w:t xml:space="preserve"> des Browsers zur Speicherung von Favoriten, um Daten über die Sitzungsdauer hinweg zu bewahren.</w:t>
+      </w:r>
+    </w:p>
+    <w:p>
+      <w:pPr>
+        <w:rPr>
+          <w:lang w:val="en-DE"/>
+        </w:rPr>
+      </w:pPr>
+    </w:p>
+    <w:p>
+      <w:pPr>
+        <w:jc w:val="center"/>
+        <w:rPr>
+          <w:lang w:val="en-DE"/>
+        </w:rPr>
+      </w:pPr>
       <w:r>
         <w:rPr>
           <w:noProof/>
-        </w:rPr>
+          <w:lang w:val="en-DE"/>
+        </w:rPr>
+        <w:lastRenderedPageBreak/>
         <w:drawing>
-          <wp:inline distT="0" distB="0" distL="0" distR="0" wp14:anchorId="7011763F" wp14:editId="564CFE2F">
-            <wp:extent cx="5731510" cy="3032125"/>
-            <wp:effectExtent l="0" t="0" r="0" b="3175"/>
-            <wp:docPr id="1616231050" name="Picture 1" descr="A white paper with black and red text&#10;&#10;Description automatically generated"/>
+          <wp:inline distT="0" distB="0" distL="0" distR="0" wp14:anchorId="3A374228" wp14:editId="448FE53B">
+            <wp:extent cx="4474896" cy="1849749"/>
+            <wp:effectExtent l="0" t="0" r="0" b="5080"/>
+            <wp:docPr id="896126630" name="Picture 17" descr="A diagram of a server&#10;&#10;AI-generated content may be incorrect."/>
             <wp:cNvGraphicFramePr>
               <a:graphicFrameLocks xmlns:a="http://schemas.openxmlformats.org/drawingml/2006/main" noChangeAspect="1"/>
             </wp:cNvGraphicFramePr>
@@ -19,7 +2337,7 @@
               <a:graphicData uri="http://schemas.openxmlformats.org/drawingml/2006/picture">
                 <pic:pic xmlns:pic="http://schemas.openxmlformats.org/drawingml/2006/picture">
                   <pic:nvPicPr>
-                    <pic:cNvPr id="1616231050" name="Picture 1" descr="A white paper with black and red text&#10;&#10;Description automatically generated"/>
+                    <pic:cNvPr id="896126630" name="Picture 17" descr="A diagram of a server&#10;&#10;AI-generated content may be incorrect."/>
                     <pic:cNvPicPr/>
                   </pic:nvPicPr>
                   <pic:blipFill>
@@ -37,7 +2355,7 @@
                   <pic:spPr>
                     <a:xfrm>
                       <a:off x="0" y="0"/>
-                      <a:ext cx="5731510" cy="3032125"/>
+                      <a:ext cx="4536188" cy="1875085"/>
                     </a:xfrm>
                     <a:prstGeom prst="rect">
                       <a:avLst/>
@@ -50,665 +2368,40 @@
         </w:drawing>
       </w:r>
     </w:p>
-    <w:p/>
-    <w:p/>
-    <w:p>
-      <w:pPr>
-        <w:rPr>
-          <w:b/>
-          <w:bCs/>
-          <w:lang w:val="en-DE"/>
-        </w:rPr>
-      </w:pPr>
-      <w:r>
-        <w:rPr>
-          <w:b/>
-          <w:bCs/>
-          <w:lang w:val="en-DE"/>
-        </w:rPr>
-        <w:t>Unit Tests</w:t>
-      </w:r>
-    </w:p>
-    <w:p>
-      <w:pPr>
-        <w:numPr>
-          <w:ilvl w:val="0"/>
-          <w:numId w:val="1"/>
-        </w:numPr>
-        <w:rPr>
-          <w:lang w:val="en-DE"/>
-        </w:rPr>
-      </w:pPr>
-      <w:r>
-        <w:rPr>
-          <w:b/>
-          <w:bCs/>
-          <w:lang w:val="en-DE"/>
-        </w:rPr>
-        <w:t>Testing API Integration Logic</w:t>
-      </w:r>
-      <w:r>
-        <w:rPr>
-          <w:lang w:val="en-DE"/>
-        </w:rPr>
-        <w:t>:</w:t>
-      </w:r>
-    </w:p>
-    <w:p>
-      <w:pPr>
-        <w:numPr>
-          <w:ilvl w:val="1"/>
-          <w:numId w:val="1"/>
-        </w:numPr>
-        <w:rPr>
-          <w:lang w:val="en-DE"/>
-        </w:rPr>
-      </w:pPr>
-      <w:r>
-        <w:rPr>
-          <w:lang w:val="en-DE"/>
-        </w:rPr>
-        <w:t>Test the /api/events endpoint of your FastAPI backend.</w:t>
-      </w:r>
-    </w:p>
-    <w:p>
-      <w:pPr>
-        <w:numPr>
-          <w:ilvl w:val="1"/>
-          <w:numId w:val="1"/>
-        </w:numPr>
-        <w:rPr>
-          <w:lang w:val="en-DE"/>
-        </w:rPr>
-      </w:pPr>
-      <w:r>
-        <w:rPr>
-          <w:lang w:val="en-DE"/>
-        </w:rPr>
-        <w:t>Mock the Ticketmaster API responses and verify that your backend correctly processes and returns formatted data.</w:t>
-      </w:r>
-    </w:p>
-    <w:p>
-      <w:pPr>
-        <w:numPr>
-          <w:ilvl w:val="1"/>
-          <w:numId w:val="1"/>
-        </w:numPr>
-        <w:rPr>
-          <w:lang w:val="en-DE"/>
-        </w:rPr>
-      </w:pPr>
-      <w:r>
-        <w:rPr>
-          <w:lang w:val="en-DE"/>
-        </w:rPr>
-        <w:t>Example:</w:t>
-      </w:r>
-    </w:p>
-    <w:p>
-      <w:pPr>
-        <w:numPr>
-          <w:ilvl w:val="2"/>
-          <w:numId w:val="1"/>
-        </w:numPr>
-        <w:rPr>
-          <w:lang w:val="en-DE"/>
-        </w:rPr>
-      </w:pPr>
-      <w:r>
-        <w:rPr>
-          <w:lang w:val="en-DE"/>
-        </w:rPr>
-        <w:t>Verify that if the API returns events, they are formatted correctly with fields like id, name, venue, location, and image.</w:t>
-      </w:r>
-    </w:p>
-    <w:p>
-      <w:pPr>
-        <w:numPr>
-          <w:ilvl w:val="0"/>
-          <w:numId w:val="1"/>
-        </w:numPr>
-        <w:rPr>
-          <w:lang w:val="en-DE"/>
-        </w:rPr>
-      </w:pPr>
-      <w:r>
-        <w:rPr>
-          <w:b/>
-          <w:bCs/>
-          <w:lang w:val="en-DE"/>
-        </w:rPr>
-        <w:t>Frontend Search Form Validation</w:t>
-      </w:r>
-      <w:r>
-        <w:rPr>
-          <w:lang w:val="en-DE"/>
-        </w:rPr>
-        <w:t>:</w:t>
-      </w:r>
-    </w:p>
-    <w:p>
-      <w:pPr>
-        <w:numPr>
-          <w:ilvl w:val="1"/>
-          <w:numId w:val="1"/>
-        </w:numPr>
-        <w:rPr>
-          <w:lang w:val="en-DE"/>
-        </w:rPr>
-      </w:pPr>
-      <w:r>
-        <w:rPr>
-          <w:lang w:val="en-DE"/>
-        </w:rPr>
-        <w:t>Test whether the search form validates user inputs (e.g., non-empty city name, radius within an acceptable range).</w:t>
-      </w:r>
-    </w:p>
-    <w:p>
-      <w:pPr>
-        <w:numPr>
-          <w:ilvl w:val="1"/>
-          <w:numId w:val="1"/>
-        </w:numPr>
-        <w:rPr>
-          <w:lang w:val="en-DE"/>
-        </w:rPr>
-      </w:pPr>
-      <w:r>
-        <w:rPr>
-          <w:lang w:val="en-DE"/>
-        </w:rPr>
-        <w:t>Mock the API call to simulate successful or failed searches.</w:t>
-      </w:r>
-    </w:p>
-    <w:p>
-      <w:pPr>
-        <w:numPr>
-          <w:ilvl w:val="0"/>
-          <w:numId w:val="1"/>
-        </w:numPr>
-        <w:rPr>
-          <w:lang w:val="en-DE"/>
-        </w:rPr>
-      </w:pPr>
-      <w:r>
-        <w:rPr>
-          <w:b/>
-          <w:bCs/>
-          <w:lang w:val="en-DE"/>
-        </w:rPr>
-        <w:t>Favorites Functionality</w:t>
-      </w:r>
-      <w:r>
-        <w:rPr>
-          <w:lang w:val="en-DE"/>
-        </w:rPr>
-        <w:t>:</w:t>
-      </w:r>
-    </w:p>
-    <w:p>
-      <w:pPr>
-        <w:numPr>
-          <w:ilvl w:val="1"/>
-          <w:numId w:val="1"/>
-        </w:numPr>
-        <w:rPr>
-          <w:lang w:val="en-DE"/>
-        </w:rPr>
-      </w:pPr>
-      <w:r>
-        <w:rPr>
-          <w:lang w:val="en-DE"/>
-        </w:rPr>
-        <w:t>Test that when an event is bookmarked or unbookmarked, it is correctly saved in sessionStorage.</w:t>
-      </w:r>
-    </w:p>
-    <w:p>
-      <w:pPr>
-        <w:numPr>
-          <w:ilvl w:val="1"/>
-          <w:numId w:val="1"/>
-        </w:numPr>
-        <w:rPr>
-          <w:lang w:val="en-DE"/>
-        </w:rPr>
-      </w:pPr>
-      <w:r>
-        <w:rPr>
-          <w:lang w:val="en-DE"/>
-        </w:rPr>
-        <w:t>Verify that toggling the favorite button updates the state and reflects correctly in the UI.</w:t>
-      </w:r>
-    </w:p>
-    <w:p>
-      <w:pPr>
-        <w:rPr>
-          <w:b/>
-          <w:bCs/>
-          <w:lang w:val="en-DE"/>
-        </w:rPr>
-      </w:pPr>
-      <w:r>
-        <w:rPr>
-          <w:b/>
-          <w:bCs/>
-          <w:lang w:val="en-DE"/>
-        </w:rPr>
-        <w:t>Integration Tests</w:t>
-      </w:r>
-    </w:p>
-    <w:p>
-      <w:pPr>
-        <w:numPr>
-          <w:ilvl w:val="0"/>
-          <w:numId w:val="2"/>
-        </w:numPr>
-        <w:rPr>
-          <w:lang w:val="en-DE"/>
-        </w:rPr>
-      </w:pPr>
-      <w:r>
-        <w:rPr>
-          <w:b/>
-          <w:bCs/>
-          <w:lang w:val="en-DE"/>
-        </w:rPr>
-        <w:t>Frontend-Backend Communication</w:t>
-      </w:r>
-      <w:r>
-        <w:rPr>
-          <w:lang w:val="en-DE"/>
-        </w:rPr>
-        <w:t>:</w:t>
-      </w:r>
-    </w:p>
-    <w:p>
-      <w:pPr>
-        <w:numPr>
-          <w:ilvl w:val="1"/>
-          <w:numId w:val="2"/>
-        </w:numPr>
-        <w:rPr>
-          <w:lang w:val="en-DE"/>
-        </w:rPr>
-      </w:pPr>
-      <w:r>
-        <w:rPr>
-          <w:lang w:val="en-DE"/>
-        </w:rPr>
-        <w:t>Ensure that the frontend sends the correct parameters (e.g., city, category, radius) to the /api/events endpoint.</w:t>
-      </w:r>
-    </w:p>
-    <w:p>
-      <w:pPr>
-        <w:numPr>
-          <w:ilvl w:val="1"/>
-          <w:numId w:val="2"/>
-        </w:numPr>
-        <w:rPr>
-          <w:lang w:val="en-DE"/>
-        </w:rPr>
-      </w:pPr>
-      <w:r>
-        <w:rPr>
-          <w:lang w:val="en-DE"/>
-        </w:rPr>
-        <w:t>Mock backend responses and check if the UI renders the correct results.</w:t>
-      </w:r>
-    </w:p>
-    <w:p>
-      <w:pPr>
-        <w:numPr>
-          <w:ilvl w:val="0"/>
-          <w:numId w:val="2"/>
-        </w:numPr>
-        <w:rPr>
-          <w:lang w:val="en-DE"/>
-        </w:rPr>
-      </w:pPr>
-      <w:r>
-        <w:rPr>
-          <w:b/>
-          <w:bCs/>
-          <w:lang w:val="en-DE"/>
-        </w:rPr>
-        <w:t>Map and Event Interaction</w:t>
-      </w:r>
-      <w:r>
-        <w:rPr>
-          <w:lang w:val="en-DE"/>
-        </w:rPr>
-        <w:t>:</w:t>
-      </w:r>
-    </w:p>
-    <w:p>
-      <w:pPr>
-        <w:numPr>
-          <w:ilvl w:val="1"/>
-          <w:numId w:val="2"/>
-        </w:numPr>
-        <w:rPr>
-          <w:lang w:val="en-DE"/>
-        </w:rPr>
-      </w:pPr>
-      <w:r>
-        <w:rPr>
-          <w:lang w:val="en-DE"/>
-        </w:rPr>
-        <w:t>Test whether clicking an event on the UI correctly updates the map center to the event's location.</w:t>
-      </w:r>
-    </w:p>
-    <w:p>
-      <w:pPr>
-        <w:numPr>
-          <w:ilvl w:val="1"/>
-          <w:numId w:val="2"/>
-        </w:numPr>
-        <w:rPr>
-          <w:lang w:val="en-DE"/>
-        </w:rPr>
-      </w:pPr>
-      <w:r>
-        <w:rPr>
-          <w:lang w:val="en-DE"/>
-        </w:rPr>
-        <w:t>Mock a list of events with coordinates and verify the interaction between the event list and the map.</w:t>
-      </w:r>
-    </w:p>
-    <w:p>
-      <w:pPr>
-        <w:rPr>
-          <w:lang w:val="en-DE"/>
-        </w:rPr>
-      </w:pPr>
-    </w:p>
-    <w:p>
-      <w:pPr>
-        <w:rPr>
-          <w:lang w:val="en-DE"/>
-        </w:rPr>
-      </w:pPr>
-    </w:p>
-    <w:p>
-      <w:pPr>
-        <w:rPr>
-          <w:b/>
-          <w:bCs/>
-          <w:lang w:val="en-DE"/>
-        </w:rPr>
-      </w:pPr>
-      <w:r>
-        <w:rPr>
-          <w:b/>
-          <w:bCs/>
-          <w:lang w:val="en-DE"/>
-        </w:rPr>
-        <w:lastRenderedPageBreak/>
-        <w:t>System Tests</w:t>
-      </w:r>
-    </w:p>
-    <w:p>
-      <w:pPr>
-        <w:numPr>
-          <w:ilvl w:val="0"/>
-          <w:numId w:val="3"/>
-        </w:numPr>
-        <w:rPr>
-          <w:lang w:val="en-DE"/>
-        </w:rPr>
-      </w:pPr>
-      <w:r>
-        <w:rPr>
-          <w:b/>
-          <w:bCs/>
-          <w:lang w:val="en-DE"/>
-        </w:rPr>
-        <w:t>End-to-End Test</w:t>
-      </w:r>
-      <w:r>
-        <w:rPr>
-          <w:lang w:val="en-DE"/>
-        </w:rPr>
-        <w:t>:</w:t>
-      </w:r>
-    </w:p>
-    <w:p>
-      <w:pPr>
-        <w:numPr>
-          <w:ilvl w:val="1"/>
-          <w:numId w:val="3"/>
-        </w:numPr>
-        <w:rPr>
-          <w:lang w:val="en-DE"/>
-        </w:rPr>
-      </w:pPr>
-      <w:r>
-        <w:rPr>
-          <w:lang w:val="en-DE"/>
-        </w:rPr>
-        <w:t>Use tools like Cypress or Selenium to simulate a user journey:</w:t>
-      </w:r>
-    </w:p>
-    <w:p>
-      <w:pPr>
-        <w:numPr>
-          <w:ilvl w:val="2"/>
-          <w:numId w:val="3"/>
-        </w:numPr>
-        <w:rPr>
-          <w:lang w:val="en-DE"/>
-        </w:rPr>
-      </w:pPr>
-      <w:r>
-        <w:rPr>
-          <w:lang w:val="en-DE"/>
-        </w:rPr>
-        <w:t>Searching for events.</w:t>
-      </w:r>
-    </w:p>
-    <w:p>
-      <w:pPr>
-        <w:numPr>
-          <w:ilvl w:val="2"/>
-          <w:numId w:val="3"/>
-        </w:numPr>
-        <w:rPr>
-          <w:lang w:val="en-DE"/>
-        </w:rPr>
-      </w:pPr>
-      <w:r>
-        <w:rPr>
-          <w:lang w:val="en-DE"/>
-        </w:rPr>
-        <w:t>Viewing event details.</w:t>
-      </w:r>
-    </w:p>
-    <w:p>
-      <w:pPr>
-        <w:numPr>
-          <w:ilvl w:val="2"/>
-          <w:numId w:val="3"/>
-        </w:numPr>
-        <w:rPr>
-          <w:lang w:val="en-DE"/>
-        </w:rPr>
-      </w:pPr>
-      <w:r>
-        <w:rPr>
-          <w:lang w:val="en-DE"/>
-        </w:rPr>
-        <w:t>Bookmarking events.</w:t>
-      </w:r>
-    </w:p>
-    <w:p>
-      <w:pPr>
-        <w:numPr>
-          <w:ilvl w:val="2"/>
-          <w:numId w:val="3"/>
-        </w:numPr>
-        <w:rPr>
-          <w:lang w:val="en-DE"/>
-        </w:rPr>
-      </w:pPr>
-      <w:r>
-        <w:rPr>
-          <w:lang w:val="en-DE"/>
-        </w:rPr>
-        <w:t>Verifying that bookmarked events persist between sessions.</w:t>
-      </w:r>
-    </w:p>
-    <w:p>
-      <w:pPr>
-        <w:numPr>
-          <w:ilvl w:val="0"/>
-          <w:numId w:val="3"/>
-        </w:numPr>
-        <w:rPr>
-          <w:lang w:val="en-DE"/>
-        </w:rPr>
-      </w:pPr>
-      <w:r>
-        <w:rPr>
-          <w:b/>
-          <w:bCs/>
-          <w:lang w:val="en-DE"/>
-        </w:rPr>
-        <w:t>Event Filtering</w:t>
-      </w:r>
-      <w:r>
-        <w:rPr>
-          <w:lang w:val="en-DE"/>
-        </w:rPr>
-        <w:t>:</w:t>
-      </w:r>
-    </w:p>
-    <w:p>
-      <w:pPr>
-        <w:numPr>
-          <w:ilvl w:val="1"/>
-          <w:numId w:val="3"/>
-        </w:numPr>
-        <w:rPr>
-          <w:lang w:val="en-DE"/>
-        </w:rPr>
-      </w:pPr>
-      <w:r>
-        <w:rPr>
-          <w:lang w:val="en-DE"/>
-        </w:rPr>
-        <w:t>Test scenarios where users filter events by category, date, or other parameters. Ensure that the filters are applied correctly in the backend and reflected on the frontend.</w:t>
-      </w:r>
-    </w:p>
-    <w:p>
-      <w:pPr>
-        <w:rPr>
-          <w:lang w:val="en-DE"/>
-        </w:rPr>
-      </w:pPr>
-    </w:p>
-    <w:p>
-      <w:pPr>
-        <w:rPr>
-          <w:lang w:val="en-US"/>
-        </w:rPr>
-      </w:pPr>
-      <w:r>
-        <w:rPr>
-          <w:lang w:val="en-US"/>
-        </w:rPr>
-        <w:br w:type="page"/>
-      </w:r>
-    </w:p>
-    <w:p>
-      <w:pPr>
-        <w:jc w:val="center"/>
-        <w:rPr>
-          <w:b/>
-          <w:bCs/>
-          <w:sz w:val="28"/>
-          <w:szCs w:val="28"/>
-          <w:lang w:val="en-US"/>
-        </w:rPr>
-      </w:pPr>
-      <w:proofErr w:type="spellStart"/>
-      <w:r>
-        <w:rPr>
-          <w:b/>
-          <w:bCs/>
-          <w:sz w:val="28"/>
-          <w:szCs w:val="28"/>
-          <w:lang w:val="en-US"/>
-        </w:rPr>
-        <w:lastRenderedPageBreak/>
-        <w:t>Dokumentation</w:t>
-      </w:r>
-      <w:proofErr w:type="spellEnd"/>
-      <w:r>
-        <w:rPr>
-          <w:b/>
-          <w:bCs/>
-          <w:sz w:val="28"/>
-          <w:szCs w:val="28"/>
-          <w:lang w:val="en-US"/>
-        </w:rPr>
-        <w:t xml:space="preserve"> </w:t>
-      </w:r>
-      <w:r>
-        <w:rPr>
-          <w:b/>
-          <w:bCs/>
-          <w:sz w:val="28"/>
-          <w:szCs w:val="28"/>
-          <w:lang w:val="en-US"/>
-        </w:rPr>
-        <w:t>–</w:t>
-      </w:r>
-      <w:r>
-        <w:rPr>
-          <w:b/>
-          <w:bCs/>
-          <w:sz w:val="28"/>
-          <w:szCs w:val="28"/>
-          <w:lang w:val="en-US"/>
-        </w:rPr>
-        <w:t xml:space="preserve"> </w:t>
-      </w:r>
-      <w:proofErr w:type="spellStart"/>
-      <w:r>
-        <w:rPr>
-          <w:b/>
-          <w:bCs/>
-          <w:sz w:val="28"/>
-          <w:szCs w:val="28"/>
-          <w:lang w:val="en-US"/>
-        </w:rPr>
-        <w:t>Eventure</w:t>
-      </w:r>
-      <w:proofErr w:type="spellEnd"/>
-    </w:p>
-    <w:p>
-      <w:pPr>
-        <w:jc w:val="center"/>
-        <w:rPr>
-          <w:b/>
-          <w:bCs/>
-          <w:sz w:val="28"/>
-          <w:szCs w:val="28"/>
-          <w:lang w:val="en-US"/>
-        </w:rPr>
-      </w:pPr>
-    </w:p>
-    <w:p>
-      <w:pPr>
-        <w:jc w:val="center"/>
-        <w:rPr>
-          <w:b/>
-          <w:bCs/>
-          <w:sz w:val="28"/>
-          <w:szCs w:val="28"/>
-          <w:lang w:val="en-US"/>
-        </w:rPr>
-      </w:pPr>
+    <w:p>
+      <w:pPr>
+        <w:rPr>
+          <w:lang w:val="en-DE"/>
+        </w:rPr>
+      </w:pPr>
+    </w:p>
+    <w:p>
+      <w:pPr>
+        <w:rPr>
+          <w:lang w:val="en-DE"/>
+        </w:rPr>
+      </w:pPr>
+      <w:r>
+        <w:rPr>
+          <w:lang w:val="en-DE"/>
+        </w:rPr>
+        <w:t>Dieses Muster bietet eine klare Trennung der Verantwortlichkeiten, verbessert die Skalierbarkeit und erleichtert die Wartung.</w:t>
+      </w:r>
+    </w:p>
+    <w:p>
+      <w:pPr>
+        <w:rPr>
+          <w:lang w:val="en-DE"/>
+        </w:rPr>
+      </w:pPr>
+    </w:p>
+    <w:p>
+      <w:pPr>
+        <w:pStyle w:val="TitleMLStyle"/>
+      </w:pPr>
+      <w:r>
+        <w:t>Design Pattern</w:t>
+      </w:r>
     </w:p>
     <w:p>
       <w:pPr>
@@ -717,9 +2410,897 @@
           <w:bCs/>
           <w:sz w:val="26"/>
           <w:szCs w:val="26"/>
-          <w:lang w:val="en-US"/>
-        </w:rPr>
-      </w:pPr>
+        </w:rPr>
+      </w:pPr>
+    </w:p>
+    <w:p>
+      <w:pPr>
+        <w:rPr>
+          <w:lang w:val="en-DE"/>
+        </w:rPr>
+      </w:pPr>
+      <w:r>
+        <w:rPr>
+          <w:lang w:val="en-DE"/>
+        </w:rPr>
+        <w:t>In der Anwendung wurden folgende Design Patterns umgesetzt:</w:t>
+      </w:r>
+    </w:p>
+    <w:p>
+      <w:pPr>
+        <w:rPr>
+          <w:lang w:val="en-DE"/>
+        </w:rPr>
+      </w:pPr>
+    </w:p>
+    <w:p>
+      <w:pPr>
+        <w:numPr>
+          <w:ilvl w:val="0"/>
+          <w:numId w:val="12"/>
+        </w:numPr>
+        <w:rPr>
+          <w:lang w:val="en-DE"/>
+        </w:rPr>
+      </w:pPr>
+      <w:r>
+        <w:rPr>
+          <w:b/>
+          <w:bCs/>
+          <w:lang w:val="en-DE"/>
+        </w:rPr>
+        <w:t>Model-View-Controller (MVC)</w:t>
+      </w:r>
+      <w:r>
+        <w:rPr>
+          <w:lang w:val="en-DE"/>
+        </w:rPr>
+        <w:t>:</w:t>
+      </w:r>
+    </w:p>
+    <w:p>
+      <w:pPr>
+        <w:numPr>
+          <w:ilvl w:val="1"/>
+          <w:numId w:val="12"/>
+        </w:numPr>
+        <w:rPr>
+          <w:lang w:val="en-DE"/>
+        </w:rPr>
+      </w:pPr>
+      <w:r>
+        <w:rPr>
+          <w:b/>
+          <w:bCs/>
+          <w:lang w:val="en-DE"/>
+        </w:rPr>
+        <w:t>Model</w:t>
+      </w:r>
+      <w:r>
+        <w:t xml:space="preserve"> </w:t>
+      </w:r>
+      <w:r>
+        <w:t>Das Backend (</w:t>
+      </w:r>
+      <w:proofErr w:type="spellStart"/>
+      <w:r>
+        <w:t>FastAPI</w:t>
+      </w:r>
+      <w:proofErr w:type="spellEnd"/>
+      <w:r>
+        <w:t>) übernimmt die Datenverarbeitung und stellt die Datenmodelle sowie API-Endpunkte für das Frontend bereit</w:t>
+      </w:r>
+      <w:r>
+        <w:rPr>
+          <w:lang w:val="en-DE"/>
+        </w:rPr>
+        <w:t>.</w:t>
+      </w:r>
+    </w:p>
+    <w:p>
+      <w:pPr>
+        <w:numPr>
+          <w:ilvl w:val="1"/>
+          <w:numId w:val="12"/>
+        </w:numPr>
+        <w:rPr>
+          <w:lang w:val="en-DE"/>
+        </w:rPr>
+      </w:pPr>
+      <w:r>
+        <w:rPr>
+          <w:b/>
+          <w:bCs/>
+          <w:lang w:val="en-DE"/>
+        </w:rPr>
+        <w:t>View</w:t>
+      </w:r>
+      <w:r>
+        <w:rPr>
+          <w:lang w:val="en-DE"/>
+        </w:rPr>
+        <w:t xml:space="preserve">: </w:t>
+      </w:r>
+      <w:r>
+        <w:t>Das Frontend (</w:t>
+      </w:r>
+      <w:proofErr w:type="spellStart"/>
+      <w:r>
+        <w:t>React</w:t>
+      </w:r>
+      <w:proofErr w:type="spellEnd"/>
+      <w:r>
+        <w:t>) zeigt die Daten in Form von Listen, Karten und Favoritenlisten an</w:t>
+      </w:r>
+      <w:r>
+        <w:rPr>
+          <w:lang w:val="en-DE"/>
+        </w:rPr>
+        <w:t>.</w:t>
+      </w:r>
+    </w:p>
+    <w:p>
+      <w:pPr>
+        <w:numPr>
+          <w:ilvl w:val="1"/>
+          <w:numId w:val="12"/>
+        </w:numPr>
+        <w:rPr>
+          <w:lang w:val="en-DE"/>
+        </w:rPr>
+      </w:pPr>
+      <w:r>
+        <w:rPr>
+          <w:b/>
+          <w:bCs/>
+          <w:lang w:val="en-DE"/>
+        </w:rPr>
+        <w:t>Controller</w:t>
+      </w:r>
+      <w:r>
+        <w:rPr>
+          <w:lang w:val="en-DE"/>
+        </w:rPr>
+        <w:t xml:space="preserve">: </w:t>
+      </w:r>
+      <w:r>
+        <w:t>Die Logik zur Verarbeitung von Benutzereingaben und API-Anfragen wird sowohl im Backend (</w:t>
+      </w:r>
+      <w:proofErr w:type="spellStart"/>
+      <w:r>
+        <w:t>FastAPI</w:t>
+      </w:r>
+      <w:proofErr w:type="spellEnd"/>
+      <w:r>
+        <w:t>) als auch im Frontend (</w:t>
+      </w:r>
+      <w:proofErr w:type="spellStart"/>
+      <w:r>
+        <w:t>React</w:t>
+      </w:r>
+      <w:proofErr w:type="spellEnd"/>
+      <w:r>
+        <w:t>) implementiert</w:t>
+      </w:r>
+      <w:r>
+        <w:rPr>
+          <w:lang w:val="en-DE"/>
+        </w:rPr>
+        <w:t>.</w:t>
+      </w:r>
+    </w:p>
+    <w:p>
+      <w:pPr>
+        <w:jc w:val="center"/>
+      </w:pPr>
+      <w:r>
+        <w:fldChar w:fldCharType="begin"/>
+      </w:r>
+      <w:r>
+        <w:instrText xml:space="preserve"> INCLUDEPICTURE "https://developer.mozilla.org/en-US/docs/Glossary/MVC/model-view-controller-light-blue.png" \* MERGEFORMATINET </w:instrText>
+      </w:r>
+      <w:r>
+        <w:fldChar w:fldCharType="separate"/>
+      </w:r>
+      <w:r>
+        <w:rPr>
+          <w:noProof/>
+        </w:rPr>
+        <w:drawing>
+          <wp:inline distT="0" distB="0" distL="0" distR="0" wp14:anchorId="64E1D536" wp14:editId="745F18B0">
+            <wp:extent cx="2939753" cy="2204978"/>
+            <wp:effectExtent l="0" t="0" r="0" b="0"/>
+            <wp:docPr id="2019866217" name="Picture 18" descr="MVC - MDN Web Docs Glossary: Definitions of Web-related terms | MDN"/>
+            <wp:cNvGraphicFramePr>
+              <a:graphicFrameLocks xmlns:a="http://schemas.openxmlformats.org/drawingml/2006/main" noChangeAspect="1"/>
+            </wp:cNvGraphicFramePr>
+            <a:graphic xmlns:a="http://schemas.openxmlformats.org/drawingml/2006/main">
+              <a:graphicData uri="http://schemas.openxmlformats.org/drawingml/2006/picture">
+                <pic:pic xmlns:pic="http://schemas.openxmlformats.org/drawingml/2006/picture">
+                  <pic:nvPicPr>
+                    <pic:cNvPr id="0" name="Picture 4" descr="MVC - MDN Web Docs Glossary: Definitions of Web-related terms | MDN"/>
+                    <pic:cNvPicPr>
+                      <a:picLocks noChangeAspect="1" noChangeArrowheads="1"/>
+                    </pic:cNvPicPr>
+                  </pic:nvPicPr>
+                  <pic:blipFill>
+                    <a:blip r:embed="rId6" cstate="print">
+                      <a:extLst>
+                        <a:ext uri="{28A0092B-C50C-407E-A947-70E740481C1C}">
+                          <a14:useLocalDpi xmlns:a14="http://schemas.microsoft.com/office/drawing/2010/main" val="0"/>
+                        </a:ext>
+                      </a:extLst>
+                    </a:blip>
+                    <a:srcRect/>
+                    <a:stretch>
+                      <a:fillRect/>
+                    </a:stretch>
+                  </pic:blipFill>
+                  <pic:spPr bwMode="auto">
+                    <a:xfrm>
+                      <a:off x="0" y="0"/>
+                      <a:ext cx="2956898" cy="2217838"/>
+                    </a:xfrm>
+                    <a:prstGeom prst="rect">
+                      <a:avLst/>
+                    </a:prstGeom>
+                    <a:noFill/>
+                    <a:ln>
+                      <a:noFill/>
+                    </a:ln>
+                  </pic:spPr>
+                </pic:pic>
+              </a:graphicData>
+            </a:graphic>
+          </wp:inline>
+        </w:drawing>
+      </w:r>
+      <w:r>
+        <w:fldChar w:fldCharType="end"/>
+      </w:r>
+    </w:p>
+    <w:p>
+      <w:pPr>
+        <w:jc w:val="center"/>
+        <w:rPr>
+          <w:lang w:val="en-DE"/>
+        </w:rPr>
+      </w:pPr>
+    </w:p>
+    <w:p>
+      <w:pPr>
+        <w:numPr>
+          <w:ilvl w:val="0"/>
+          <w:numId w:val="12"/>
+        </w:numPr>
+        <w:rPr>
+          <w:lang w:val="en-DE"/>
+        </w:rPr>
+      </w:pPr>
+      <w:r>
+        <w:rPr>
+          <w:b/>
+          <w:bCs/>
+          <w:lang w:val="en-DE"/>
+        </w:rPr>
+        <w:t>Observer-Pattern</w:t>
+      </w:r>
+      <w:r>
+        <w:rPr>
+          <w:lang w:val="en-DE"/>
+        </w:rPr>
+        <w:t>:</w:t>
+      </w:r>
+    </w:p>
+    <w:p>
+      <w:pPr>
+        <w:numPr>
+          <w:ilvl w:val="1"/>
+          <w:numId w:val="12"/>
+        </w:numPr>
+        <w:rPr>
+          <w:lang w:val="en-DE"/>
+        </w:rPr>
+      </w:pPr>
+      <w:r>
+        <w:rPr>
+          <w:lang w:val="en-DE"/>
+        </w:rPr>
+        <w:t xml:space="preserve">Im Frontend wird der Zustand der Anwendung (z. B. Favoriten) mithilfe </w:t>
+      </w:r>
+      <w:r>
+        <w:t xml:space="preserve">von </w:t>
+      </w:r>
+      <w:proofErr w:type="spellStart"/>
+      <w:r>
+        <w:rPr>
+          <w:lang w:val="en-DE"/>
+        </w:rPr>
+        <w:t>useState</w:t>
+      </w:r>
+      <w:proofErr w:type="spellEnd"/>
+      <w:r>
+        <w:rPr>
+          <w:lang w:val="en-DE"/>
+        </w:rPr>
+        <w:t xml:space="preserve"> und </w:t>
+      </w:r>
+      <w:proofErr w:type="spellStart"/>
+      <w:r>
+        <w:rPr>
+          <w:lang w:val="en-DE"/>
+        </w:rPr>
+        <w:t>useEffect</w:t>
+      </w:r>
+      <w:proofErr w:type="spellEnd"/>
+      <w:r>
+        <w:rPr>
+          <w:lang w:val="en-DE"/>
+        </w:rPr>
+        <w:t xml:space="preserve"> verwaltet</w:t>
+      </w:r>
+      <w:r>
+        <w:t>.</w:t>
+      </w:r>
+      <w:r>
+        <w:rPr>
+          <w:lang w:val="en-DE"/>
+        </w:rPr>
+        <w:t xml:space="preserve"> verwaltet. Änderungen an diesem Zustand führen zu einer automatischen Aktualisierung der Benutzeroberfläche.</w:t>
+      </w:r>
+    </w:p>
+    <w:p>
+      <w:pPr>
+        <w:numPr>
+          <w:ilvl w:val="0"/>
+          <w:numId w:val="12"/>
+        </w:numPr>
+        <w:rPr>
+          <w:lang w:val="en-DE"/>
+        </w:rPr>
+      </w:pPr>
+      <w:r>
+        <w:rPr>
+          <w:b/>
+          <w:bCs/>
+          <w:lang w:val="en-DE"/>
+        </w:rPr>
+        <w:t>Factory Pattern</w:t>
+      </w:r>
+      <w:r>
+        <w:rPr>
+          <w:lang w:val="en-DE"/>
+        </w:rPr>
+        <w:t>:</w:t>
+      </w:r>
+    </w:p>
+    <w:p>
+      <w:pPr>
+        <w:numPr>
+          <w:ilvl w:val="1"/>
+          <w:numId w:val="12"/>
+        </w:numPr>
+        <w:rPr>
+          <w:lang w:val="en-DE"/>
+        </w:rPr>
+      </w:pPr>
+      <w:r>
+        <w:rPr>
+          <w:lang w:val="en-DE"/>
+        </w:rPr>
+        <w:lastRenderedPageBreak/>
+        <w:t>Die Erstellung von Kartenmarkern (Leaflet-Icons) basiert auf einer Factory-Methode, die Marker mit verschiedenen Icons für ausgewählte und nicht ausgewählte Events erstellt.</w:t>
+      </w:r>
+      <w:r>
+        <w:t xml:space="preserve"> </w:t>
+      </w:r>
+      <w:r>
+        <w:t>Dadurch kann das Icon dynamisch je nach Event-Status angepasst werden</w:t>
+      </w:r>
+      <w:r>
+        <w:t>.</w:t>
+      </w:r>
+    </w:p>
+    <w:p>
+      <w:pPr>
+        <w:numPr>
+          <w:ilvl w:val="0"/>
+          <w:numId w:val="12"/>
+        </w:numPr>
+        <w:rPr>
+          <w:b/>
+          <w:bCs/>
+          <w:lang w:val="en-DE"/>
+        </w:rPr>
+      </w:pPr>
+      <w:r>
+        <w:rPr>
+          <w:b/>
+          <w:bCs/>
+        </w:rPr>
+        <w:t>Singleton Pattern</w:t>
+      </w:r>
+      <w:r>
+        <w:rPr>
+          <w:b/>
+          <w:bCs/>
+        </w:rPr>
+        <w:t>:</w:t>
+      </w:r>
+    </w:p>
+    <w:p>
+      <w:pPr>
+        <w:numPr>
+          <w:ilvl w:val="1"/>
+          <w:numId w:val="12"/>
+        </w:numPr>
+        <w:rPr>
+          <w:b/>
+          <w:bCs/>
+          <w:lang w:val="en-DE"/>
+        </w:rPr>
+      </w:pPr>
+      <w:r>
+        <w:t xml:space="preserve">Im </w:t>
+      </w:r>
+      <w:r>
+        <w:rPr>
+          <w:rStyle w:val="Strong"/>
+          <w:b w:val="0"/>
+          <w:bCs w:val="0"/>
+        </w:rPr>
+        <w:t>Backend</w:t>
+      </w:r>
+      <w:r>
+        <w:t xml:space="preserve"> gibt es eine einzige Instanz der </w:t>
+      </w:r>
+      <w:proofErr w:type="spellStart"/>
+      <w:r>
+        <w:t>FastAPI</w:t>
+      </w:r>
+      <w:proofErr w:type="spellEnd"/>
+      <w:r>
+        <w:t>-App</w:t>
+      </w:r>
+      <w:r>
+        <w:t>.</w:t>
+      </w:r>
+    </w:p>
+    <w:p>
+      <w:pPr>
+        <w:jc w:val="center"/>
+        <w:rPr>
+          <w:b/>
+          <w:bCs/>
+          <w:lang w:val="en-DE"/>
+        </w:rPr>
+      </w:pPr>
+      <w:r>
+        <w:rPr>
+          <w:noProof/>
+        </w:rPr>
+        <w:drawing>
+          <wp:inline distT="0" distB="0" distL="0" distR="0" wp14:anchorId="02339A5C" wp14:editId="24D4279F">
+            <wp:extent cx="3110669" cy="567268"/>
+            <wp:effectExtent l="0" t="0" r="1270" b="4445"/>
+            <wp:docPr id="1886058886" name="Picture 20" descr="A close-up of a sign&#10;&#10;AI-generated content may be incorrect."/>
+            <wp:cNvGraphicFramePr>
+              <a:graphicFrameLocks xmlns:a="http://schemas.openxmlformats.org/drawingml/2006/main" noChangeAspect="1"/>
+            </wp:cNvGraphicFramePr>
+            <a:graphic xmlns:a="http://schemas.openxmlformats.org/drawingml/2006/main">
+              <a:graphicData uri="http://schemas.openxmlformats.org/drawingml/2006/picture">
+                <pic:pic xmlns:pic="http://schemas.openxmlformats.org/drawingml/2006/picture">
+                  <pic:nvPicPr>
+                    <pic:cNvPr id="1886058886" name="Picture 20" descr="A close-up of a sign&#10;&#10;AI-generated content may be incorrect."/>
+                    <pic:cNvPicPr/>
+                  </pic:nvPicPr>
+                  <pic:blipFill>
+                    <a:blip r:embed="rId7" cstate="print">
+                      <a:extLst>
+                        <a:ext uri="{28A0092B-C50C-407E-A947-70E740481C1C}">
+                          <a14:useLocalDpi xmlns:a14="http://schemas.microsoft.com/office/drawing/2010/main" val="0"/>
+                        </a:ext>
+                      </a:extLst>
+                    </a:blip>
+                    <a:stretch>
+                      <a:fillRect/>
+                    </a:stretch>
+                  </pic:blipFill>
+                  <pic:spPr>
+                    <a:xfrm>
+                      <a:off x="0" y="0"/>
+                      <a:ext cx="3185422" cy="580900"/>
+                    </a:xfrm>
+                    <a:prstGeom prst="rect">
+                      <a:avLst/>
+                    </a:prstGeom>
+                  </pic:spPr>
+                </pic:pic>
+              </a:graphicData>
+            </a:graphic>
+          </wp:inline>
+        </w:drawing>
+      </w:r>
+    </w:p>
+    <w:p>
+      <w:pPr>
+        <w:numPr>
+          <w:ilvl w:val="1"/>
+          <w:numId w:val="12"/>
+        </w:numPr>
+        <w:rPr>
+          <w:b/>
+          <w:bCs/>
+          <w:lang w:val="en-DE"/>
+        </w:rPr>
+      </w:pPr>
+      <w:r>
+        <w:t>Diese Singleton-Instanz wird für alle Anfragen wiederverwendet, um Effizienz zu gewährleisten.</w:t>
+      </w:r>
+    </w:p>
+    <w:p>
+      <w:pPr>
+        <w:pStyle w:val="ListParagraph"/>
+        <w:numPr>
+          <w:ilvl w:val="0"/>
+          <w:numId w:val="12"/>
+        </w:numPr>
+        <w:rPr>
+          <w:b/>
+          <w:bCs/>
+          <w:lang w:val="en-DE"/>
+        </w:rPr>
+      </w:pPr>
+      <w:r>
+        <w:rPr>
+          <w:b/>
+          <w:bCs/>
+        </w:rPr>
+        <w:t>Decorator Pattern</w:t>
+      </w:r>
+      <w:r>
+        <w:rPr>
+          <w:b/>
+          <w:bCs/>
+        </w:rPr>
+        <w:t>:</w:t>
+      </w:r>
+    </w:p>
+    <w:p>
+      <w:pPr>
+        <w:pStyle w:val="ListParagraph"/>
+        <w:numPr>
+          <w:ilvl w:val="1"/>
+          <w:numId w:val="12"/>
+        </w:numPr>
+        <w:rPr>
+          <w:b/>
+          <w:bCs/>
+          <w:lang w:val="en-DE"/>
+        </w:rPr>
+      </w:pPr>
+      <w:proofErr w:type="spellStart"/>
+      <w:r>
+        <w:t>FastAPI</w:t>
+      </w:r>
+      <w:proofErr w:type="spellEnd"/>
+      <w:r>
+        <w:t xml:space="preserve"> nutzt das </w:t>
+      </w:r>
+      <w:r>
+        <w:rPr>
+          <w:rStyle w:val="Strong"/>
+          <w:b w:val="0"/>
+          <w:bCs w:val="0"/>
+        </w:rPr>
+        <w:t>Decorator-Pattern</w:t>
+      </w:r>
+      <w:r>
+        <w:t xml:space="preserve"> für API-Endpunkte</w:t>
+      </w:r>
+      <w:r>
+        <w:t>.</w:t>
+      </w:r>
+    </w:p>
+    <w:p>
+      <w:pPr>
+        <w:jc w:val="center"/>
+        <w:rPr>
+          <w:b/>
+          <w:bCs/>
+          <w:lang w:val="en-DE"/>
+        </w:rPr>
+      </w:pPr>
+      <w:r>
+        <w:rPr>
+          <w:b/>
+          <w:bCs/>
+          <w:noProof/>
+          <w:lang w:val="en-DE"/>
+        </w:rPr>
+        <w:drawing>
+          <wp:inline distT="0" distB="0" distL="0" distR="0" wp14:anchorId="20BBE3C4" wp14:editId="4FEF27BC">
+            <wp:extent cx="3161944" cy="768591"/>
+            <wp:effectExtent l="0" t="0" r="635" b="6350"/>
+            <wp:docPr id="2053619818" name="Picture 19" descr="A white rectangular object with red text&#10;&#10;AI-generated content may be incorrect."/>
+            <wp:cNvGraphicFramePr>
+              <a:graphicFrameLocks xmlns:a="http://schemas.openxmlformats.org/drawingml/2006/main" noChangeAspect="1"/>
+            </wp:cNvGraphicFramePr>
+            <a:graphic xmlns:a="http://schemas.openxmlformats.org/drawingml/2006/main">
+              <a:graphicData uri="http://schemas.openxmlformats.org/drawingml/2006/picture">
+                <pic:pic xmlns:pic="http://schemas.openxmlformats.org/drawingml/2006/picture">
+                  <pic:nvPicPr>
+                    <pic:cNvPr id="2053619818" name="Picture 19" descr="A white rectangular object with red text&#10;&#10;AI-generated content may be incorrect."/>
+                    <pic:cNvPicPr/>
+                  </pic:nvPicPr>
+                  <pic:blipFill>
+                    <a:blip r:embed="rId8" cstate="print">
+                      <a:extLst>
+                        <a:ext uri="{28A0092B-C50C-407E-A947-70E740481C1C}">
+                          <a14:useLocalDpi xmlns:a14="http://schemas.microsoft.com/office/drawing/2010/main" val="0"/>
+                        </a:ext>
+                      </a:extLst>
+                    </a:blip>
+                    <a:stretch>
+                      <a:fillRect/>
+                    </a:stretch>
+                  </pic:blipFill>
+                  <pic:spPr>
+                    <a:xfrm>
+                      <a:off x="0" y="0"/>
+                      <a:ext cx="3231553" cy="785511"/>
+                    </a:xfrm>
+                    <a:prstGeom prst="rect">
+                      <a:avLst/>
+                    </a:prstGeom>
+                  </pic:spPr>
+                </pic:pic>
+              </a:graphicData>
+            </a:graphic>
+          </wp:inline>
+        </w:drawing>
+      </w:r>
+    </w:p>
+    <w:p>
+      <w:pPr>
+        <w:pStyle w:val="ListParagraph"/>
+        <w:numPr>
+          <w:ilvl w:val="1"/>
+          <w:numId w:val="12"/>
+        </w:numPr>
+        <w:rPr>
+          <w:b/>
+          <w:bCs/>
+          <w:lang w:val="en-DE"/>
+        </w:rPr>
+      </w:pPr>
+      <w:r>
+        <w:rPr>
+          <w:rStyle w:val="HTMLCode"/>
+          <w:rFonts w:eastAsiaTheme="majorEastAsia"/>
+        </w:rPr>
+        <w:t>@app.get("/api/events")</w:t>
+      </w:r>
+      <w:r>
+        <w:t xml:space="preserve"> erweitert die Funktionalität, indem er die Funktion </w:t>
+      </w:r>
+      <w:proofErr w:type="spellStart"/>
+      <w:r>
+        <w:rPr>
+          <w:rStyle w:val="HTMLCode"/>
+          <w:rFonts w:eastAsiaTheme="majorEastAsia"/>
+        </w:rPr>
+        <w:t>get_</w:t>
+      </w:r>
+      <w:proofErr w:type="gramStart"/>
+      <w:r>
+        <w:rPr>
+          <w:rStyle w:val="HTMLCode"/>
+          <w:rFonts w:eastAsiaTheme="majorEastAsia"/>
+        </w:rPr>
+        <w:t>events</w:t>
+      </w:r>
+      <w:proofErr w:type="spellEnd"/>
+      <w:r>
+        <w:rPr>
+          <w:rStyle w:val="HTMLCode"/>
+          <w:rFonts w:eastAsiaTheme="majorEastAsia"/>
+        </w:rPr>
+        <w:t>(</w:t>
+      </w:r>
+      <w:proofErr w:type="gramEnd"/>
+      <w:r>
+        <w:rPr>
+          <w:rStyle w:val="HTMLCode"/>
+          <w:rFonts w:eastAsiaTheme="majorEastAsia"/>
+        </w:rPr>
+        <w:t>)</w:t>
+      </w:r>
+      <w:r>
+        <w:t xml:space="preserve"> als API-Route registriert.</w:t>
+      </w:r>
+    </w:p>
+    <w:p>
+      <w:pPr>
+        <w:rPr>
+          <w:b/>
+          <w:bCs/>
+          <w:lang w:val="en-DE"/>
+        </w:rPr>
+      </w:pPr>
+    </w:p>
+    <w:p>
+      <w:pPr>
+        <w:rPr>
+          <w:b/>
+          <w:bCs/>
+          <w:lang w:val="en-DE"/>
+        </w:rPr>
+      </w:pPr>
+    </w:p>
+    <w:p>
+      <w:pPr>
+        <w:pStyle w:val="TitleMLStyle"/>
+        <w:rPr>
+          <w:lang w:val="en-DE"/>
+        </w:rPr>
+      </w:pPr>
+      <w:r>
+        <w:rPr>
+          <w:lang w:val="en-DE"/>
+        </w:rPr>
+        <w:t>Use Case Diagramm</w:t>
+      </w:r>
+    </w:p>
+    <w:p>
+      <w:pPr>
+        <w:rPr>
+          <w:lang w:val="en-DE"/>
+        </w:rPr>
+      </w:pPr>
+      <w:r>
+        <w:rPr>
+          <w:lang w:val="en-DE"/>
+        </w:rPr>
+        <w:t xml:space="preserve">Das </w:t>
+      </w:r>
+      <w:r>
+        <w:rPr>
+          <w:lang w:val="en-DE"/>
+        </w:rPr>
+        <w:t xml:space="preserve">folgende </w:t>
+      </w:r>
+      <w:r>
+        <w:rPr>
+          <w:lang w:val="en-DE"/>
+        </w:rPr>
+        <w:t>Use</w:t>
+      </w:r>
+      <w:r>
+        <w:rPr>
+          <w:rFonts w:ascii="Cambria Math" w:hAnsi="Cambria Math" w:cs="Cambria Math"/>
+          <w:lang w:val="en-DE"/>
+        </w:rPr>
+        <w:t>‐</w:t>
+      </w:r>
+      <w:r>
+        <w:rPr>
+          <w:lang w:val="en-DE"/>
+        </w:rPr>
+        <w:t>Case</w:t>
+      </w:r>
+      <w:r>
+        <w:rPr>
+          <w:rFonts w:ascii="Cambria Math" w:hAnsi="Cambria Math" w:cs="Cambria Math"/>
+          <w:lang w:val="en-DE"/>
+        </w:rPr>
+        <w:t>‐</w:t>
+      </w:r>
+      <w:r>
+        <w:rPr>
+          <w:lang w:val="en-DE"/>
+        </w:rPr>
+        <w:t>Diagramm zeigt in kompakter Form die Interaktion zwischen dem Benutzer, dem System „Eventure“ und der externen Ticketmaster</w:t>
+      </w:r>
+      <w:r>
+        <w:rPr>
+          <w:rFonts w:ascii="Cambria Math" w:hAnsi="Cambria Math" w:cs="Cambria Math"/>
+          <w:lang w:val="en-DE"/>
+        </w:rPr>
+        <w:t>‐</w:t>
+      </w:r>
+      <w:r>
+        <w:rPr>
+          <w:lang w:val="en-DE"/>
+        </w:rPr>
+        <w:t>API. Dabei dient der Use Case „Suche nach Events“ als zentraler Vorgang, der über die „&lt;&lt;include&gt;&gt;“-Beziehung den Datenabruf („Hole Event-Daten“) von der API auslöst. Zusätzlich kann der Benutzer über den Use Case „Anzeige der Event-Details“ weitere Informationen zu einzelnen Events einsehen</w:t>
+      </w:r>
+      <w:r>
+        <w:rPr>
+          <w:lang w:val="en-DE"/>
+        </w:rPr>
+        <w:t>.</w:t>
+      </w:r>
+    </w:p>
+    <w:p>
+      <w:pPr>
+        <w:rPr>
+          <w:lang w:val="en-DE"/>
+        </w:rPr>
+      </w:pPr>
+    </w:p>
+    <w:p>
+      <w:pPr>
+        <w:jc w:val="center"/>
+        <w:rPr>
+          <w:b/>
+          <w:bCs/>
+          <w:lang w:val="en-DE"/>
+        </w:rPr>
+      </w:pPr>
+      <w:r>
+        <w:rPr>
+          <w:noProof/>
+          <w:lang w:val="en-DE"/>
+        </w:rPr>
+        <w:drawing>
+          <wp:inline distT="0" distB="0" distL="0" distR="0" wp14:anchorId="3AA67B87" wp14:editId="195450F7">
+            <wp:extent cx="3768695" cy="2605018"/>
+            <wp:effectExtent l="0" t="0" r="3810" b="0"/>
+            <wp:docPr id="952033303" name="Picture 23" descr="A diagram of a diagram&#10;&#10;AI-generated content may be incorrect."/>
+            <wp:cNvGraphicFramePr>
+              <a:graphicFrameLocks xmlns:a="http://schemas.openxmlformats.org/drawingml/2006/main" noChangeAspect="1"/>
+            </wp:cNvGraphicFramePr>
+            <a:graphic xmlns:a="http://schemas.openxmlformats.org/drawingml/2006/main">
+              <a:graphicData uri="http://schemas.openxmlformats.org/drawingml/2006/picture">
+                <pic:pic xmlns:pic="http://schemas.openxmlformats.org/drawingml/2006/picture">
+                  <pic:nvPicPr>
+                    <pic:cNvPr id="952033303" name="Picture 23" descr="A diagram of a diagram&#10;&#10;AI-generated content may be incorrect."/>
+                    <pic:cNvPicPr/>
+                  </pic:nvPicPr>
+                  <pic:blipFill>
+                    <a:blip r:embed="rId9" cstate="print">
+                      <a:extLst>
+                        <a:ext uri="{28A0092B-C50C-407E-A947-70E740481C1C}">
+                          <a14:useLocalDpi xmlns:a14="http://schemas.microsoft.com/office/drawing/2010/main" val="0"/>
+                        </a:ext>
+                      </a:extLst>
+                    </a:blip>
+                    <a:stretch>
+                      <a:fillRect/>
+                    </a:stretch>
+                  </pic:blipFill>
+                  <pic:spPr>
+                    <a:xfrm>
+                      <a:off x="0" y="0"/>
+                      <a:ext cx="3796260" cy="2624072"/>
+                    </a:xfrm>
+                    <a:prstGeom prst="rect">
+                      <a:avLst/>
+                    </a:prstGeom>
+                  </pic:spPr>
+                </pic:pic>
+              </a:graphicData>
+            </a:graphic>
+          </wp:inline>
+        </w:drawing>
+      </w:r>
+    </w:p>
+    <w:p>
+      <w:pPr>
+        <w:rPr>
+          <w:lang w:val="en-DE"/>
+        </w:rPr>
+      </w:pPr>
+    </w:p>
+    <w:p>
+      <w:pPr>
+        <w:pStyle w:val="TitleMLStyle"/>
+      </w:pPr>
+      <w:r>
+        <w:lastRenderedPageBreak/>
+        <w:t>Verwendete Services und Technologien</w:t>
+      </w:r>
     </w:p>
     <w:p>
       <w:pPr>
@@ -728,2109 +3309,6 @@
           <w:bCs/>
           <w:sz w:val="26"/>
           <w:szCs w:val="26"/>
-          <w:lang w:val="en-US"/>
-        </w:rPr>
-      </w:pPr>
-      <w:proofErr w:type="spellStart"/>
-      <w:r>
-        <w:rPr>
-          <w:b/>
-          <w:bCs/>
-          <w:sz w:val="26"/>
-          <w:szCs w:val="26"/>
-          <w:lang w:val="en-US"/>
-        </w:rPr>
-        <w:t>Zielsetzung</w:t>
-      </w:r>
-      <w:proofErr w:type="spellEnd"/>
-      <w:r>
-        <w:rPr>
-          <w:b/>
-          <w:bCs/>
-          <w:sz w:val="26"/>
-          <w:szCs w:val="26"/>
-          <w:lang w:val="en-US"/>
-        </w:rPr>
-        <w:t xml:space="preserve"> der </w:t>
-      </w:r>
-      <w:proofErr w:type="spellStart"/>
-      <w:r>
-        <w:rPr>
-          <w:b/>
-          <w:bCs/>
-          <w:sz w:val="26"/>
-          <w:szCs w:val="26"/>
-          <w:lang w:val="en-US"/>
-        </w:rPr>
-        <w:t>Anwendung</w:t>
-      </w:r>
-      <w:proofErr w:type="spellEnd"/>
-    </w:p>
-    <w:p>
-      <w:pPr>
-        <w:rPr>
-          <w:lang w:val="en-US"/>
-        </w:rPr>
-      </w:pPr>
-    </w:p>
-    <w:p>
-      <w:pPr>
-        <w:rPr>
-          <w:lang w:val="en-DE"/>
-        </w:rPr>
-      </w:pPr>
-      <w:r>
-        <w:rPr>
-          <w:lang w:val="en-DE"/>
-        </w:rPr>
-        <w:t>Die Anwendung wurde entwickelt, um den Nutzern eine einfache und intuitive Möglichkeit zu bieten, Events in ihrer Umgebung zu suchen, zu verwalten und zu speichern. Mit einem benutzerfreundlichen Interface soll das Erlebnis der Event</w:t>
-      </w:r>
-      <w:r>
-        <w:rPr>
-          <w:lang w:val="en-DE"/>
-        </w:rPr>
-        <w:t xml:space="preserve">planung </w:t>
-      </w:r>
-      <w:r>
-        <w:rPr>
-          <w:lang w:val="en-DE"/>
-        </w:rPr>
-        <w:t>optimiert werden. Die Hauptziele sind:</w:t>
-      </w:r>
-    </w:p>
-    <w:p>
-      <w:pPr>
-        <w:rPr>
-          <w:lang w:val="en-DE"/>
-        </w:rPr>
-      </w:pPr>
-    </w:p>
-    <w:p>
-      <w:pPr>
-        <w:numPr>
-          <w:ilvl w:val="0"/>
-          <w:numId w:val="4"/>
-        </w:numPr>
-        <w:rPr>
-          <w:lang w:val="en-DE"/>
-        </w:rPr>
-      </w:pPr>
-      <w:r>
-        <w:rPr>
-          <w:b/>
-          <w:bCs/>
-          <w:lang w:val="en-DE"/>
-        </w:rPr>
-        <w:t>Effiziente Suche nach Events</w:t>
-      </w:r>
-      <w:r>
-        <w:rPr>
-          <w:lang w:val="en-DE"/>
-        </w:rPr>
-        <w:t>: Nutzer können durch Eingabe von Stadt, Kategorie und Suchradius gezielt Events finden, die ihren Interessen entsprechen.</w:t>
-      </w:r>
-    </w:p>
-    <w:p>
-      <w:pPr>
-        <w:numPr>
-          <w:ilvl w:val="0"/>
-          <w:numId w:val="4"/>
-        </w:numPr>
-        <w:rPr>
-          <w:lang w:val="en-DE"/>
-        </w:rPr>
-      </w:pPr>
-      <w:r>
-        <w:rPr>
-          <w:b/>
-          <w:bCs/>
-          <w:lang w:val="en-DE"/>
-        </w:rPr>
-        <w:t>Dynamische Kartendarstellung</w:t>
-      </w:r>
-      <w:r>
-        <w:rPr>
-          <w:lang w:val="en-DE"/>
-        </w:rPr>
-        <w:t>: Mit der Integration von Kartenvisualisierungen können Nutzer die geografische Lage der Events sehen und schnell relevante Informationen abrufen.</w:t>
-      </w:r>
-    </w:p>
-    <w:p>
-      <w:pPr>
-        <w:numPr>
-          <w:ilvl w:val="0"/>
-          <w:numId w:val="4"/>
-        </w:numPr>
-        <w:rPr>
-          <w:lang w:val="en-DE"/>
-        </w:rPr>
-      </w:pPr>
-      <w:r>
-        <w:rPr>
-          <w:b/>
-          <w:bCs/>
-          <w:lang w:val="en-DE"/>
-        </w:rPr>
-        <w:t>Bookmark-Funktionalität</w:t>
-      </w:r>
-      <w:r>
-        <w:rPr>
-          <w:lang w:val="en-DE"/>
-        </w:rPr>
-        <w:t>: Lieblings-Events können gespeichert werden, sodass Nutzer ihre favorisierten Veranstaltungen leicht wiederfinden.</w:t>
-      </w:r>
-    </w:p>
-    <w:p>
-      <w:pPr>
-        <w:numPr>
-          <w:ilvl w:val="0"/>
-          <w:numId w:val="4"/>
-        </w:numPr>
-        <w:rPr>
-          <w:lang w:val="en-DE"/>
-        </w:rPr>
-      </w:pPr>
-      <w:r>
-        <w:rPr>
-          <w:b/>
-          <w:bCs/>
-          <w:color w:val="FF0000"/>
-          <w:lang w:val="en-DE"/>
-        </w:rPr>
-        <w:t>Nutzerzentrierte Navigation</w:t>
-      </w:r>
-      <w:r>
-        <w:rPr>
-          <w:lang w:val="en-DE"/>
-        </w:rPr>
-        <w:t>: Die Anwendung ist responsiv und bietet ein nahtloses Erlebnis auf verschiedenen Geräten, von Desktops bis hin zu Mobilgeräten.</w:t>
-      </w:r>
-    </w:p>
-    <w:p>
-      <w:pPr>
-        <w:rPr>
-          <w:lang w:val="en-DE"/>
-        </w:rPr>
-      </w:pPr>
-    </w:p>
-    <w:p>
-      <w:pPr>
-        <w:rPr>
-          <w:b/>
-          <w:bCs/>
-          <w:sz w:val="26"/>
-          <w:szCs w:val="26"/>
-          <w:lang w:val="en-US"/>
-        </w:rPr>
-      </w:pPr>
-      <w:proofErr w:type="spellStart"/>
-      <w:r>
-        <w:rPr>
-          <w:b/>
-          <w:bCs/>
-          <w:sz w:val="26"/>
-          <w:szCs w:val="26"/>
-          <w:lang w:val="en-US"/>
-        </w:rPr>
-        <w:t>Funktionalität</w:t>
-      </w:r>
-      <w:proofErr w:type="spellEnd"/>
-      <w:r>
-        <w:rPr>
-          <w:b/>
-          <w:bCs/>
-          <w:sz w:val="26"/>
-          <w:szCs w:val="26"/>
-          <w:lang w:val="en-US"/>
-        </w:rPr>
-        <w:t xml:space="preserve"> der </w:t>
-      </w:r>
-      <w:proofErr w:type="spellStart"/>
-      <w:r>
-        <w:rPr>
-          <w:b/>
-          <w:bCs/>
-          <w:sz w:val="26"/>
-          <w:szCs w:val="26"/>
-          <w:lang w:val="en-US"/>
-        </w:rPr>
-        <w:t>Anwendung</w:t>
-      </w:r>
-      <w:proofErr w:type="spellEnd"/>
-    </w:p>
-    <w:p>
-      <w:pPr>
-        <w:rPr>
-          <w:b/>
-          <w:bCs/>
-        </w:rPr>
-      </w:pPr>
-    </w:p>
-    <w:p>
-      <w:pPr>
-        <w:rPr>
-          <w:lang w:val="en-DE"/>
-        </w:rPr>
-      </w:pPr>
-      <w:r>
-        <w:rPr>
-          <w:lang w:val="en-DE"/>
-        </w:rPr>
-        <w:t>Die Anwendung bietet folgende Kernfunktionen:</w:t>
-      </w:r>
-    </w:p>
-    <w:p>
-      <w:pPr>
-        <w:rPr>
-          <w:lang w:val="en-DE"/>
-        </w:rPr>
-      </w:pPr>
-    </w:p>
-    <w:p>
-      <w:pPr>
-        <w:numPr>
-          <w:ilvl w:val="0"/>
-          <w:numId w:val="5"/>
-        </w:numPr>
-        <w:rPr>
-          <w:lang w:val="en-DE"/>
-        </w:rPr>
-      </w:pPr>
-      <w:r>
-        <w:rPr>
-          <w:b/>
-          <w:bCs/>
-          <w:lang w:val="en-DE"/>
-        </w:rPr>
-        <w:t>Eventsuche</w:t>
-      </w:r>
-      <w:r>
-        <w:rPr>
-          <w:lang w:val="en-DE"/>
-        </w:rPr>
-        <w:t>:</w:t>
-      </w:r>
-    </w:p>
-    <w:p>
-      <w:pPr>
-        <w:numPr>
-          <w:ilvl w:val="1"/>
-          <w:numId w:val="5"/>
-        </w:numPr>
-        <w:rPr>
-          <w:lang w:val="en-DE"/>
-        </w:rPr>
-      </w:pPr>
-      <w:r>
-        <w:rPr>
-          <w:lang w:val="en-DE"/>
-        </w:rPr>
-        <w:t>Nutzer können eine Stadt, eine Kategorie (z. B. Musik, Sport, Film) und einen Suchradius angeben, um relevante Events in der Umgebung zu finden.</w:t>
-      </w:r>
-    </w:p>
-    <w:p>
-      <w:pPr>
-        <w:numPr>
-          <w:ilvl w:val="1"/>
-          <w:numId w:val="5"/>
-        </w:numPr>
-        <w:rPr>
-          <w:lang w:val="en-DE"/>
-        </w:rPr>
-      </w:pPr>
-      <w:r>
-        <w:rPr>
-          <w:lang w:val="en-DE"/>
-        </w:rPr>
-        <w:t>Ergebnisse werden in einer Liste angezeigt, die Details wie den Namen des Events, Veranstaltungsort und Datum enthält.</w:t>
-      </w:r>
-    </w:p>
-    <w:p>
-      <w:pPr>
-        <w:numPr>
-          <w:ilvl w:val="0"/>
-          <w:numId w:val="5"/>
-        </w:numPr>
-        <w:rPr>
-          <w:lang w:val="en-DE"/>
-        </w:rPr>
-      </w:pPr>
-      <w:r>
-        <w:rPr>
-          <w:b/>
-          <w:bCs/>
-          <w:lang w:val="en-DE"/>
-        </w:rPr>
-        <w:t>Kartendarstellung</w:t>
-      </w:r>
-      <w:r>
-        <w:rPr>
-          <w:lang w:val="en-DE"/>
-        </w:rPr>
-        <w:t>:</w:t>
-      </w:r>
-    </w:p>
-    <w:p>
-      <w:pPr>
-        <w:numPr>
-          <w:ilvl w:val="1"/>
-          <w:numId w:val="5"/>
-        </w:numPr>
-        <w:rPr>
-          <w:lang w:val="en-DE"/>
-        </w:rPr>
-      </w:pPr>
-      <w:r>
-        <w:rPr>
-          <w:lang w:val="en-DE"/>
-        </w:rPr>
-        <w:t>Die gefundenen Events werden auf einer interaktiven Karte angezeigt.</w:t>
-      </w:r>
-    </w:p>
-    <w:p>
-      <w:pPr>
-        <w:numPr>
-          <w:ilvl w:val="1"/>
-          <w:numId w:val="5"/>
-        </w:numPr>
-        <w:rPr>
-          <w:lang w:val="en-DE"/>
-        </w:rPr>
-      </w:pPr>
-      <w:r>
-        <w:rPr>
-          <w:lang w:val="en-DE"/>
-        </w:rPr>
-        <w:t>Marker auf der Karte zeigen den genauen Veranstaltungsort an, und Nutzer können mit einem Klick weitere Details abrufen.</w:t>
-      </w:r>
-    </w:p>
-    <w:p>
-      <w:pPr>
-        <w:numPr>
-          <w:ilvl w:val="0"/>
-          <w:numId w:val="5"/>
-        </w:numPr>
-        <w:rPr>
-          <w:lang w:val="en-DE"/>
-        </w:rPr>
-      </w:pPr>
-      <w:r>
-        <w:rPr>
-          <w:b/>
-          <w:bCs/>
-          <w:lang w:val="en-DE"/>
-        </w:rPr>
-        <w:t>Bookmark-Funktion</w:t>
-      </w:r>
-      <w:r>
-        <w:rPr>
-          <w:lang w:val="en-DE"/>
-        </w:rPr>
-        <w:t>:</w:t>
-      </w:r>
-    </w:p>
-    <w:p>
-      <w:pPr>
-        <w:numPr>
-          <w:ilvl w:val="1"/>
-          <w:numId w:val="5"/>
-        </w:numPr>
-        <w:rPr>
-          <w:lang w:val="en-DE"/>
-        </w:rPr>
-      </w:pPr>
-      <w:r>
-        <w:rPr>
-          <w:lang w:val="en-DE"/>
-        </w:rPr>
-        <w:t>Nutzer können Events als Favoriten speichern, um sie später erneut aufzurufen.</w:t>
-      </w:r>
-    </w:p>
-    <w:p>
-      <w:pPr>
-        <w:numPr>
-          <w:ilvl w:val="1"/>
-          <w:numId w:val="5"/>
-        </w:numPr>
-        <w:rPr>
-          <w:lang w:val="en-DE"/>
-        </w:rPr>
-      </w:pPr>
-      <w:r>
-        <w:rPr>
-          <w:lang w:val="en-DE"/>
-        </w:rPr>
-        <w:t>Favoriten werden in einem separaten Bereich angezeigt, der leicht zugänglich ist.</w:t>
-      </w:r>
-    </w:p>
-    <w:p>
-      <w:pPr>
-        <w:numPr>
-          <w:ilvl w:val="0"/>
-          <w:numId w:val="5"/>
-        </w:numPr>
-        <w:rPr>
-          <w:lang w:val="en-DE"/>
-        </w:rPr>
-      </w:pPr>
-      <w:r>
-        <w:rPr>
-          <w:b/>
-          <w:bCs/>
-          <w:lang w:val="en-DE"/>
-        </w:rPr>
-        <w:t>Responsives Design</w:t>
-      </w:r>
-      <w:r>
-        <w:rPr>
-          <w:lang w:val="en-DE"/>
-        </w:rPr>
-        <w:t>:</w:t>
-      </w:r>
-    </w:p>
-    <w:p>
-      <w:pPr>
-        <w:numPr>
-          <w:ilvl w:val="1"/>
-          <w:numId w:val="5"/>
-        </w:numPr>
-        <w:rPr>
-          <w:lang w:val="en-DE"/>
-        </w:rPr>
-      </w:pPr>
-      <w:r>
-        <w:rPr>
-          <w:lang w:val="en-DE"/>
-        </w:rPr>
-        <w:t>Die Anwendung wurde mit einem responsiven UI entwickelt, das auf verschiedenen Bildschirmgrößen gut funktioniert.</w:t>
-      </w:r>
-    </w:p>
-    <w:p>
-      <w:pPr>
-        <w:numPr>
-          <w:ilvl w:val="1"/>
-          <w:numId w:val="5"/>
-        </w:numPr>
-        <w:rPr>
-          <w:lang w:val="en-DE"/>
-        </w:rPr>
-      </w:pPr>
-      <w:r>
-        <w:rPr>
-          <w:lang w:val="en-DE"/>
-        </w:rPr>
-        <w:t>Die Benutzeroberfläche ist intuitiv und einfach zu navigieren.</w:t>
-      </w:r>
-    </w:p>
-    <w:p>
-      <w:pPr>
-        <w:numPr>
-          <w:ilvl w:val="0"/>
-          <w:numId w:val="5"/>
-        </w:numPr>
-        <w:rPr>
-          <w:lang w:val="en-DE"/>
-        </w:rPr>
-      </w:pPr>
-      <w:r>
-        <w:rPr>
-          <w:b/>
-          <w:bCs/>
-          <w:lang w:val="en-DE"/>
-        </w:rPr>
-        <w:lastRenderedPageBreak/>
-        <w:t>Backend-Integration</w:t>
-      </w:r>
-      <w:r>
-        <w:rPr>
-          <w:lang w:val="en-DE"/>
-        </w:rPr>
-        <w:t>:</w:t>
-      </w:r>
-    </w:p>
-    <w:p>
-      <w:pPr>
-        <w:numPr>
-          <w:ilvl w:val="1"/>
-          <w:numId w:val="5"/>
-        </w:numPr>
-        <w:rPr>
-          <w:lang w:val="en-DE"/>
-        </w:rPr>
-      </w:pPr>
-      <w:r>
-        <w:rPr>
-          <w:lang w:val="en-DE"/>
-        </w:rPr>
-        <w:t>Das Backend nutzt eine RESTful API, die die Daten der Events bereitstellt und alle Benutzeranfragen verarbeitet.</w:t>
-      </w:r>
-    </w:p>
-    <w:p>
-      <w:pPr>
-        <w:numPr>
-          <w:ilvl w:val="1"/>
-          <w:numId w:val="5"/>
-        </w:numPr>
-        <w:rPr>
-          <w:lang w:val="en-DE"/>
-        </w:rPr>
-      </w:pPr>
-      <w:r>
-        <w:rPr>
-          <w:lang w:val="en-DE"/>
-        </w:rPr>
-        <w:t>Daten werden aus externen APIs (z. B. Ticketmaster) abgerufen und verarbeitet.</w:t>
-      </w:r>
-    </w:p>
-    <w:p>
-      <w:pPr>
-        <w:rPr>
-          <w:lang w:val="en-DE"/>
-        </w:rPr>
-      </w:pPr>
-    </w:p>
-    <w:p>
-      <w:pPr>
-        <w:rPr>
-          <w:lang w:val="en-DE"/>
-        </w:rPr>
-      </w:pPr>
-    </w:p>
-    <w:p>
-      <w:pPr>
-        <w:rPr>
-          <w:b/>
-          <w:bCs/>
-          <w:sz w:val="26"/>
-          <w:szCs w:val="26"/>
-          <w:lang w:val="en-US"/>
-        </w:rPr>
-      </w:pPr>
-      <w:r>
-        <w:rPr>
-          <w:b/>
-          <w:bCs/>
-          <w:sz w:val="26"/>
-          <w:szCs w:val="26"/>
-          <w:lang w:val="en-US"/>
-        </w:rPr>
-        <w:t>Anforderungen der Anwendung</w:t>
-      </w:r>
-    </w:p>
-    <w:p>
-      <w:pPr>
-        <w:rPr>
-          <w:lang w:val="en-DE"/>
-        </w:rPr>
-      </w:pPr>
-    </w:p>
-    <w:p>
-      <w:pPr>
-        <w:rPr>
-          <w:b/>
-          <w:bCs/>
-          <w:lang w:val="en-DE"/>
-        </w:rPr>
-      </w:pPr>
-      <w:r>
-        <w:rPr>
-          <w:b/>
-          <w:bCs/>
-          <w:lang w:val="en-DE"/>
-        </w:rPr>
-        <w:t xml:space="preserve">Muss-Anforderungen </w:t>
-      </w:r>
-    </w:p>
-    <w:p>
-      <w:pPr>
-        <w:numPr>
-          <w:ilvl w:val="0"/>
-          <w:numId w:val="6"/>
-        </w:numPr>
-        <w:rPr>
-          <w:lang w:val="en-DE"/>
-        </w:rPr>
-      </w:pPr>
-      <w:r>
-        <w:rPr>
-          <w:b/>
-          <w:bCs/>
-          <w:lang w:val="en-DE"/>
-        </w:rPr>
-        <w:t>Eventsuche</w:t>
-      </w:r>
-      <w:r>
-        <w:rPr>
-          <w:lang w:val="en-DE"/>
-        </w:rPr>
-        <w:t>:</w:t>
-      </w:r>
-    </w:p>
-    <w:p>
-      <w:pPr>
-        <w:numPr>
-          <w:ilvl w:val="1"/>
-          <w:numId w:val="6"/>
-        </w:numPr>
-        <w:rPr>
-          <w:lang w:val="en-DE"/>
-        </w:rPr>
-      </w:pPr>
-      <w:r>
-        <w:rPr>
-          <w:lang w:val="en-DE"/>
-        </w:rPr>
-        <w:t>Die Anwendung muss eine Suchfunktion bereitstellen, bei der Nutzer eine Stadt, Kategorie und einen Suchradius angeben können.</w:t>
-      </w:r>
-    </w:p>
-    <w:p>
-      <w:pPr>
-        <w:numPr>
-          <w:ilvl w:val="1"/>
-          <w:numId w:val="6"/>
-        </w:numPr>
-        <w:rPr>
-          <w:lang w:val="en-DE"/>
-        </w:rPr>
-      </w:pPr>
-      <w:r>
-        <w:rPr>
-          <w:lang w:val="en-DE"/>
-        </w:rPr>
-        <w:t>Die Ergebnisse müssen in einer Liste angezeigt werden, die die wichtigsten Informationen zu jedem Event enthält.</w:t>
-      </w:r>
-    </w:p>
-    <w:p>
-      <w:pPr>
-        <w:numPr>
-          <w:ilvl w:val="0"/>
-          <w:numId w:val="6"/>
-        </w:numPr>
-        <w:rPr>
-          <w:lang w:val="en-DE"/>
-        </w:rPr>
-      </w:pPr>
-      <w:r>
-        <w:rPr>
-          <w:b/>
-          <w:bCs/>
-          <w:lang w:val="en-DE"/>
-        </w:rPr>
-        <w:t>Kartenintegration</w:t>
-      </w:r>
-      <w:r>
-        <w:rPr>
-          <w:lang w:val="en-DE"/>
-        </w:rPr>
-        <w:t>:</w:t>
-      </w:r>
-    </w:p>
-    <w:p>
-      <w:pPr>
-        <w:numPr>
-          <w:ilvl w:val="1"/>
-          <w:numId w:val="6"/>
-        </w:numPr>
-        <w:rPr>
-          <w:lang w:val="en-DE"/>
-        </w:rPr>
-      </w:pPr>
-      <w:r>
-        <w:rPr>
-          <w:lang w:val="en-DE"/>
-        </w:rPr>
-        <w:t>Die Anwendung muss eine dynamische Karte integrieren, die die gefundenen Events mit Markern anzeigt.</w:t>
-      </w:r>
-    </w:p>
-    <w:p>
-      <w:pPr>
-        <w:numPr>
-          <w:ilvl w:val="1"/>
-          <w:numId w:val="6"/>
-        </w:numPr>
-        <w:rPr>
-          <w:lang w:val="en-DE"/>
-        </w:rPr>
-      </w:pPr>
-      <w:r>
-        <w:rPr>
-          <w:lang w:val="en-DE"/>
-        </w:rPr>
-        <w:t>Die Karte muss durch Klicken auf einen Marker zusätzliche Informationen zu einem Event bereitstellen.</w:t>
-      </w:r>
-    </w:p>
-    <w:p>
-      <w:pPr>
-        <w:numPr>
-          <w:ilvl w:val="0"/>
-          <w:numId w:val="6"/>
-        </w:numPr>
-        <w:rPr>
-          <w:lang w:val="en-DE"/>
-        </w:rPr>
-      </w:pPr>
-      <w:r>
-        <w:rPr>
-          <w:b/>
-          <w:bCs/>
-          <w:lang w:val="en-DE"/>
-        </w:rPr>
-        <w:t>Bookmark-Funktion</w:t>
-      </w:r>
-      <w:r>
-        <w:rPr>
-          <w:lang w:val="en-DE"/>
-        </w:rPr>
-        <w:t>:</w:t>
-      </w:r>
-    </w:p>
-    <w:p>
-      <w:pPr>
-        <w:numPr>
-          <w:ilvl w:val="1"/>
-          <w:numId w:val="6"/>
-        </w:numPr>
-        <w:rPr>
-          <w:lang w:val="en-DE"/>
-        </w:rPr>
-      </w:pPr>
-      <w:r>
-        <w:rPr>
-          <w:lang w:val="en-DE"/>
-        </w:rPr>
-        <w:t>Nutzer müssen in der Lage sein, Events zu favorisieren und diese in einer separaten Liste zu speichern.</w:t>
-      </w:r>
-    </w:p>
-    <w:p>
-      <w:pPr>
-        <w:numPr>
-          <w:ilvl w:val="1"/>
-          <w:numId w:val="6"/>
-        </w:numPr>
-        <w:rPr>
-          <w:lang w:val="en-DE"/>
-        </w:rPr>
-      </w:pPr>
-      <w:r>
-        <w:rPr>
-          <w:lang w:val="en-DE"/>
-        </w:rPr>
-        <w:t>Favoriten müssen zwischen den Sitzungen durch Speicherung im Session Storage erhalten bleiben.</w:t>
-      </w:r>
-    </w:p>
-    <w:p>
-      <w:pPr>
-        <w:numPr>
-          <w:ilvl w:val="0"/>
-          <w:numId w:val="6"/>
-        </w:numPr>
-        <w:rPr>
-          <w:lang w:val="en-DE"/>
-        </w:rPr>
-      </w:pPr>
-      <w:r>
-        <w:rPr>
-          <w:b/>
-          <w:bCs/>
-          <w:lang w:val="en-DE"/>
-        </w:rPr>
-        <w:t>Backend-Anbindung</w:t>
-      </w:r>
-      <w:r>
-        <w:rPr>
-          <w:lang w:val="en-DE"/>
-        </w:rPr>
-        <w:t>:</w:t>
-      </w:r>
-    </w:p>
-    <w:p>
-      <w:pPr>
-        <w:numPr>
-          <w:ilvl w:val="1"/>
-          <w:numId w:val="6"/>
-        </w:numPr>
-        <w:rPr>
-          <w:lang w:val="en-DE"/>
-        </w:rPr>
-      </w:pPr>
-      <w:r>
-        <w:rPr>
-          <w:lang w:val="en-DE"/>
-        </w:rPr>
-        <w:t>Die Anwendung muss ein Backend nutzen, das Anfragen von der Benutzeroberfläche verarbeitet und Daten von einer externen API (z. B. Ticketmaster) abruft.</w:t>
-      </w:r>
-    </w:p>
-    <w:p>
-      <w:pPr>
-        <w:numPr>
-          <w:ilvl w:val="0"/>
-          <w:numId w:val="6"/>
-        </w:numPr>
-        <w:rPr>
-          <w:lang w:val="en-DE"/>
-        </w:rPr>
-      </w:pPr>
-      <w:r>
-        <w:rPr>
-          <w:b/>
-          <w:bCs/>
-          <w:lang w:val="en-DE"/>
-        </w:rPr>
-        <w:t>Responsives Design</w:t>
-      </w:r>
-      <w:r>
-        <w:rPr>
-          <w:lang w:val="en-DE"/>
-        </w:rPr>
-        <w:t>:</w:t>
-      </w:r>
-    </w:p>
-    <w:p>
-      <w:pPr>
-        <w:numPr>
-          <w:ilvl w:val="1"/>
-          <w:numId w:val="6"/>
-        </w:numPr>
-        <w:rPr>
-          <w:lang w:val="en-DE"/>
-        </w:rPr>
-      </w:pPr>
-      <w:r>
-        <w:rPr>
-          <w:lang w:val="en-DE"/>
-        </w:rPr>
-        <w:t>Die Benutzeroberfläche muss auf verschiedenen Geräten, einschließlich Desktop und Mobilgeräten, funktionsfähig und benutzerfreundlich sein.</w:t>
-      </w:r>
-    </w:p>
-    <w:p>
-      <w:pPr>
-        <w:rPr>
-          <w:lang w:val="en-DE"/>
-        </w:rPr>
-      </w:pPr>
-    </w:p>
-    <w:p>
-      <w:pPr>
-        <w:rPr>
-          <w:b/>
-          <w:bCs/>
-          <w:lang w:val="en-DE"/>
-        </w:rPr>
-      </w:pPr>
-      <w:r>
-        <w:rPr>
-          <w:b/>
-          <w:bCs/>
-          <w:lang w:val="en-DE"/>
-        </w:rPr>
-        <w:t>Soll-Anforderungen</w:t>
-      </w:r>
-    </w:p>
-    <w:p>
-      <w:pPr>
-        <w:numPr>
-          <w:ilvl w:val="0"/>
-          <w:numId w:val="7"/>
-        </w:numPr>
-        <w:rPr>
-          <w:lang w:val="en-DE"/>
-        </w:rPr>
-      </w:pPr>
-      <w:r>
-        <w:rPr>
-          <w:b/>
-          <w:bCs/>
-          <w:lang w:val="en-DE"/>
-        </w:rPr>
-        <w:t>Filtern nach Kategorien</w:t>
-      </w:r>
-      <w:r>
-        <w:rPr>
-          <w:lang w:val="en-DE"/>
-        </w:rPr>
-        <w:t>:</w:t>
-      </w:r>
-    </w:p>
-    <w:p>
-      <w:pPr>
-        <w:numPr>
-          <w:ilvl w:val="1"/>
-          <w:numId w:val="7"/>
-        </w:numPr>
-        <w:rPr>
-          <w:lang w:val="en-DE"/>
-        </w:rPr>
-      </w:pPr>
-      <w:r>
-        <w:rPr>
-          <w:lang w:val="en-DE"/>
-        </w:rPr>
-        <w:t>Nutzer sollen nach spezifischen Kategorien wie "Musik", "Sport" oder "Film" filtern können, um die Suche zu verfeinern.</w:t>
-      </w:r>
-    </w:p>
-    <w:p>
-      <w:pPr>
-        <w:numPr>
-          <w:ilvl w:val="0"/>
-          <w:numId w:val="7"/>
-        </w:numPr>
-        <w:rPr>
-          <w:lang w:val="en-DE"/>
-        </w:rPr>
-      </w:pPr>
-      <w:r>
-        <w:rPr>
-          <w:b/>
-          <w:bCs/>
-          <w:lang w:val="en-DE"/>
-        </w:rPr>
-        <w:t>Fehlerbehandlung</w:t>
-      </w:r>
-      <w:r>
-        <w:rPr>
-          <w:lang w:val="en-DE"/>
-        </w:rPr>
-        <w:t>:</w:t>
-      </w:r>
-    </w:p>
-    <w:p>
-      <w:pPr>
-        <w:numPr>
-          <w:ilvl w:val="1"/>
-          <w:numId w:val="7"/>
-        </w:numPr>
-        <w:rPr>
-          <w:lang w:val="en-DE"/>
-        </w:rPr>
-      </w:pPr>
-      <w:r>
-        <w:rPr>
-          <w:lang w:val="en-DE"/>
-        </w:rPr>
-        <w:t>Falls keine Events gefunden werden, soll eine benutzerfreundliche Fehlermeldung angezeigt werden.</w:t>
-      </w:r>
-    </w:p>
-    <w:p>
-      <w:pPr>
-        <w:numPr>
-          <w:ilvl w:val="0"/>
-          <w:numId w:val="7"/>
-        </w:numPr>
-        <w:rPr>
-          <w:lang w:val="en-DE"/>
-        </w:rPr>
-      </w:pPr>
-      <w:r>
-        <w:rPr>
-          <w:b/>
-          <w:bCs/>
-          <w:lang w:val="en-DE"/>
-        </w:rPr>
-        <w:t>Interaktive Benutzerführung</w:t>
-      </w:r>
-      <w:r>
-        <w:rPr>
-          <w:lang w:val="en-DE"/>
-        </w:rPr>
-        <w:t>:</w:t>
-      </w:r>
-    </w:p>
-    <w:p>
-      <w:pPr>
-        <w:numPr>
-          <w:ilvl w:val="1"/>
-          <w:numId w:val="7"/>
-        </w:numPr>
-        <w:rPr>
-          <w:lang w:val="en-DE"/>
-        </w:rPr>
-      </w:pPr>
-      <w:r>
-        <w:rPr>
-          <w:lang w:val="en-DE"/>
-        </w:rPr>
-        <w:t>Die Anwendung soll visuelle und textuelle Hinweise bieten, um die Nutzer durch den Suchprozess zu führen.</w:t>
-      </w:r>
-    </w:p>
-    <w:p>
-      <w:pPr>
-        <w:rPr>
-          <w:b/>
-          <w:bCs/>
-          <w:lang w:val="en-DE"/>
-        </w:rPr>
-      </w:pPr>
-      <w:r>
-        <w:rPr>
-          <w:b/>
-          <w:bCs/>
-          <w:lang w:val="en-DE"/>
-        </w:rPr>
-        <w:t>Kann-Anforderungen</w:t>
-      </w:r>
-    </w:p>
-    <w:p>
-      <w:pPr>
-        <w:numPr>
-          <w:ilvl w:val="0"/>
-          <w:numId w:val="8"/>
-        </w:numPr>
-        <w:rPr>
-          <w:lang w:val="en-DE"/>
-        </w:rPr>
-      </w:pPr>
-      <w:r>
-        <w:rPr>
-          <w:b/>
-          <w:bCs/>
-          <w:lang w:val="en-DE"/>
-        </w:rPr>
-        <w:t>Pagination der Ergebnisse</w:t>
-      </w:r>
-      <w:r>
-        <w:rPr>
-          <w:lang w:val="en-DE"/>
-        </w:rPr>
-        <w:t>:</w:t>
-      </w:r>
-    </w:p>
-    <w:p>
-      <w:pPr>
-        <w:numPr>
-          <w:ilvl w:val="1"/>
-          <w:numId w:val="8"/>
-        </w:numPr>
-        <w:rPr>
-          <w:lang w:val="en-DE"/>
-        </w:rPr>
-      </w:pPr>
-      <w:r>
-        <w:rPr>
-          <w:lang w:val="en-DE"/>
-        </w:rPr>
-        <w:t>Die Eventliste kann eine Paginierung implementieren, um große Datenmengen übersichtlich darzustellen.</w:t>
-      </w:r>
-    </w:p>
-    <w:p>
-      <w:pPr>
-        <w:numPr>
-          <w:ilvl w:val="0"/>
-          <w:numId w:val="8"/>
-        </w:numPr>
-        <w:rPr>
-          <w:lang w:val="en-DE"/>
-        </w:rPr>
-      </w:pPr>
-      <w:r>
-        <w:rPr>
-          <w:b/>
-          <w:bCs/>
-          <w:lang w:val="en-DE"/>
-        </w:rPr>
-        <w:lastRenderedPageBreak/>
-        <w:t>Zusätzliche Kartenfunktionen</w:t>
-      </w:r>
-      <w:r>
-        <w:rPr>
-          <w:lang w:val="en-DE"/>
-        </w:rPr>
-        <w:t>:</w:t>
-      </w:r>
-    </w:p>
-    <w:p>
-      <w:pPr>
-        <w:numPr>
-          <w:ilvl w:val="1"/>
-          <w:numId w:val="8"/>
-        </w:numPr>
-        <w:rPr>
-          <w:lang w:val="en-DE"/>
-        </w:rPr>
-      </w:pPr>
-      <w:r>
-        <w:rPr>
-          <w:lang w:val="en-DE"/>
-        </w:rPr>
-        <w:t>Es kann eine Funktion integriert werden, um von der Kartenansicht direkt zur Detailansicht eines Events zu gelangen.</w:t>
-      </w:r>
-    </w:p>
-    <w:p>
-      <w:pPr>
-        <w:numPr>
-          <w:ilvl w:val="0"/>
-          <w:numId w:val="8"/>
-        </w:numPr>
-        <w:rPr>
-          <w:lang w:val="en-DE"/>
-        </w:rPr>
-      </w:pPr>
-      <w:r>
-        <w:rPr>
-          <w:b/>
-          <w:bCs/>
-          <w:lang w:val="en-DE"/>
-        </w:rPr>
-        <w:t>Benachrichtigungsfunktion</w:t>
-      </w:r>
-      <w:r>
-        <w:rPr>
-          <w:lang w:val="en-DE"/>
-        </w:rPr>
-        <w:t>:</w:t>
-      </w:r>
-    </w:p>
-    <w:p>
-      <w:pPr>
-        <w:numPr>
-          <w:ilvl w:val="1"/>
-          <w:numId w:val="8"/>
-        </w:numPr>
-        <w:rPr>
-          <w:lang w:val="en-DE"/>
-        </w:rPr>
-      </w:pPr>
-      <w:r>
-        <w:rPr>
-          <w:lang w:val="en-DE"/>
-        </w:rPr>
-        <w:t>Nutzer können optional Benachrichtigungen erhalten, wenn neue Events in ihrer bevorzugten Kategorie verfügbar sind.</w:t>
-      </w:r>
-    </w:p>
-    <w:p>
-      <w:pPr>
-        <w:rPr>
-          <w:lang w:val="en-DE"/>
-        </w:rPr>
-      </w:pPr>
-    </w:p>
-    <w:p>
-      <w:pPr>
-        <w:rPr>
-          <w:b/>
-          <w:bCs/>
-          <w:sz w:val="26"/>
-          <w:szCs w:val="26"/>
-          <w:lang w:val="en-US"/>
-        </w:rPr>
-      </w:pPr>
-      <w:r>
-        <w:rPr>
-          <w:b/>
-          <w:bCs/>
-          <w:sz w:val="26"/>
-          <w:szCs w:val="26"/>
-          <w:lang w:val="en-US"/>
-        </w:rPr>
-        <w:t xml:space="preserve">Die </w:t>
-      </w:r>
-      <w:proofErr w:type="spellStart"/>
-      <w:r>
-        <w:rPr>
-          <w:b/>
-          <w:bCs/>
-          <w:sz w:val="26"/>
-          <w:szCs w:val="26"/>
-          <w:lang w:val="en-US"/>
-        </w:rPr>
-        <w:t>umgesetzte</w:t>
-      </w:r>
-      <w:proofErr w:type="spellEnd"/>
-      <w:r>
-        <w:rPr>
-          <w:b/>
-          <w:bCs/>
-          <w:sz w:val="26"/>
-          <w:szCs w:val="26"/>
-          <w:lang w:val="en-US"/>
-        </w:rPr>
-        <w:t xml:space="preserve"> </w:t>
-      </w:r>
-      <w:proofErr w:type="spellStart"/>
-      <w:r>
-        <w:rPr>
-          <w:b/>
-          <w:bCs/>
-          <w:sz w:val="26"/>
-          <w:szCs w:val="26"/>
-          <w:lang w:val="en-US"/>
-        </w:rPr>
-        <w:t>Anforderungen</w:t>
-      </w:r>
-      <w:proofErr w:type="spellEnd"/>
-    </w:p>
-    <w:p>
-      <w:pPr>
-        <w:rPr>
-          <w:b/>
-          <w:bCs/>
-          <w:sz w:val="26"/>
-          <w:szCs w:val="26"/>
-          <w:lang w:val="en-US"/>
-        </w:rPr>
-      </w:pPr>
-    </w:p>
-    <w:p>
-      <w:pPr>
-        <w:rPr>
-          <w:b/>
-          <w:bCs/>
-          <w:lang w:val="en-US"/>
-        </w:rPr>
-      </w:pPr>
-      <w:proofErr w:type="spellStart"/>
-      <w:r>
-        <w:rPr>
-          <w:b/>
-          <w:bCs/>
-          <w:lang w:val="en-US"/>
-        </w:rPr>
-        <w:t>Implementierte</w:t>
-      </w:r>
-      <w:proofErr w:type="spellEnd"/>
-      <w:r>
-        <w:rPr>
-          <w:b/>
-          <w:bCs/>
-          <w:lang w:val="en-US"/>
-        </w:rPr>
-        <w:t xml:space="preserve"> </w:t>
-      </w:r>
-      <w:proofErr w:type="spellStart"/>
-      <w:r>
-        <w:rPr>
-          <w:b/>
-          <w:bCs/>
-          <w:lang w:val="en-US"/>
-        </w:rPr>
-        <w:t>Anforderungen</w:t>
-      </w:r>
-      <w:proofErr w:type="spellEnd"/>
-    </w:p>
-    <w:p>
-      <w:pPr>
-        <w:rPr>
-          <w:b/>
-          <w:bCs/>
-          <w:lang w:val="en-US"/>
-        </w:rPr>
-      </w:pPr>
-    </w:p>
-    <w:p>
-      <w:pPr>
-        <w:pStyle w:val="ListParagraph"/>
-        <w:numPr>
-          <w:ilvl w:val="0"/>
-          <w:numId w:val="9"/>
-        </w:numPr>
-        <w:rPr>
-          <w:b/>
-          <w:bCs/>
-        </w:rPr>
-      </w:pPr>
-      <w:r>
-        <w:t>Eventsuche</w:t>
-      </w:r>
-      <w:r>
-        <w:tab/>
-      </w:r>
-      <w:r>
-        <w:tab/>
-      </w:r>
-      <w:r>
-        <w:tab/>
-        <w:t xml:space="preserve">: </w:t>
-      </w:r>
-    </w:p>
-    <w:p>
-      <w:pPr>
-        <w:pStyle w:val="ListParagraph"/>
-        <w:numPr>
-          <w:ilvl w:val="0"/>
-          <w:numId w:val="9"/>
-        </w:numPr>
-        <w:rPr>
-          <w:b/>
-          <w:bCs/>
-        </w:rPr>
-      </w:pPr>
-      <w:r>
-        <w:t>Kartenintegration</w:t>
-      </w:r>
-      <w:r>
-        <w:tab/>
-      </w:r>
-      <w:r>
-        <w:tab/>
-        <w:t>:</w:t>
-      </w:r>
-    </w:p>
-    <w:p>
-      <w:pPr>
-        <w:pStyle w:val="ListParagraph"/>
-        <w:numPr>
-          <w:ilvl w:val="0"/>
-          <w:numId w:val="9"/>
-        </w:numPr>
-        <w:rPr>
-          <w:b/>
-          <w:bCs/>
-        </w:rPr>
-      </w:pPr>
-      <w:r>
-        <w:t>Bookmark-Funktion</w:t>
-      </w:r>
-      <w:r>
-        <w:tab/>
-      </w:r>
-      <w:r>
-        <w:tab/>
-        <w:t>:</w:t>
-      </w:r>
-    </w:p>
-    <w:p>
-      <w:pPr>
-        <w:pStyle w:val="ListParagraph"/>
-        <w:numPr>
-          <w:ilvl w:val="0"/>
-          <w:numId w:val="9"/>
-        </w:numPr>
-        <w:rPr>
-          <w:b/>
-          <w:bCs/>
-        </w:rPr>
-      </w:pPr>
-      <w:r>
-        <w:t>Backend-Anbindung</w:t>
-      </w:r>
-      <w:r>
-        <w:tab/>
-      </w:r>
-      <w:r>
-        <w:tab/>
-        <w:t xml:space="preserve">: </w:t>
-      </w:r>
-    </w:p>
-    <w:p>
-      <w:pPr>
-        <w:pStyle w:val="ListParagraph"/>
-        <w:numPr>
-          <w:ilvl w:val="0"/>
-          <w:numId w:val="9"/>
-        </w:numPr>
-        <w:rPr>
-          <w:b/>
-          <w:bCs/>
-        </w:rPr>
-      </w:pPr>
-      <w:r>
-        <w:t>Responsives Design</w:t>
-      </w:r>
-      <w:r>
-        <w:tab/>
-      </w:r>
-      <w:r>
-        <w:tab/>
-        <w:t>:</w:t>
-      </w:r>
-    </w:p>
-    <w:p>
-      <w:pPr>
-        <w:pStyle w:val="ListParagraph"/>
-        <w:numPr>
-          <w:ilvl w:val="0"/>
-          <w:numId w:val="9"/>
-        </w:numPr>
-        <w:rPr>
-          <w:b/>
-          <w:bCs/>
-        </w:rPr>
-      </w:pPr>
-      <w:r>
-        <w:t>Filtern nach Kategorien</w:t>
-      </w:r>
-      <w:r>
-        <w:tab/>
-        <w:t>:</w:t>
-      </w:r>
-    </w:p>
-    <w:p>
-      <w:pPr>
-        <w:pStyle w:val="ListParagraph"/>
-        <w:numPr>
-          <w:ilvl w:val="0"/>
-          <w:numId w:val="9"/>
-        </w:numPr>
-        <w:rPr>
-          <w:b/>
-          <w:bCs/>
-        </w:rPr>
-      </w:pPr>
-      <w:r>
-        <w:t>Fehlerbehandlung</w:t>
-      </w:r>
-      <w:r>
-        <w:tab/>
-      </w:r>
-      <w:r>
-        <w:tab/>
-        <w:t xml:space="preserve">: </w:t>
-      </w:r>
-    </w:p>
-    <w:p>
-      <w:pPr>
-        <w:pStyle w:val="ListParagraph"/>
-        <w:numPr>
-          <w:ilvl w:val="0"/>
-          <w:numId w:val="9"/>
-        </w:numPr>
-        <w:rPr>
-          <w:b/>
-          <w:bCs/>
-        </w:rPr>
-      </w:pPr>
-      <w:r>
-        <w:t>Pagination der Ergebnisse</w:t>
-      </w:r>
-      <w:r>
-        <w:tab/>
-        <w:t>:</w:t>
-      </w:r>
-    </w:p>
-    <w:p>
-      <w:pPr>
-        <w:rPr>
-          <w:b/>
-          <w:bCs/>
-        </w:rPr>
-      </w:pPr>
-    </w:p>
-    <w:p>
-      <w:pPr>
-        <w:rPr>
-          <w:b/>
-          <w:bCs/>
-        </w:rPr>
-      </w:pPr>
-    </w:p>
-    <w:p>
-      <w:pPr>
-        <w:rPr>
-          <w:b/>
-          <w:bCs/>
-          <w:sz w:val="26"/>
-          <w:szCs w:val="26"/>
-        </w:rPr>
-      </w:pPr>
-    </w:p>
-    <w:p>
-      <w:pPr>
-        <w:rPr>
-          <w:b/>
-          <w:bCs/>
-          <w:lang w:val="en-US"/>
-        </w:rPr>
-      </w:pPr>
-      <w:proofErr w:type="spellStart"/>
-      <w:r>
-        <w:rPr>
-          <w:b/>
-          <w:bCs/>
-          <w:lang w:val="en-US"/>
-        </w:rPr>
-        <w:t>Nicht-</w:t>
-      </w:r>
-      <w:r>
-        <w:rPr>
-          <w:b/>
-          <w:bCs/>
-          <w:lang w:val="en-US"/>
-        </w:rPr>
-        <w:t>Implementierte</w:t>
-      </w:r>
-      <w:proofErr w:type="spellEnd"/>
-      <w:r>
-        <w:rPr>
-          <w:b/>
-          <w:bCs/>
-          <w:lang w:val="en-US"/>
-        </w:rPr>
-        <w:t xml:space="preserve"> </w:t>
-      </w:r>
-      <w:proofErr w:type="spellStart"/>
-      <w:r>
-        <w:rPr>
-          <w:b/>
-          <w:bCs/>
-          <w:lang w:val="en-US"/>
-        </w:rPr>
-        <w:t>Anforderungen</w:t>
-      </w:r>
-      <w:proofErr w:type="spellEnd"/>
-    </w:p>
-    <w:p>
-      <w:pPr>
-        <w:rPr>
-          <w:b/>
-          <w:bCs/>
-          <w:lang w:val="en-US"/>
-        </w:rPr>
-      </w:pPr>
-    </w:p>
-    <w:p>
-      <w:pPr>
-        <w:pStyle w:val="ListParagraph"/>
-        <w:numPr>
-          <w:ilvl w:val="0"/>
-          <w:numId w:val="10"/>
-        </w:numPr>
-        <w:rPr>
-          <w:lang w:val="en-US"/>
-        </w:rPr>
-      </w:pPr>
-      <w:r>
-        <w:t>Benachrichtigungsfunktion</w:t>
-      </w:r>
-    </w:p>
-    <w:p>
-      <w:pPr>
-        <w:pStyle w:val="ListParagraph"/>
-        <w:numPr>
-          <w:ilvl w:val="0"/>
-          <w:numId w:val="10"/>
-        </w:numPr>
-        <w:rPr>
-          <w:lang w:val="en-US"/>
-        </w:rPr>
-      </w:pPr>
-      <w:r>
-        <w:t>Zusätzliche Kartenfunktionen</w:t>
-      </w:r>
-    </w:p>
-    <w:p>
-      <w:pPr>
-        <w:rPr>
-          <w:lang w:val="en-US"/>
-        </w:rPr>
-      </w:pPr>
-    </w:p>
-    <w:p>
-      <w:pPr>
-        <w:rPr>
-          <w:lang w:val="en-US"/>
-        </w:rPr>
-      </w:pPr>
-    </w:p>
-    <w:p>
-      <w:pPr>
-        <w:rPr>
-          <w:lang w:val="en-US"/>
-        </w:rPr>
-      </w:pPr>
-    </w:p>
-    <w:p>
-      <w:pPr>
-        <w:rPr>
-          <w:b/>
-          <w:bCs/>
-          <w:sz w:val="26"/>
-          <w:szCs w:val="26"/>
-          <w:lang w:val="en-US"/>
-        </w:rPr>
-      </w:pPr>
-      <w:proofErr w:type="spellStart"/>
-      <w:r>
-        <w:rPr>
-          <w:b/>
-          <w:bCs/>
-          <w:sz w:val="26"/>
-          <w:szCs w:val="26"/>
-          <w:lang w:val="en-US"/>
-        </w:rPr>
-        <w:t>Architekturmuster</w:t>
-      </w:r>
-      <w:proofErr w:type="spellEnd"/>
-    </w:p>
-    <w:p>
-      <w:pPr>
-        <w:rPr>
-          <w:lang w:val="en-US"/>
-        </w:rPr>
-      </w:pPr>
-    </w:p>
-    <w:p>
-      <w:pPr>
-        <w:rPr>
-          <w:lang w:val="en-DE"/>
-        </w:rPr>
-      </w:pPr>
-      <w:r>
-        <w:rPr>
-          <w:lang w:val="en-DE"/>
-        </w:rPr>
-        <w:t xml:space="preserve">Die Anwendung folgt dem </w:t>
-      </w:r>
-      <w:r>
-        <w:rPr>
-          <w:b/>
-          <w:bCs/>
-          <w:lang w:val="en-DE"/>
-        </w:rPr>
-        <w:t>Client-Server-Architekturmuster</w:t>
-      </w:r>
-      <w:r>
-        <w:rPr>
-          <w:lang w:val="en-DE"/>
-        </w:rPr>
-        <w:t>, bei dem das Frontend und das Backend klar voneinander getrennt sind:</w:t>
-      </w:r>
-    </w:p>
-    <w:p>
-      <w:pPr>
-        <w:rPr>
-          <w:lang w:val="en-DE"/>
-        </w:rPr>
-      </w:pPr>
-    </w:p>
-    <w:p>
-      <w:pPr>
-        <w:numPr>
-          <w:ilvl w:val="0"/>
-          <w:numId w:val="11"/>
-        </w:numPr>
-        <w:rPr>
-          <w:lang w:val="en-DE"/>
-        </w:rPr>
-      </w:pPr>
-      <w:r>
-        <w:rPr>
-          <w:b/>
-          <w:bCs/>
-          <w:lang w:val="en-DE"/>
-        </w:rPr>
-        <w:t xml:space="preserve">Frontend: </w:t>
-      </w:r>
-      <w:r>
-        <w:rPr>
-          <w:lang w:val="en-DE"/>
-        </w:rPr>
-        <w:t xml:space="preserve">Implementiert in React.js mit </w:t>
-      </w:r>
-      <w:r>
-        <w:rPr>
-          <w:b/>
-          <w:bCs/>
-          <w:lang w:val="en-DE"/>
-        </w:rPr>
-        <w:t>Vite</w:t>
-      </w:r>
-      <w:r>
-        <w:rPr>
-          <w:lang w:val="en-DE"/>
-        </w:rPr>
-        <w:t xml:space="preserve"> als Build-Tool. Das Frontend stellt die Benutzeroberfläche bereit, ermöglicht die Eingabe von Suchparametern, zeigt Ergebnisse und Favoriten an und integriert eine interaktive Karte</w:t>
-      </w:r>
-      <w:r>
-        <w:rPr>
-          <w:lang w:val="en-DE"/>
-        </w:rPr>
-        <w:t>.</w:t>
-      </w:r>
-    </w:p>
-    <w:p>
-      <w:pPr>
-        <w:numPr>
-          <w:ilvl w:val="0"/>
-          <w:numId w:val="11"/>
-        </w:numPr>
-        <w:rPr>
-          <w:lang w:val="en-DE"/>
-        </w:rPr>
-      </w:pPr>
-      <w:r>
-        <w:rPr>
-          <w:b/>
-          <w:bCs/>
-          <w:lang w:val="en-DE"/>
-        </w:rPr>
-        <w:t>Backend</w:t>
-      </w:r>
-      <w:r>
-        <w:rPr>
-          <w:lang w:val="en-DE"/>
-        </w:rPr>
-        <w:t xml:space="preserve">: Implementiert in FastAPI (Python), das die Verarbeitung von Anfragen übernimmt und Daten von der </w:t>
-      </w:r>
-      <w:r>
-        <w:rPr>
-          <w:b/>
-          <w:bCs/>
-          <w:lang w:val="en-DE"/>
-        </w:rPr>
-        <w:t>Ticketmaster-API</w:t>
-      </w:r>
-      <w:r>
-        <w:rPr>
-          <w:lang w:val="en-DE"/>
-        </w:rPr>
-        <w:t xml:space="preserve"> abruft. Das Backend dient als Middleware zwischen der externen API und dem Frontend.</w:t>
-      </w:r>
-    </w:p>
-    <w:p>
-      <w:pPr>
-        <w:numPr>
-          <w:ilvl w:val="0"/>
-          <w:numId w:val="11"/>
-        </w:numPr>
-        <w:rPr>
-          <w:lang w:val="en-DE"/>
-        </w:rPr>
-      </w:pPr>
-      <w:r>
-        <w:rPr>
-          <w:b/>
-          <w:bCs/>
-          <w:lang w:val="en-DE"/>
-        </w:rPr>
-        <w:t>Datenhaltung</w:t>
-      </w:r>
-      <w:r>
-        <w:rPr>
-          <w:lang w:val="en-DE"/>
-        </w:rPr>
-        <w:t xml:space="preserve">: Die Anwendung nutzt den </w:t>
-      </w:r>
-      <w:r>
-        <w:rPr>
-          <w:b/>
-          <w:bCs/>
-          <w:lang w:val="en-DE"/>
-        </w:rPr>
-        <w:t>Session Storage</w:t>
-      </w:r>
-      <w:r>
-        <w:rPr>
-          <w:lang w:val="en-DE"/>
-        </w:rPr>
-        <w:t xml:space="preserve"> des Browsers zur Speicherung von Favoriten, um Daten über die Sitzungsdauer hinweg zu bewahren.</w:t>
-      </w:r>
-    </w:p>
-    <w:p>
-      <w:pPr>
-        <w:rPr>
-          <w:lang w:val="en-DE"/>
-        </w:rPr>
-      </w:pPr>
-    </w:p>
-    <w:p>
-      <w:pPr>
-        <w:rPr>
-          <w:lang w:val="en-DE"/>
-        </w:rPr>
-      </w:pPr>
-      <w:r>
-        <w:rPr>
-          <w:lang w:val="en-DE"/>
-        </w:rPr>
-        <w:t>Dieses Muster bietet eine klare Trennung der Verantwortlichkeiten, verbessert die Skalierbarkeit und erleichtert die Wartung.</w:t>
-      </w:r>
-    </w:p>
-    <w:p>
-      <w:pPr>
-        <w:rPr>
-          <w:b/>
-          <w:bCs/>
-          <w:sz w:val="26"/>
-          <w:szCs w:val="26"/>
-          <w:lang w:val="en-US"/>
-        </w:rPr>
-      </w:pPr>
-      <w:r>
-        <w:rPr>
-          <w:b/>
-          <w:bCs/>
-          <w:sz w:val="26"/>
-          <w:szCs w:val="26"/>
-          <w:lang w:val="en-US"/>
-        </w:rPr>
-        <w:lastRenderedPageBreak/>
-        <w:t>Design Pattern</w:t>
-      </w:r>
-    </w:p>
-    <w:p>
-      <w:pPr>
-        <w:rPr>
-          <w:b/>
-          <w:bCs/>
-          <w:sz w:val="26"/>
-          <w:szCs w:val="26"/>
-          <w:lang w:val="en-US"/>
-        </w:rPr>
-      </w:pPr>
-    </w:p>
-    <w:p>
-      <w:pPr>
-        <w:rPr>
-          <w:lang w:val="en-DE"/>
-        </w:rPr>
-      </w:pPr>
-      <w:r>
-        <w:rPr>
-          <w:lang w:val="en-DE"/>
-        </w:rPr>
-        <w:t>In der Anwendung wurden folgende Design Patterns umgesetzt:</w:t>
-      </w:r>
-    </w:p>
-    <w:p>
-      <w:pPr>
-        <w:rPr>
-          <w:lang w:val="en-DE"/>
-        </w:rPr>
-      </w:pPr>
-    </w:p>
-    <w:p>
-      <w:pPr>
-        <w:numPr>
-          <w:ilvl w:val="0"/>
-          <w:numId w:val="12"/>
-        </w:numPr>
-        <w:rPr>
-          <w:lang w:val="en-DE"/>
-        </w:rPr>
-      </w:pPr>
-      <w:r>
-        <w:rPr>
-          <w:b/>
-          <w:bCs/>
-          <w:lang w:val="en-DE"/>
-        </w:rPr>
-        <w:t>Model-View-Controller (MVC)</w:t>
-      </w:r>
-      <w:r>
-        <w:rPr>
-          <w:lang w:val="en-DE"/>
-        </w:rPr>
-        <w:t>:</w:t>
-      </w:r>
-    </w:p>
-    <w:p>
-      <w:pPr>
-        <w:numPr>
-          <w:ilvl w:val="1"/>
-          <w:numId w:val="12"/>
-        </w:numPr>
-        <w:rPr>
-          <w:lang w:val="en-DE"/>
-        </w:rPr>
-      </w:pPr>
-      <w:r>
-        <w:rPr>
-          <w:b/>
-          <w:bCs/>
-          <w:lang w:val="en-DE"/>
-        </w:rPr>
-        <w:t>Model</w:t>
-      </w:r>
-      <w:r>
-        <w:rPr>
-          <w:lang w:val="en-DE"/>
-        </w:rPr>
-        <w:t>: Das Backend übernimmt die Datenverarbeitung und stellt die Datenmodelle bereit.</w:t>
-      </w:r>
-    </w:p>
-    <w:p>
-      <w:pPr>
-        <w:numPr>
-          <w:ilvl w:val="1"/>
-          <w:numId w:val="12"/>
-        </w:numPr>
-        <w:rPr>
-          <w:lang w:val="en-DE"/>
-        </w:rPr>
-      </w:pPr>
-      <w:r>
-        <w:rPr>
-          <w:b/>
-          <w:bCs/>
-          <w:lang w:val="en-DE"/>
-        </w:rPr>
-        <w:t>View</w:t>
-      </w:r>
-      <w:r>
-        <w:rPr>
-          <w:lang w:val="en-DE"/>
-        </w:rPr>
-        <w:t>: Das Frontend zeigt die Daten in Form von Listen, Karten und Favoritenlisten an.</w:t>
-      </w:r>
-    </w:p>
-    <w:p>
-      <w:pPr>
-        <w:numPr>
-          <w:ilvl w:val="1"/>
-          <w:numId w:val="12"/>
-        </w:numPr>
-        <w:rPr>
-          <w:lang w:val="en-DE"/>
-        </w:rPr>
-      </w:pPr>
-      <w:r>
-        <w:rPr>
-          <w:b/>
-          <w:bCs/>
-          <w:lang w:val="en-DE"/>
-        </w:rPr>
-        <w:t>Controller</w:t>
-      </w:r>
-      <w:r>
-        <w:rPr>
-          <w:lang w:val="en-DE"/>
-        </w:rPr>
-        <w:t>: Die Logik zur Verarbeitung von Benutzereingaben und API-Anfragen wird im Backend sowie teilweise im Frontend implementiert.</w:t>
-      </w:r>
-    </w:p>
-    <w:p>
-      <w:pPr>
-        <w:numPr>
-          <w:ilvl w:val="0"/>
-          <w:numId w:val="12"/>
-        </w:numPr>
-        <w:rPr>
-          <w:lang w:val="en-DE"/>
-        </w:rPr>
-      </w:pPr>
-      <w:r>
-        <w:rPr>
-          <w:b/>
-          <w:bCs/>
-          <w:lang w:val="en-DE"/>
-        </w:rPr>
-        <w:t>Observer-Pattern</w:t>
-      </w:r>
-      <w:r>
-        <w:rPr>
-          <w:lang w:val="en-DE"/>
-        </w:rPr>
-        <w:t>:</w:t>
-      </w:r>
-    </w:p>
-    <w:p>
-      <w:pPr>
-        <w:numPr>
-          <w:ilvl w:val="1"/>
-          <w:numId w:val="12"/>
-        </w:numPr>
-        <w:rPr>
-          <w:lang w:val="en-DE"/>
-        </w:rPr>
-      </w:pPr>
-      <w:r>
-        <w:rPr>
-          <w:lang w:val="en-DE"/>
-        </w:rPr>
-        <w:t>Im Frontend wird der Zustand der Anwendung (z. B. Favoriten) mithilfe des useState-Hooks in React verwaltet. Änderungen an diesem Zustand führen zu einer automatischen Aktualisierung der Benutzeroberfläche.</w:t>
-      </w:r>
-    </w:p>
-    <w:p>
-      <w:pPr>
-        <w:numPr>
-          <w:ilvl w:val="0"/>
-          <w:numId w:val="12"/>
-        </w:numPr>
-        <w:rPr>
-          <w:lang w:val="en-DE"/>
-        </w:rPr>
-      </w:pPr>
-      <w:r>
-        <w:rPr>
-          <w:b/>
-          <w:bCs/>
-          <w:lang w:val="en-DE"/>
-        </w:rPr>
-        <w:t>Factory Pattern</w:t>
-      </w:r>
-      <w:r>
-        <w:rPr>
-          <w:lang w:val="en-DE"/>
-        </w:rPr>
-        <w:t>:</w:t>
-      </w:r>
-    </w:p>
-    <w:p>
-      <w:pPr>
-        <w:numPr>
-          <w:ilvl w:val="1"/>
-          <w:numId w:val="12"/>
-        </w:numPr>
-        <w:rPr>
-          <w:lang w:val="en-DE"/>
-        </w:rPr>
-      </w:pPr>
-      <w:r>
-        <w:rPr>
-          <w:lang w:val="en-DE"/>
-        </w:rPr>
-        <w:t>Die Erstellung von Kartenmarkern (Leaflet-Icons) basiert auf einer Factory-Methode, die Marker mit verschiedenen Icons für ausgewählte und nicht ausgewählte Events erstellt.</w:t>
-      </w:r>
-    </w:p>
-    <w:p>
-      <w:pPr>
-        <w:rPr>
-          <w:lang w:val="en-DE"/>
-        </w:rPr>
-      </w:pPr>
-    </w:p>
-    <w:p>
-      <w:pPr>
-        <w:rPr>
-          <w:b/>
-          <w:bCs/>
-          <w:sz w:val="26"/>
-          <w:szCs w:val="26"/>
-          <w:lang w:val="en-US"/>
-        </w:rPr>
-      </w:pPr>
-      <w:proofErr w:type="spellStart"/>
-      <w:r>
-        <w:rPr>
-          <w:b/>
-          <w:bCs/>
-          <w:sz w:val="26"/>
-          <w:szCs w:val="26"/>
-          <w:lang w:val="en-US"/>
-        </w:rPr>
-        <w:t>Verwendete</w:t>
-      </w:r>
-      <w:proofErr w:type="spellEnd"/>
-      <w:r>
-        <w:rPr>
-          <w:b/>
-          <w:bCs/>
-          <w:sz w:val="26"/>
-          <w:szCs w:val="26"/>
-          <w:lang w:val="en-US"/>
-        </w:rPr>
-        <w:t xml:space="preserve"> Services und </w:t>
-      </w:r>
-      <w:proofErr w:type="spellStart"/>
-      <w:r>
-        <w:rPr>
-          <w:b/>
-          <w:bCs/>
-          <w:sz w:val="26"/>
-          <w:szCs w:val="26"/>
-          <w:lang w:val="en-US"/>
-        </w:rPr>
-        <w:t>Technologien</w:t>
-      </w:r>
-      <w:proofErr w:type="spellEnd"/>
-    </w:p>
-    <w:p>
-      <w:pPr>
-        <w:rPr>
-          <w:b/>
-          <w:bCs/>
-          <w:sz w:val="26"/>
-          <w:szCs w:val="26"/>
-          <w:lang w:val="en-US"/>
         </w:rPr>
       </w:pPr>
     </w:p>
@@ -2850,6 +3328,15 @@
         </w:rPr>
         <w:t>Backend-Services</w:t>
       </w:r>
+    </w:p>
+    <w:p>
+      <w:pPr>
+        <w:rPr>
+          <w:b/>
+          <w:bCs/>
+          <w:lang w:val="en-DE"/>
+        </w:rPr>
+      </w:pPr>
     </w:p>
     <w:p>
       <w:pPr>
@@ -2996,6 +3483,15 @@
     </w:p>
     <w:p>
       <w:pPr>
+        <w:rPr>
+          <w:b/>
+          <w:bCs/>
+          <w:lang w:val="en-DE"/>
+        </w:rPr>
+      </w:pPr>
+    </w:p>
+    <w:p>
+      <w:pPr>
         <w:pStyle w:val="ListParagraph"/>
         <w:numPr>
           <w:ilvl w:val="0"/>
@@ -3165,7 +3661,6 @@
         <w:rPr>
           <w:lang w:val="en-DE"/>
         </w:rPr>
-        <w:lastRenderedPageBreak/>
         <w:t>Wird für die Kartenintegration verwendet. Diese Bibliothek nutzt die Funktionen von Leaflet, um Marker und Popups für Events auf einer dynamischen Karte darzustellen.</w:t>
       </w:r>
     </w:p>
@@ -3228,20 +3723,13 @@
     </w:p>
     <w:p>
       <w:pPr>
-        <w:rPr>
-          <w:b/>
-          <w:bCs/>
-          <w:sz w:val="28"/>
-          <w:szCs w:val="28"/>
-          <w:lang w:val="en-DE"/>
-        </w:rPr>
-      </w:pPr>
-      <w:r>
-        <w:rPr>
-          <w:b/>
-          <w:bCs/>
-          <w:sz w:val="28"/>
-          <w:szCs w:val="28"/>
+        <w:pStyle w:val="TitleMLStyle"/>
+        <w:rPr>
+          <w:lang w:val="en-DE"/>
+        </w:rPr>
+      </w:pPr>
+      <w:r>
+        <w:rPr>
           <w:lang w:val="en-DE"/>
         </w:rPr>
         <w:t>Anleitung zum Starten der Anwendung</w:t>
@@ -3395,9 +3883,17 @@
       </w:pPr>
       <w:r>
         <w:rPr>
-          <w:lang w:val="en-DE"/>
-        </w:rPr>
-        <w:t>npm (kommt mit Node.js) für die Abhängigkeiten des Frontends.</w:t>
+          <w:i/>
+          <w:iCs/>
+          <w:lang w:val="en-DE"/>
+        </w:rPr>
+        <w:t>npm</w:t>
+      </w:r>
+      <w:r>
+        <w:rPr>
+          <w:lang w:val="en-DE"/>
+        </w:rPr>
+        <w:t xml:space="preserve"> (kommt mit Node.js) für die Abhängigkeiten des Frontends.</w:t>
       </w:r>
     </w:p>
     <w:p>
@@ -3412,9 +3908,18 @@
       </w:pPr>
       <w:r>
         <w:rPr>
-          <w:lang w:val="en-DE"/>
-        </w:rPr>
-        <w:t>pip für die Abhängigkeiten des Backends.</w:t>
+          <w:i/>
+          <w:iCs/>
+          <w:lang w:val="en-DE"/>
+        </w:rPr>
+        <w:lastRenderedPageBreak/>
+        <w:t>pip</w:t>
+      </w:r>
+      <w:r>
+        <w:rPr>
+          <w:lang w:val="en-DE"/>
+        </w:rPr>
+        <w:t xml:space="preserve"> für die Abhängigkeiten des Backends.</w:t>
       </w:r>
     </w:p>
     <w:p>
@@ -3457,7 +3962,35 @@
         <w:rPr>
           <w:lang w:val="en-DE"/>
         </w:rPr>
-        <w:t>Stellen Sie sicher, dass npm und pip verfügbar sind und korrekt installiert wurden.</w:t>
+        <w:t xml:space="preserve">Stellen Sie sicher, dass </w:t>
+      </w:r>
+      <w:r>
+        <w:rPr>
+          <w:i/>
+          <w:iCs/>
+          <w:lang w:val="en-DE"/>
+        </w:rPr>
+        <w:t>npm</w:t>
+      </w:r>
+      <w:r>
+        <w:rPr>
+          <w:lang w:val="en-DE"/>
+        </w:rPr>
+        <w:t xml:space="preserve"> und </w:t>
+      </w:r>
+      <w:r>
+        <w:rPr>
+          <w:i/>
+          <w:iCs/>
+          <w:lang w:val="en-DE"/>
+        </w:rPr>
+        <w:t>pip</w:t>
+      </w:r>
+      <w:r>
+        <w:rPr>
+          <w:lang w:val="en-DE"/>
+        </w:rPr>
+        <w:t xml:space="preserve"> verfügbar sind und korrekt installiert wurden.</w:t>
       </w:r>
     </w:p>
     <w:p>
@@ -3607,15 +4140,57 @@
     </w:p>
     <w:p>
       <w:pPr>
-        <w:rPr>
-          <w:lang w:val="en-DE"/>
-        </w:rPr>
-      </w:pPr>
-      <w:r>
-        <w:rPr>
-          <w:lang w:val="en-DE"/>
-        </w:rPr>
-        <w:t>cd server</w:t>
+        <w:jc w:val="center"/>
+        <w:rPr>
+          <w:lang w:val="en-DE"/>
+        </w:rPr>
+      </w:pPr>
+      <w:r>
+        <w:rPr>
+          <w:noProof/>
+          <w:lang w:val="en-DE"/>
+        </w:rPr>
+        <w:drawing>
+          <wp:inline distT="0" distB="0" distL="0" distR="0" wp14:anchorId="042DF8A2" wp14:editId="767FD036">
+            <wp:extent cx="3244906" cy="558673"/>
+            <wp:effectExtent l="0" t="0" r="0" b="635"/>
+            <wp:docPr id="1314865807" name="Picture 1" descr="A white rectangular object with a black border&#10;&#10;AI-generated content may be incorrect."/>
+            <wp:cNvGraphicFramePr>
+              <a:graphicFrameLocks xmlns:a="http://schemas.openxmlformats.org/drawingml/2006/main" noChangeAspect="1"/>
+            </wp:cNvGraphicFramePr>
+            <a:graphic xmlns:a="http://schemas.openxmlformats.org/drawingml/2006/main">
+              <a:graphicData uri="http://schemas.openxmlformats.org/drawingml/2006/picture">
+                <pic:pic xmlns:pic="http://schemas.openxmlformats.org/drawingml/2006/picture">
+                  <pic:nvPicPr>
+                    <pic:cNvPr id="1314865807" name="Picture 1" descr="A white rectangular object with a black border&#10;&#10;AI-generated content may be incorrect."/>
+                    <pic:cNvPicPr/>
+                  </pic:nvPicPr>
+                  <pic:blipFill>
+                    <a:blip r:embed="rId10" cstate="print">
+                      <a:extLst>
+                        <a:ext uri="{28A0092B-C50C-407E-A947-70E740481C1C}">
+                          <a14:useLocalDpi xmlns:a14="http://schemas.microsoft.com/office/drawing/2010/main" val="0"/>
+                        </a:ext>
+                      </a:extLst>
+                    </a:blip>
+                    <a:stretch>
+                      <a:fillRect/>
+                    </a:stretch>
+                  </pic:blipFill>
+                  <pic:spPr>
+                    <a:xfrm>
+                      <a:off x="0" y="0"/>
+                      <a:ext cx="3244906" cy="558673"/>
+                    </a:xfrm>
+                    <a:prstGeom prst="rect">
+                      <a:avLst/>
+                    </a:prstGeom>
+                  </pic:spPr>
+                </pic:pic>
+              </a:graphicData>
+            </a:graphic>
+          </wp:inline>
+        </w:drawing>
       </w:r>
     </w:p>
     <w:p>
@@ -3637,41 +4212,57 @@
     </w:p>
     <w:p>
       <w:pPr>
-        <w:rPr>
-          <w:lang w:val="en-DE"/>
-        </w:rPr>
-      </w:pPr>
-      <w:r>
-        <w:rPr>
-          <w:lang w:val="en-DE"/>
-        </w:rPr>
-        <w:t>python -m venv .venv</w:t>
-      </w:r>
-    </w:p>
-    <w:p>
-      <w:pPr>
-        <w:rPr>
-          <w:lang w:val="en-DE"/>
-        </w:rPr>
-      </w:pPr>
-      <w:r>
-        <w:rPr>
-          <w:lang w:val="en-DE"/>
-        </w:rPr>
-        <w:t>source .venv/bin/activate   # Für macOS/Linux</w:t>
-      </w:r>
-    </w:p>
-    <w:p>
-      <w:pPr>
-        <w:rPr>
-          <w:lang w:val="en-DE"/>
-        </w:rPr>
-      </w:pPr>
-      <w:r>
-        <w:rPr>
-          <w:lang w:val="en-DE"/>
-        </w:rPr>
-        <w:t>.venv\Scripts\activate      # Für Windows</w:t>
+        <w:jc w:val="center"/>
+        <w:rPr>
+          <w:lang w:val="en-DE"/>
+        </w:rPr>
+      </w:pPr>
+      <w:r>
+        <w:rPr>
+          <w:noProof/>
+          <w:lang w:val="en-DE"/>
+        </w:rPr>
+        <w:drawing>
+          <wp:inline distT="0" distB="0" distL="0" distR="0" wp14:anchorId="59D73812" wp14:editId="5BA57B80">
+            <wp:extent cx="3503851" cy="995721"/>
+            <wp:effectExtent l="0" t="0" r="1905" b="0"/>
+            <wp:docPr id="398794725" name="Picture 2" descr="A white rectangular sign with black text&#10;&#10;AI-generated content may be incorrect."/>
+            <wp:cNvGraphicFramePr>
+              <a:graphicFrameLocks xmlns:a="http://schemas.openxmlformats.org/drawingml/2006/main" noChangeAspect="1"/>
+            </wp:cNvGraphicFramePr>
+            <a:graphic xmlns:a="http://schemas.openxmlformats.org/drawingml/2006/main">
+              <a:graphicData uri="http://schemas.openxmlformats.org/drawingml/2006/picture">
+                <pic:pic xmlns:pic="http://schemas.openxmlformats.org/drawingml/2006/picture">
+                  <pic:nvPicPr>
+                    <pic:cNvPr id="398794725" name="Picture 2" descr="A white rectangular sign with black text&#10;&#10;AI-generated content may be incorrect."/>
+                    <pic:cNvPicPr/>
+                  </pic:nvPicPr>
+                  <pic:blipFill>
+                    <a:blip r:embed="rId11" cstate="print">
+                      <a:extLst>
+                        <a:ext uri="{28A0092B-C50C-407E-A947-70E740481C1C}">
+                          <a14:useLocalDpi xmlns:a14="http://schemas.microsoft.com/office/drawing/2010/main" val="0"/>
+                        </a:ext>
+                      </a:extLst>
+                    </a:blip>
+                    <a:stretch>
+                      <a:fillRect/>
+                    </a:stretch>
+                  </pic:blipFill>
+                  <pic:spPr>
+                    <a:xfrm>
+                      <a:off x="0" y="0"/>
+                      <a:ext cx="3553219" cy="1009750"/>
+                    </a:xfrm>
+                    <a:prstGeom prst="rect">
+                      <a:avLst/>
+                    </a:prstGeom>
+                  </pic:spPr>
+                </pic:pic>
+              </a:graphicData>
+            </a:graphic>
+          </wp:inline>
+        </w:drawing>
       </w:r>
     </w:p>
     <w:p>
@@ -3693,15 +4284,57 @@
     </w:p>
     <w:p>
       <w:pPr>
-        <w:rPr>
-          <w:lang w:val="en-DE"/>
-        </w:rPr>
-      </w:pPr>
-      <w:r>
-        <w:rPr>
-          <w:lang w:val="en-DE"/>
-        </w:rPr>
-        <w:t>pip install -r requirements.txt</w:t>
+        <w:jc w:val="center"/>
+        <w:rPr>
+          <w:lang w:val="en-DE"/>
+        </w:rPr>
+      </w:pPr>
+      <w:r>
+        <w:rPr>
+          <w:noProof/>
+          <w:lang w:val="en-DE"/>
+        </w:rPr>
+        <w:drawing>
+          <wp:inline distT="0" distB="0" distL="0" distR="0" wp14:anchorId="40B40134" wp14:editId="4393FF6E">
+            <wp:extent cx="3654028" cy="597535"/>
+            <wp:effectExtent l="0" t="0" r="3810" b="0"/>
+            <wp:docPr id="353028565" name="Picture 3" descr="A close-up of a white sign&#10;&#10;AI-generated content may be incorrect."/>
+            <wp:cNvGraphicFramePr>
+              <a:graphicFrameLocks xmlns:a="http://schemas.openxmlformats.org/drawingml/2006/main" noChangeAspect="1"/>
+            </wp:cNvGraphicFramePr>
+            <a:graphic xmlns:a="http://schemas.openxmlformats.org/drawingml/2006/main">
+              <a:graphicData uri="http://schemas.openxmlformats.org/drawingml/2006/picture">
+                <pic:pic xmlns:pic="http://schemas.openxmlformats.org/drawingml/2006/picture">
+                  <pic:nvPicPr>
+                    <pic:cNvPr id="353028565" name="Picture 3" descr="A close-up of a white sign&#10;&#10;AI-generated content may be incorrect."/>
+                    <pic:cNvPicPr/>
+                  </pic:nvPicPr>
+                  <pic:blipFill>
+                    <a:blip r:embed="rId12" cstate="print">
+                      <a:extLst>
+                        <a:ext uri="{28A0092B-C50C-407E-A947-70E740481C1C}">
+                          <a14:useLocalDpi xmlns:a14="http://schemas.microsoft.com/office/drawing/2010/main" val="0"/>
+                        </a:ext>
+                      </a:extLst>
+                    </a:blip>
+                    <a:stretch>
+                      <a:fillRect/>
+                    </a:stretch>
+                  </pic:blipFill>
+                  <pic:spPr>
+                    <a:xfrm>
+                      <a:off x="0" y="0"/>
+                      <a:ext cx="3871320" cy="633068"/>
+                    </a:xfrm>
+                    <a:prstGeom prst="rect">
+                      <a:avLst/>
+                    </a:prstGeom>
+                  </pic:spPr>
+                </pic:pic>
+              </a:graphicData>
+            </a:graphic>
+          </wp:inline>
+        </w:drawing>
       </w:r>
     </w:p>
     <w:p>
@@ -3723,15 +4356,57 @@
     </w:p>
     <w:p>
       <w:pPr>
-        <w:rPr>
-          <w:lang w:val="en-DE"/>
-        </w:rPr>
-      </w:pPr>
-      <w:r>
-        <w:rPr>
-          <w:lang w:val="en-DE"/>
-        </w:rPr>
-        <w:t>uvicorn app:app --reload</w:t>
+        <w:jc w:val="center"/>
+        <w:rPr>
+          <w:lang w:val="en-DE"/>
+        </w:rPr>
+      </w:pPr>
+      <w:r>
+        <w:rPr>
+          <w:noProof/>
+          <w:lang w:val="en-DE"/>
+        </w:rPr>
+        <w:drawing>
+          <wp:inline distT="0" distB="0" distL="0" distR="0" wp14:anchorId="3FAED30E" wp14:editId="652124F7">
+            <wp:extent cx="3632768" cy="636318"/>
+            <wp:effectExtent l="0" t="0" r="0" b="0"/>
+            <wp:docPr id="696532007" name="Picture 4" descr="A white rectangular sign with black text&#10;&#10;AI-generated content may be incorrect."/>
+            <wp:cNvGraphicFramePr>
+              <a:graphicFrameLocks xmlns:a="http://schemas.openxmlformats.org/drawingml/2006/main" noChangeAspect="1"/>
+            </wp:cNvGraphicFramePr>
+            <a:graphic xmlns:a="http://schemas.openxmlformats.org/drawingml/2006/main">
+              <a:graphicData uri="http://schemas.openxmlformats.org/drawingml/2006/picture">
+                <pic:pic xmlns:pic="http://schemas.openxmlformats.org/drawingml/2006/picture">
+                  <pic:nvPicPr>
+                    <pic:cNvPr id="696532007" name="Picture 4" descr="A white rectangular sign with black text&#10;&#10;AI-generated content may be incorrect."/>
+                    <pic:cNvPicPr/>
+                  </pic:nvPicPr>
+                  <pic:blipFill>
+                    <a:blip r:embed="rId13" cstate="print">
+                      <a:extLst>
+                        <a:ext uri="{28A0092B-C50C-407E-A947-70E740481C1C}">
+                          <a14:useLocalDpi xmlns:a14="http://schemas.microsoft.com/office/drawing/2010/main" val="0"/>
+                        </a:ext>
+                      </a:extLst>
+                    </a:blip>
+                    <a:stretch>
+                      <a:fillRect/>
+                    </a:stretch>
+                  </pic:blipFill>
+                  <pic:spPr>
+                    <a:xfrm>
+                      <a:off x="0" y="0"/>
+                      <a:ext cx="3812177" cy="667743"/>
+                    </a:xfrm>
+                    <a:prstGeom prst="rect">
+                      <a:avLst/>
+                    </a:prstGeom>
+                  </pic:spPr>
+                </pic:pic>
+              </a:graphicData>
+            </a:graphic>
+          </wp:inline>
+        </w:drawing>
       </w:r>
     </w:p>
     <w:p>
@@ -3748,46 +4423,68 @@
         <w:rPr>
           <w:lang w:val="en-DE"/>
         </w:rPr>
-        <w:t>Der Server sollte standardmäßig auf http://127.0.0.1:8000 verfügbar sein.</w:t>
-      </w:r>
-    </w:p>
-    <w:p>
-      <w:pPr>
-        <w:rPr>
-          <w:lang w:val="en-DE"/>
-        </w:rPr>
-      </w:pPr>
-    </w:p>
-    <w:p>
-      <w:pPr>
-        <w:rPr>
-          <w:lang w:val="en-DE"/>
-        </w:rPr>
-      </w:pPr>
-    </w:p>
-    <w:p>
-      <w:pPr>
-        <w:rPr>
-          <w:b/>
-          <w:bCs/>
-          <w:lang w:val="en-DE"/>
-        </w:rPr>
-      </w:pPr>
-      <w:r>
-        <w:rPr>
-          <w:b/>
-          <w:bCs/>
-          <w:lang w:val="en-DE"/>
-        </w:rPr>
-        <w:t xml:space="preserve">Schritt 2: </w:t>
-      </w:r>
-      <w:r>
-        <w:rPr>
-          <w:b/>
-          <w:bCs/>
-          <w:lang w:val="en-DE"/>
-        </w:rPr>
-        <w:t>Frontend starten (Vite)</w:t>
+        <w:t xml:space="preserve">Der Server sollte standardmäßig auf </w:t>
+      </w:r>
+      <w:r>
+        <w:rPr>
+          <w:i/>
+          <w:iCs/>
+          <w:lang w:val="en-DE"/>
+        </w:rPr>
+        <w:t>http://127.0.0.1:8000</w:t>
+      </w:r>
+      <w:r>
+        <w:rPr>
+          <w:lang w:val="en-DE"/>
+        </w:rPr>
+        <w:t xml:space="preserve"> verfügbar sein.</w:t>
+      </w:r>
+    </w:p>
+    <w:p>
+      <w:pPr>
+        <w:rPr>
+          <w:lang w:val="en-DE"/>
+        </w:rPr>
+      </w:pPr>
+    </w:p>
+    <w:p>
+      <w:pPr>
+        <w:rPr>
+          <w:lang w:val="en-DE"/>
+        </w:rPr>
+      </w:pPr>
+    </w:p>
+    <w:p>
+      <w:pPr>
+        <w:rPr>
+          <w:b/>
+          <w:bCs/>
+          <w:lang w:val="en-DE"/>
+        </w:rPr>
+      </w:pPr>
+      <w:r>
+        <w:rPr>
+          <w:b/>
+          <w:bCs/>
+          <w:lang w:val="en-DE"/>
+        </w:rPr>
+        <w:t>Schritt 2: Frontend starten (Vite</w:t>
+      </w:r>
+      <w:r>
+        <w:rPr>
+          <w:b/>
+          <w:bCs/>
+          <w:lang w:val="en-DE"/>
+        </w:rPr>
+        <w:t xml:space="preserve"> + React.Js</w:t>
+      </w:r>
+      <w:r>
+        <w:rPr>
+          <w:b/>
+          <w:bCs/>
+          <w:lang w:val="en-DE"/>
+        </w:rPr>
+        <w:t>)</w:t>
       </w:r>
     </w:p>
     <w:p>
@@ -3818,15 +4515,57 @@
     <w:p>
       <w:pPr>
         <w:ind w:left="360"/>
-        <w:rPr>
-          <w:lang w:val="en-DE"/>
-        </w:rPr>
-      </w:pPr>
-      <w:r>
-        <w:rPr>
-          <w:lang w:val="en-DE"/>
-        </w:rPr>
-        <w:t>cd client</w:t>
+        <w:jc w:val="center"/>
+        <w:rPr>
+          <w:lang w:val="en-DE"/>
+        </w:rPr>
+      </w:pPr>
+      <w:r>
+        <w:rPr>
+          <w:noProof/>
+          <w:lang w:val="en-DE"/>
+        </w:rPr>
+        <w:drawing>
+          <wp:inline distT="0" distB="0" distL="0" distR="0" wp14:anchorId="10FC7C69" wp14:editId="33913814">
+            <wp:extent cx="3528128" cy="598053"/>
+            <wp:effectExtent l="0" t="0" r="2540" b="0"/>
+            <wp:docPr id="995978175" name="Picture 5" descr="A white rectangular object with a black border&#10;&#10;AI-generated content may be incorrect."/>
+            <wp:cNvGraphicFramePr>
+              <a:graphicFrameLocks xmlns:a="http://schemas.openxmlformats.org/drawingml/2006/main" noChangeAspect="1"/>
+            </wp:cNvGraphicFramePr>
+            <a:graphic xmlns:a="http://schemas.openxmlformats.org/drawingml/2006/main">
+              <a:graphicData uri="http://schemas.openxmlformats.org/drawingml/2006/picture">
+                <pic:pic xmlns:pic="http://schemas.openxmlformats.org/drawingml/2006/picture">
+                  <pic:nvPicPr>
+                    <pic:cNvPr id="995978175" name="Picture 5" descr="A white rectangular object with a black border&#10;&#10;AI-generated content may be incorrect."/>
+                    <pic:cNvPicPr/>
+                  </pic:nvPicPr>
+                  <pic:blipFill>
+                    <a:blip r:embed="rId14" cstate="print">
+                      <a:extLst>
+                        <a:ext uri="{28A0092B-C50C-407E-A947-70E740481C1C}">
+                          <a14:useLocalDpi xmlns:a14="http://schemas.microsoft.com/office/drawing/2010/main" val="0"/>
+                        </a:ext>
+                      </a:extLst>
+                    </a:blip>
+                    <a:stretch>
+                      <a:fillRect/>
+                    </a:stretch>
+                  </pic:blipFill>
+                  <pic:spPr>
+                    <a:xfrm>
+                      <a:off x="0" y="0"/>
+                      <a:ext cx="3850943" cy="652773"/>
+                    </a:xfrm>
+                    <a:prstGeom prst="rect">
+                      <a:avLst/>
+                    </a:prstGeom>
+                  </pic:spPr>
+                </pic:pic>
+              </a:graphicData>
+            </a:graphic>
+          </wp:inline>
+        </w:drawing>
       </w:r>
     </w:p>
     <w:p>
@@ -3850,16 +4589,57 @@
     <w:p>
       <w:pPr>
         <w:ind w:left="360"/>
-        <w:rPr>
-          <w:lang w:val="en-DE"/>
-        </w:rPr>
-      </w:pPr>
-      <w:r>
-        <w:rPr>
-          <w:lang w:val="en-DE"/>
-        </w:rPr>
-        <w:lastRenderedPageBreak/>
-        <w:t>npm install</w:t>
+        <w:jc w:val="center"/>
+        <w:rPr>
+          <w:lang w:val="en-DE"/>
+        </w:rPr>
+      </w:pPr>
+      <w:r>
+        <w:rPr>
+          <w:noProof/>
+          <w:lang w:val="en-DE"/>
+        </w:rPr>
+        <w:drawing>
+          <wp:inline distT="0" distB="0" distL="0" distR="0" wp14:anchorId="04135239" wp14:editId="6BCD06F8">
+            <wp:extent cx="3543110" cy="566443"/>
+            <wp:effectExtent l="0" t="0" r="635" b="5080"/>
+            <wp:docPr id="908695679" name="Picture 6" descr="A white rectangular object with a black border&#10;&#10;AI-generated content may be incorrect."/>
+            <wp:cNvGraphicFramePr>
+              <a:graphicFrameLocks xmlns:a="http://schemas.openxmlformats.org/drawingml/2006/main" noChangeAspect="1"/>
+            </wp:cNvGraphicFramePr>
+            <a:graphic xmlns:a="http://schemas.openxmlformats.org/drawingml/2006/main">
+              <a:graphicData uri="http://schemas.openxmlformats.org/drawingml/2006/picture">
+                <pic:pic xmlns:pic="http://schemas.openxmlformats.org/drawingml/2006/picture">
+                  <pic:nvPicPr>
+                    <pic:cNvPr id="908695679" name="Picture 6" descr="A white rectangular object with a black border&#10;&#10;AI-generated content may be incorrect."/>
+                    <pic:cNvPicPr/>
+                  </pic:nvPicPr>
+                  <pic:blipFill>
+                    <a:blip r:embed="rId15" cstate="print">
+                      <a:extLst>
+                        <a:ext uri="{28A0092B-C50C-407E-A947-70E740481C1C}">
+                          <a14:useLocalDpi xmlns:a14="http://schemas.microsoft.com/office/drawing/2010/main" val="0"/>
+                        </a:ext>
+                      </a:extLst>
+                    </a:blip>
+                    <a:stretch>
+                      <a:fillRect/>
+                    </a:stretch>
+                  </pic:blipFill>
+                  <pic:spPr>
+                    <a:xfrm>
+                      <a:off x="0" y="0"/>
+                      <a:ext cx="3692741" cy="590365"/>
+                    </a:xfrm>
+                    <a:prstGeom prst="rect">
+                      <a:avLst/>
+                    </a:prstGeom>
+                  </pic:spPr>
+                </pic:pic>
+              </a:graphicData>
+            </a:graphic>
+          </wp:inline>
+        </w:drawing>
       </w:r>
     </w:p>
     <w:p>
@@ -3883,15 +4663,57 @@
     <w:p>
       <w:pPr>
         <w:ind w:left="360"/>
-        <w:rPr>
-          <w:lang w:val="en-DE"/>
-        </w:rPr>
-      </w:pPr>
-      <w:r>
-        <w:rPr>
-          <w:lang w:val="en-DE"/>
-        </w:rPr>
-        <w:t>npm run dev</w:t>
+        <w:jc w:val="center"/>
+        <w:rPr>
+          <w:lang w:val="en-DE"/>
+        </w:rPr>
+      </w:pPr>
+      <w:r>
+        <w:rPr>
+          <w:noProof/>
+          <w:lang w:val="en-DE"/>
+        </w:rPr>
+        <w:drawing>
+          <wp:inline distT="0" distB="0" distL="0" distR="0" wp14:anchorId="035981BF" wp14:editId="482C6FE2">
+            <wp:extent cx="3437111" cy="582626"/>
+            <wp:effectExtent l="0" t="0" r="0" b="1905"/>
+            <wp:docPr id="2074753354" name="Picture 7" descr="A white rectangular object with a black border&#10;&#10;AI-generated content may be incorrect."/>
+            <wp:cNvGraphicFramePr>
+              <a:graphicFrameLocks xmlns:a="http://schemas.openxmlformats.org/drawingml/2006/main" noChangeAspect="1"/>
+            </wp:cNvGraphicFramePr>
+            <a:graphic xmlns:a="http://schemas.openxmlformats.org/drawingml/2006/main">
+              <a:graphicData uri="http://schemas.openxmlformats.org/drawingml/2006/picture">
+                <pic:pic xmlns:pic="http://schemas.openxmlformats.org/drawingml/2006/picture">
+                  <pic:nvPicPr>
+                    <pic:cNvPr id="2074753354" name="Picture 7" descr="A white rectangular object with a black border&#10;&#10;AI-generated content may be incorrect."/>
+                    <pic:cNvPicPr/>
+                  </pic:nvPicPr>
+                  <pic:blipFill>
+                    <a:blip r:embed="rId16" cstate="print">
+                      <a:extLst>
+                        <a:ext uri="{28A0092B-C50C-407E-A947-70E740481C1C}">
+                          <a14:useLocalDpi xmlns:a14="http://schemas.microsoft.com/office/drawing/2010/main" val="0"/>
+                        </a:ext>
+                      </a:extLst>
+                    </a:blip>
+                    <a:stretch>
+                      <a:fillRect/>
+                    </a:stretch>
+                  </pic:blipFill>
+                  <pic:spPr>
+                    <a:xfrm>
+                      <a:off x="0" y="0"/>
+                      <a:ext cx="3744128" cy="634669"/>
+                    </a:xfrm>
+                    <a:prstGeom prst="rect">
+                      <a:avLst/>
+                    </a:prstGeom>
+                  </pic:spPr>
+                </pic:pic>
+              </a:graphicData>
+            </a:graphic>
+          </wp:inline>
+        </w:drawing>
       </w:r>
     </w:p>
     <w:p>
@@ -3908,7 +4730,22 @@
         <w:rPr>
           <w:lang w:val="en-DE"/>
         </w:rPr>
-        <w:t>Das Frontend sollte standardmäßig auf http://localhost:5173 verfügbar sein.</w:t>
+        <w:lastRenderedPageBreak/>
+        <w:t xml:space="preserve">Das Frontend sollte standardmäßig auf </w:t>
+      </w:r>
+      <w:r>
+        <w:rPr>
+          <w:i/>
+          <w:iCs/>
+          <w:lang w:val="en-DE"/>
+        </w:rPr>
+        <w:t>http://localhost:5173</w:t>
+      </w:r>
+      <w:r>
+        <w:rPr>
+          <w:lang w:val="en-DE"/>
+        </w:rPr>
+        <w:t xml:space="preserve"> verfügbar sein.</w:t>
       </w:r>
     </w:p>
     <w:p>
@@ -3950,7 +4787,21 @@
         <w:rPr>
           <w:lang w:val="en-DE"/>
         </w:rPr>
-        <w:t>Öffnen Sie Ihren Browser und navigieren Sie zu http://localhost:5173.</w:t>
+        <w:t xml:space="preserve">Öffnen Sie Ihren Browser und navigieren Sie zu </w:t>
+      </w:r>
+      <w:r>
+        <w:rPr>
+          <w:i/>
+          <w:iCs/>
+          <w:lang w:val="en-DE"/>
+        </w:rPr>
+        <w:t>http://localhost:5173</w:t>
+      </w:r>
+      <w:r>
+        <w:rPr>
+          <w:lang w:val="en-DE"/>
+        </w:rPr>
+        <w:t>.</w:t>
       </w:r>
     </w:p>
     <w:p>
@@ -3993,13 +4844,20 @@
           <w:lang w:val="en-DE"/>
         </w:rPr>
       </w:pPr>
+    </w:p>
+    <w:p>
+      <w:pPr>
+        <w:rPr>
+          <w:lang w:val="en-DE"/>
+        </w:rPr>
+      </w:pPr>
       <w:r>
         <w:rPr>
           <w:noProof/>
           <w:lang w:val="en-DE"/>
         </w:rPr>
         <w:pict w14:anchorId="2A01989F">
-          <v:rect id="_x0000_i1027" alt="" style="width:451.3pt;height:.05pt;mso-width-percent:0;mso-height-percent:0;mso-width-percent:0;mso-height-percent:0" o:hralign="center" o:hrstd="t" o:hr="t" fillcolor="#a0a0a0" stroked="f"/>
+          <v:rect id="_x0000_i1026" alt="" style="width:451.3pt;height:.05pt;mso-width-percent:0;mso-height-percent:0;mso-width-percent:0;mso-height-percent:0" o:hralign="center" o:hrstd="t" o:hr="t" fillcolor="#a0a0a0" stroked="f"/>
         </w:pict>
       </w:r>
     </w:p>
@@ -4097,25 +4955,148 @@
     </w:p>
     <w:p>
       <w:pPr>
-        <w:rPr>
-          <w:lang w:val="en-DE"/>
-        </w:rPr>
-      </w:pPr>
-    </w:p>
-    <w:p>
-      <w:pPr>
-        <w:rPr>
-          <w:b/>
-          <w:bCs/>
-          <w:lang w:val="en-DE"/>
-        </w:rPr>
-      </w:pPr>
-      <w:r>
-        <w:rPr>
-          <w:b/>
-          <w:bCs/>
-          <w:lang w:val="en-DE"/>
-        </w:rPr>
+        <w:jc w:val="center"/>
+        <w:rPr>
+          <w:lang w:val="en-DE"/>
+        </w:rPr>
+      </w:pPr>
+      <w:r>
+        <w:rPr>
+          <w:noProof/>
+          <w:lang w:val="en-DE"/>
+        </w:rPr>
+        <w:drawing>
+          <wp:inline distT="0" distB="0" distL="0" distR="0" wp14:anchorId="7459D9B3" wp14:editId="0289F93E">
+            <wp:extent cx="3745308" cy="2025353"/>
+            <wp:effectExtent l="0" t="0" r="1270" b="0"/>
+            <wp:docPr id="1686215841" name="Picture 21" descr="A screenshot of a computer&#10;&#10;AI-generated content may be incorrect."/>
+            <wp:cNvGraphicFramePr>
+              <a:graphicFrameLocks xmlns:a="http://schemas.openxmlformats.org/drawingml/2006/main" noChangeAspect="1"/>
+            </wp:cNvGraphicFramePr>
+            <a:graphic xmlns:a="http://schemas.openxmlformats.org/drawingml/2006/main">
+              <a:graphicData uri="http://schemas.openxmlformats.org/drawingml/2006/picture">
+                <pic:pic xmlns:pic="http://schemas.openxmlformats.org/drawingml/2006/picture">
+                  <pic:nvPicPr>
+                    <pic:cNvPr id="1686215841" name="Picture 21" descr="A screenshot of a computer&#10;&#10;AI-generated content may be incorrect."/>
+                    <pic:cNvPicPr/>
+                  </pic:nvPicPr>
+                  <pic:blipFill>
+                    <a:blip r:embed="rId17" cstate="print">
+                      <a:extLst>
+                        <a:ext uri="{28A0092B-C50C-407E-A947-70E740481C1C}">
+                          <a14:useLocalDpi xmlns:a14="http://schemas.microsoft.com/office/drawing/2010/main" val="0"/>
+                        </a:ext>
+                      </a:extLst>
+                    </a:blip>
+                    <a:stretch>
+                      <a:fillRect/>
+                    </a:stretch>
+                  </pic:blipFill>
+                  <pic:spPr>
+                    <a:xfrm>
+                      <a:off x="0" y="0"/>
+                      <a:ext cx="3924197" cy="2122091"/>
+                    </a:xfrm>
+                    <a:prstGeom prst="rect">
+                      <a:avLst/>
+                    </a:prstGeom>
+                  </pic:spPr>
+                </pic:pic>
+              </a:graphicData>
+            </a:graphic>
+          </wp:inline>
+        </w:drawing>
+      </w:r>
+    </w:p>
+    <w:p>
+      <w:pPr>
+        <w:pStyle w:val="TitleMLStyle"/>
+        <w:jc w:val="center"/>
+        <w:rPr>
+          <w:lang w:val="en-DE"/>
+        </w:rPr>
+      </w:pPr>
+      <w:r>
+        <w:rPr>
+          <w:noProof/>
+          <w:lang w:val="en-DE"/>
+          <w14:ligatures w14:val="standardContextual"/>
+        </w:rPr>
+        <w:drawing>
+          <wp:inline distT="0" distB="0" distL="0" distR="0" wp14:anchorId="2F4DB66A" wp14:editId="0D8DC7C4">
+            <wp:extent cx="3685044" cy="2007870"/>
+            <wp:effectExtent l="0" t="0" r="0" b="0"/>
+            <wp:docPr id="1360286820" name="Picture 22" descr="A screenshot of a computer&#10;&#10;AI-generated content may be incorrect."/>
+            <wp:cNvGraphicFramePr>
+              <a:graphicFrameLocks xmlns:a="http://schemas.openxmlformats.org/drawingml/2006/main" noChangeAspect="1"/>
+            </wp:cNvGraphicFramePr>
+            <a:graphic xmlns:a="http://schemas.openxmlformats.org/drawingml/2006/main">
+              <a:graphicData uri="http://schemas.openxmlformats.org/drawingml/2006/picture">
+                <pic:pic xmlns:pic="http://schemas.openxmlformats.org/drawingml/2006/picture">
+                  <pic:nvPicPr>
+                    <pic:cNvPr id="1360286820" name="Picture 22" descr="A screenshot of a computer&#10;&#10;AI-generated content may be incorrect."/>
+                    <pic:cNvPicPr/>
+                  </pic:nvPicPr>
+                  <pic:blipFill>
+                    <a:blip r:embed="rId18" cstate="print">
+                      <a:extLst>
+                        <a:ext uri="{28A0092B-C50C-407E-A947-70E740481C1C}">
+                          <a14:useLocalDpi xmlns:a14="http://schemas.microsoft.com/office/drawing/2010/main" val="0"/>
+                        </a:ext>
+                      </a:extLst>
+                    </a:blip>
+                    <a:stretch>
+                      <a:fillRect/>
+                    </a:stretch>
+                  </pic:blipFill>
+                  <pic:spPr>
+                    <a:xfrm>
+                      <a:off x="0" y="0"/>
+                      <a:ext cx="3748779" cy="2042598"/>
+                    </a:xfrm>
+                    <a:prstGeom prst="rect">
+                      <a:avLst/>
+                    </a:prstGeom>
+                  </pic:spPr>
+                </pic:pic>
+              </a:graphicData>
+            </a:graphic>
+          </wp:inline>
+        </w:drawing>
+      </w:r>
+    </w:p>
+    <w:p>
+      <w:pPr>
+        <w:rPr>
+          <w:rFonts w:ascii="Arial" w:eastAsiaTheme="majorEastAsia" w:hAnsi="Arial" w:cstheme="majorBidi"/>
+          <w:b/>
+          <w:bCs/>
+          <w:kern w:val="0"/>
+          <w:szCs w:val="32"/>
+          <w:u w:val="single"/>
+          <w:lang w:val="en-DE"/>
+          <w14:ligatures w14:val="none"/>
+        </w:rPr>
+      </w:pPr>
+      <w:r>
+        <w:rPr>
+          <w:lang w:val="en-DE"/>
+        </w:rPr>
+        <w:br w:type="page"/>
+      </w:r>
+    </w:p>
+    <w:p>
+      <w:pPr>
+        <w:pStyle w:val="TitleMLStyle"/>
+        <w:rPr>
+          <w:lang w:val="en-DE"/>
+        </w:rPr>
+      </w:pPr>
+      <w:r>
+        <w:rPr>
+          <w:lang w:val="en-DE"/>
+        </w:rPr>
+        <w:lastRenderedPageBreak/>
         <w:t>Anleitung zum Ausführen der Tests</w:t>
       </w:r>
     </w:p>
@@ -4142,6 +5123,15 @@
         </w:rPr>
         <w:t>Voraussetzungen</w:t>
       </w:r>
+    </w:p>
+    <w:p>
+      <w:pPr>
+        <w:rPr>
+          <w:b/>
+          <w:bCs/>
+          <w:lang w:val="en-DE"/>
+        </w:rPr>
+      </w:pPr>
     </w:p>
     <w:p>
       <w:pPr>
@@ -4204,42 +5194,93 @@
     </w:p>
     <w:p>
       <w:pPr>
-        <w:rPr>
-          <w:lang w:val="en-DE"/>
-        </w:rPr>
-      </w:pPr>
-      <w:r>
-        <w:rPr>
-          <w:lang w:val="en-DE"/>
-        </w:rPr>
-        <w:t>cd server</w:t>
-      </w:r>
-    </w:p>
-    <w:p>
-      <w:pPr>
-        <w:rPr>
-          <w:lang w:val="en-DE"/>
-        </w:rPr>
-      </w:pPr>
-      <w:r>
-        <w:rPr>
-          <w:lang w:val="en-DE"/>
-        </w:rPr>
-        <w:t>uvicorn app:app --reload</w:t>
-      </w:r>
-    </w:p>
-    <w:p>
-      <w:pPr>
-        <w:rPr>
-          <w:lang w:val="en-DE"/>
-        </w:rPr>
-      </w:pPr>
-      <w:r>
-        <w:rPr>
-          <w:lang w:val="en-DE"/>
-        </w:rPr>
-        <w:t>Der Server sollte auf http://127.0.0.1:8000 laufen.</w:t>
-      </w:r>
+        <w:jc w:val="center"/>
+        <w:rPr>
+          <w:lang w:val="en-DE"/>
+        </w:rPr>
+      </w:pPr>
+      <w:r>
+        <w:rPr>
+          <w:noProof/>
+          <w:lang w:val="en-DE"/>
+        </w:rPr>
+        <w:drawing>
+          <wp:inline distT="0" distB="0" distL="0" distR="0" wp14:anchorId="2BA7DEED" wp14:editId="2C696264">
+            <wp:extent cx="3471483" cy="664989"/>
+            <wp:effectExtent l="0" t="0" r="0" b="0"/>
+            <wp:docPr id="393229961" name="Picture 8" descr="A white rectangle with black text&#10;&#10;AI-generated content may be incorrect."/>
+            <wp:cNvGraphicFramePr>
+              <a:graphicFrameLocks xmlns:a="http://schemas.openxmlformats.org/drawingml/2006/main" noChangeAspect="1"/>
+            </wp:cNvGraphicFramePr>
+            <a:graphic xmlns:a="http://schemas.openxmlformats.org/drawingml/2006/main">
+              <a:graphicData uri="http://schemas.openxmlformats.org/drawingml/2006/picture">
+                <pic:pic xmlns:pic="http://schemas.openxmlformats.org/drawingml/2006/picture">
+                  <pic:nvPicPr>
+                    <pic:cNvPr id="393229961" name="Picture 8" descr="A white rectangle with black text&#10;&#10;AI-generated content may be incorrect."/>
+                    <pic:cNvPicPr/>
+                  </pic:nvPicPr>
+                  <pic:blipFill>
+                    <a:blip r:embed="rId19" cstate="print">
+                      <a:extLst>
+                        <a:ext uri="{28A0092B-C50C-407E-A947-70E740481C1C}">
+                          <a14:useLocalDpi xmlns:a14="http://schemas.microsoft.com/office/drawing/2010/main" val="0"/>
+                        </a:ext>
+                      </a:extLst>
+                    </a:blip>
+                    <a:stretch>
+                      <a:fillRect/>
+                    </a:stretch>
+                  </pic:blipFill>
+                  <pic:spPr>
+                    <a:xfrm>
+                      <a:off x="0" y="0"/>
+                      <a:ext cx="3599081" cy="689431"/>
+                    </a:xfrm>
+                    <a:prstGeom prst="rect">
+                      <a:avLst/>
+                    </a:prstGeom>
+                  </pic:spPr>
+                </pic:pic>
+              </a:graphicData>
+            </a:graphic>
+          </wp:inline>
+        </w:drawing>
+      </w:r>
+    </w:p>
+    <w:p>
+      <w:pPr>
+        <w:ind w:firstLine="360"/>
+        <w:rPr>
+          <w:lang w:val="en-DE"/>
+        </w:rPr>
+      </w:pPr>
+      <w:r>
+        <w:rPr>
+          <w:lang w:val="en-DE"/>
+        </w:rPr>
+        <w:t xml:space="preserve">Der Server sollte auf </w:t>
+      </w:r>
+      <w:r>
+        <w:rPr>
+          <w:i/>
+          <w:iCs/>
+          <w:lang w:val="en-DE"/>
+        </w:rPr>
+        <w:t>http://127.0.0.1:8000</w:t>
+      </w:r>
+      <w:r>
+        <w:rPr>
+          <w:lang w:val="en-DE"/>
+        </w:rPr>
+        <w:t xml:space="preserve"> laufen.</w:t>
+      </w:r>
+    </w:p>
+    <w:p>
+      <w:pPr>
+        <w:rPr>
+          <w:lang w:val="en-DE"/>
+        </w:rPr>
+      </w:pPr>
     </w:p>
     <w:p>
       <w:pPr>
@@ -4302,42 +5343,94 @@
     </w:p>
     <w:p>
       <w:pPr>
-        <w:rPr>
-          <w:lang w:val="en-DE"/>
-        </w:rPr>
-      </w:pPr>
-      <w:r>
-        <w:rPr>
-          <w:lang w:val="en-DE"/>
-        </w:rPr>
-        <w:t>cd client</w:t>
-      </w:r>
-    </w:p>
-    <w:p>
-      <w:pPr>
-        <w:rPr>
-          <w:lang w:val="en-DE"/>
-        </w:rPr>
-      </w:pPr>
-      <w:r>
-        <w:rPr>
-          <w:lang w:val="en-DE"/>
-        </w:rPr>
-        <w:t>npm run dev</w:t>
-      </w:r>
-    </w:p>
-    <w:p>
-      <w:pPr>
-        <w:rPr>
-          <w:lang w:val="en-DE"/>
-        </w:rPr>
-      </w:pPr>
-      <w:r>
-        <w:rPr>
-          <w:lang w:val="en-DE"/>
-        </w:rPr>
-        <w:t>Das Frontend sollte auf http://localhost:5173 verfügbar sein.</w:t>
-      </w:r>
+        <w:jc w:val="center"/>
+        <w:rPr>
+          <w:lang w:val="en-DE"/>
+        </w:rPr>
+      </w:pPr>
+      <w:r>
+        <w:rPr>
+          <w:noProof/>
+          <w:lang w:val="en-DE"/>
+        </w:rPr>
+        <w:drawing>
+          <wp:inline distT="0" distB="0" distL="0" distR="0" wp14:anchorId="5EBCF85B" wp14:editId="5F28C423">
+            <wp:extent cx="3439115" cy="667552"/>
+            <wp:effectExtent l="0" t="0" r="3175" b="5715"/>
+            <wp:docPr id="795294422" name="Picture 9" descr="A white rectangular object with a black border&#10;&#10;AI-generated content may be incorrect."/>
+            <wp:cNvGraphicFramePr>
+              <a:graphicFrameLocks xmlns:a="http://schemas.openxmlformats.org/drawingml/2006/main" noChangeAspect="1"/>
+            </wp:cNvGraphicFramePr>
+            <a:graphic xmlns:a="http://schemas.openxmlformats.org/drawingml/2006/main">
+              <a:graphicData uri="http://schemas.openxmlformats.org/drawingml/2006/picture">
+                <pic:pic xmlns:pic="http://schemas.openxmlformats.org/drawingml/2006/picture">
+                  <pic:nvPicPr>
+                    <pic:cNvPr id="795294422" name="Picture 9" descr="A white rectangular object with a black border&#10;&#10;AI-generated content may be incorrect."/>
+                    <pic:cNvPicPr/>
+                  </pic:nvPicPr>
+                  <pic:blipFill>
+                    <a:blip r:embed="rId20" cstate="print">
+                      <a:extLst>
+                        <a:ext uri="{28A0092B-C50C-407E-A947-70E740481C1C}">
+                          <a14:useLocalDpi xmlns:a14="http://schemas.microsoft.com/office/drawing/2010/main" val="0"/>
+                        </a:ext>
+                      </a:extLst>
+                    </a:blip>
+                    <a:stretch>
+                      <a:fillRect/>
+                    </a:stretch>
+                  </pic:blipFill>
+                  <pic:spPr>
+                    <a:xfrm>
+                      <a:off x="0" y="0"/>
+                      <a:ext cx="3557147" cy="690463"/>
+                    </a:xfrm>
+                    <a:prstGeom prst="rect">
+                      <a:avLst/>
+                    </a:prstGeom>
+                  </pic:spPr>
+                </pic:pic>
+              </a:graphicData>
+            </a:graphic>
+          </wp:inline>
+        </w:drawing>
+      </w:r>
+    </w:p>
+    <w:p>
+      <w:pPr>
+        <w:ind w:firstLine="360"/>
+        <w:rPr>
+          <w:lang w:val="en-DE"/>
+        </w:rPr>
+      </w:pPr>
+      <w:r>
+        <w:rPr>
+          <w:lang w:val="en-DE"/>
+        </w:rPr>
+        <w:t xml:space="preserve">Das Frontend sollte auf </w:t>
+      </w:r>
+      <w:r>
+        <w:rPr>
+          <w:i/>
+          <w:iCs/>
+          <w:lang w:val="en-DE"/>
+        </w:rPr>
+        <w:t>http://localhost:5173</w:t>
+      </w:r>
+      <w:r>
+        <w:rPr>
+          <w:lang w:val="en-DE"/>
+        </w:rPr>
+        <w:t xml:space="preserve"> verfügbar sein.</w:t>
+      </w:r>
+    </w:p>
+    <w:p>
+      <w:pPr>
+        <w:ind w:firstLine="360"/>
+        <w:rPr>
+          <w:lang w:val="en-DE"/>
+        </w:rPr>
+      </w:pPr>
     </w:p>
     <w:p>
       <w:pPr>
@@ -4408,15 +5501,57 @@
     </w:p>
     <w:p>
       <w:pPr>
-        <w:rPr>
-          <w:lang w:val="en-DE"/>
-        </w:rPr>
-      </w:pPr>
-      <w:r>
-        <w:rPr>
-          <w:lang w:val="en-DE"/>
-        </w:rPr>
-        <w:t>pip install selenium</w:t>
+        <w:jc w:val="center"/>
+        <w:rPr>
+          <w:lang w:val="en-DE"/>
+        </w:rPr>
+      </w:pPr>
+      <w:r>
+        <w:rPr>
+          <w:noProof/>
+          <w:lang w:val="en-DE"/>
+        </w:rPr>
+        <w:drawing>
+          <wp:inline distT="0" distB="0" distL="0" distR="0" wp14:anchorId="722E9D18" wp14:editId="353F7999">
+            <wp:extent cx="3381898" cy="521560"/>
+            <wp:effectExtent l="0" t="0" r="0" b="0"/>
+            <wp:docPr id="1492409336" name="Picture 10" descr="A white rectangular object with a black border&#10;&#10;AI-generated content may be incorrect."/>
+            <wp:cNvGraphicFramePr>
+              <a:graphicFrameLocks xmlns:a="http://schemas.openxmlformats.org/drawingml/2006/main" noChangeAspect="1"/>
+            </wp:cNvGraphicFramePr>
+            <a:graphic xmlns:a="http://schemas.openxmlformats.org/drawingml/2006/main">
+              <a:graphicData uri="http://schemas.openxmlformats.org/drawingml/2006/picture">
+                <pic:pic xmlns:pic="http://schemas.openxmlformats.org/drawingml/2006/picture">
+                  <pic:nvPicPr>
+                    <pic:cNvPr id="1492409336" name="Picture 10" descr="A white rectangular object with a black border&#10;&#10;AI-generated content may be incorrect."/>
+                    <pic:cNvPicPr/>
+                  </pic:nvPicPr>
+                  <pic:blipFill>
+                    <a:blip r:embed="rId21" cstate="print">
+                      <a:extLst>
+                        <a:ext uri="{28A0092B-C50C-407E-A947-70E740481C1C}">
+                          <a14:useLocalDpi xmlns:a14="http://schemas.microsoft.com/office/drawing/2010/main" val="0"/>
+                        </a:ext>
+                      </a:extLst>
+                    </a:blip>
+                    <a:stretch>
+                      <a:fillRect/>
+                    </a:stretch>
+                  </pic:blipFill>
+                  <pic:spPr>
+                    <a:xfrm>
+                      <a:off x="0" y="0"/>
+                      <a:ext cx="3484762" cy="537424"/>
+                    </a:xfrm>
+                    <a:prstGeom prst="rect">
+                      <a:avLst/>
+                    </a:prstGeom>
+                  </pic:spPr>
+                </pic:pic>
+              </a:graphicData>
+            </a:graphic>
+          </wp:inline>
+        </w:drawing>
       </w:r>
     </w:p>
     <w:p>
@@ -4483,7 +5618,6 @@
           <w:bCs/>
           <w:lang w:val="en-DE"/>
         </w:rPr>
-        <w:lastRenderedPageBreak/>
         <w:t>Unittest</w:t>
       </w:r>
       <w:r>
@@ -4536,6 +5670,15 @@
     </w:p>
     <w:p>
       <w:pPr>
+        <w:rPr>
+          <w:b/>
+          <w:bCs/>
+          <w:lang w:val="en-DE"/>
+        </w:rPr>
+      </w:pPr>
+    </w:p>
+    <w:p>
+      <w:pPr>
         <w:numPr>
           <w:ilvl w:val="0"/>
           <w:numId w:val="31"/>
@@ -4553,19 +5696,62 @@
     </w:p>
     <w:p>
       <w:pPr>
-        <w:rPr>
-          <w:lang w:val="en-DE"/>
-        </w:rPr>
-      </w:pPr>
-      <w:r>
-        <w:rPr>
-          <w:lang w:val="en-DE"/>
-        </w:rPr>
-        <w:t>cd /Software_Engineering_Assignment</w:t>
-      </w:r>
-    </w:p>
-    <w:p>
-      <w:pPr>
+        <w:jc w:val="center"/>
+        <w:rPr>
+          <w:lang w:val="en-DE"/>
+        </w:rPr>
+      </w:pPr>
+      <w:r>
+        <w:rPr>
+          <w:noProof/>
+          <w:lang w:val="en-DE"/>
+        </w:rPr>
+        <w:drawing>
+          <wp:inline distT="0" distB="0" distL="0" distR="0" wp14:anchorId="6AD6C695" wp14:editId="4695981F">
+            <wp:extent cx="3261090" cy="472941"/>
+            <wp:effectExtent l="0" t="0" r="3175" b="0"/>
+            <wp:docPr id="789507688" name="Picture 11" descr="A close-up of a sign&#10;&#10;AI-generated content may be incorrect."/>
+            <wp:cNvGraphicFramePr>
+              <a:graphicFrameLocks xmlns:a="http://schemas.openxmlformats.org/drawingml/2006/main" noChangeAspect="1"/>
+            </wp:cNvGraphicFramePr>
+            <a:graphic xmlns:a="http://schemas.openxmlformats.org/drawingml/2006/main">
+              <a:graphicData uri="http://schemas.openxmlformats.org/drawingml/2006/picture">
+                <pic:pic xmlns:pic="http://schemas.openxmlformats.org/drawingml/2006/picture">
+                  <pic:nvPicPr>
+                    <pic:cNvPr id="789507688" name="Picture 11" descr="A close-up of a sign&#10;&#10;AI-generated content may be incorrect."/>
+                    <pic:cNvPicPr/>
+                  </pic:nvPicPr>
+                  <pic:blipFill>
+                    <a:blip r:embed="rId22" cstate="print">
+                      <a:extLst>
+                        <a:ext uri="{28A0092B-C50C-407E-A947-70E740481C1C}">
+                          <a14:useLocalDpi xmlns:a14="http://schemas.microsoft.com/office/drawing/2010/main" val="0"/>
+                        </a:ext>
+                      </a:extLst>
+                    </a:blip>
+                    <a:stretch>
+                      <a:fillRect/>
+                    </a:stretch>
+                  </pic:blipFill>
+                  <pic:spPr>
+                    <a:xfrm>
+                      <a:off x="0" y="0"/>
+                      <a:ext cx="3404548" cy="493746"/>
+                    </a:xfrm>
+                    <a:prstGeom prst="rect">
+                      <a:avLst/>
+                    </a:prstGeom>
+                  </pic:spPr>
+                </pic:pic>
+              </a:graphicData>
+            </a:graphic>
+          </wp:inline>
+        </w:drawing>
+      </w:r>
+    </w:p>
+    <w:p>
+      <w:pPr>
+        <w:pStyle w:val="ListParagraph"/>
         <w:numPr>
           <w:ilvl w:val="0"/>
           <w:numId w:val="31"/>
@@ -4578,20 +5764,65 @@
         <w:rPr>
           <w:lang w:val="en-DE"/>
         </w:rPr>
-        <w:t>Führen Sie alle Tests im Verzeichnis tests mit folgendem Befehl aus:</w:t>
-      </w:r>
-    </w:p>
-    <w:p>
-      <w:pPr>
-        <w:rPr>
-          <w:lang w:val="en-DE"/>
-        </w:rPr>
-      </w:pPr>
-      <w:r>
-        <w:rPr>
-          <w:lang w:val="en-DE"/>
-        </w:rPr>
-        <w:t>python3 -m unittest discover -s tests</w:t>
+        <w:t xml:space="preserve">Aktivieren Sie die </w:t>
+      </w:r>
+      <w:r>
+        <w:t>virtuelle Umgebung:</w:t>
+      </w:r>
+    </w:p>
+    <w:p>
+      <w:pPr>
+        <w:jc w:val="center"/>
+        <w:rPr>
+          <w:lang w:val="en-DE"/>
+        </w:rPr>
+      </w:pPr>
+      <w:r>
+        <w:rPr>
+          <w:noProof/>
+          <w:lang w:val="en-DE"/>
+        </w:rPr>
+        <w:drawing>
+          <wp:inline distT="0" distB="0" distL="0" distR="0" wp14:anchorId="08C0252B" wp14:editId="15E67EA7">
+            <wp:extent cx="3398655" cy="527910"/>
+            <wp:effectExtent l="0" t="0" r="0" b="5715"/>
+            <wp:docPr id="217875448" name="Picture 12" descr="A close-up of a sign&#10;&#10;AI-generated content may be incorrect."/>
+            <wp:cNvGraphicFramePr>
+              <a:graphicFrameLocks xmlns:a="http://schemas.openxmlformats.org/drawingml/2006/main" noChangeAspect="1"/>
+            </wp:cNvGraphicFramePr>
+            <a:graphic xmlns:a="http://schemas.openxmlformats.org/drawingml/2006/main">
+              <a:graphicData uri="http://schemas.openxmlformats.org/drawingml/2006/picture">
+                <pic:pic xmlns:pic="http://schemas.openxmlformats.org/drawingml/2006/picture">
+                  <pic:nvPicPr>
+                    <pic:cNvPr id="217875448" name="Picture 12" descr="A close-up of a sign&#10;&#10;AI-generated content may be incorrect."/>
+                    <pic:cNvPicPr/>
+                  </pic:nvPicPr>
+                  <pic:blipFill>
+                    <a:blip r:embed="rId23" cstate="print">
+                      <a:extLst>
+                        <a:ext uri="{28A0092B-C50C-407E-A947-70E740481C1C}">
+                          <a14:useLocalDpi xmlns:a14="http://schemas.microsoft.com/office/drawing/2010/main" val="0"/>
+                        </a:ext>
+                      </a:extLst>
+                    </a:blip>
+                    <a:stretch>
+                      <a:fillRect/>
+                    </a:stretch>
+                  </pic:blipFill>
+                  <pic:spPr>
+                    <a:xfrm>
+                      <a:off x="0" y="0"/>
+                      <a:ext cx="3436842" cy="533842"/>
+                    </a:xfrm>
+                    <a:prstGeom prst="rect">
+                      <a:avLst/>
+                    </a:prstGeom>
+                  </pic:spPr>
+                </pic:pic>
+              </a:graphicData>
+            </a:graphic>
+          </wp:inline>
+        </w:drawing>
       </w:r>
     </w:p>
     <w:p>
@@ -4606,6 +5837,98 @@
       </w:pPr>
       <w:r>
         <w:rPr>
+          <w:lang w:val="en-DE"/>
+        </w:rPr>
+        <w:t xml:space="preserve">Führen Sie </w:t>
+      </w:r>
+      <w:r>
+        <w:rPr>
+          <w:lang w:val="en-DE"/>
+        </w:rPr>
+        <w:t>die</w:t>
+      </w:r>
+      <w:r>
+        <w:rPr>
+          <w:lang w:val="en-DE"/>
+        </w:rPr>
+        <w:t xml:space="preserve"> Test im Verzeichnis tests mit folgendem Befehl aus:</w:t>
+      </w:r>
+      <w:r>
+        <w:rPr>
+          <w:noProof/>
+          <w:lang w:val="en-DE"/>
+        </w:rPr>
+        <w:t xml:space="preserve"> </w:t>
+      </w:r>
+    </w:p>
+    <w:p>
+      <w:pPr>
+        <w:jc w:val="center"/>
+        <w:rPr>
+          <w:lang w:val="en-DE"/>
+        </w:rPr>
+      </w:pPr>
+      <w:r>
+        <w:rPr>
+          <w:noProof/>
+          <w:lang w:val="en-DE"/>
+        </w:rPr>
+        <w:lastRenderedPageBreak/>
+        <w:drawing>
+          <wp:inline distT="0" distB="0" distL="0" distR="0" wp14:anchorId="491031F3" wp14:editId="59C92D94">
+            <wp:extent cx="3600956" cy="554147"/>
+            <wp:effectExtent l="0" t="0" r="0" b="5080"/>
+            <wp:docPr id="1669914982" name="Picture 14" descr="A white rectangular sign with black text&#10;&#10;AI-generated content may be incorrect."/>
+            <wp:cNvGraphicFramePr>
+              <a:graphicFrameLocks xmlns:a="http://schemas.openxmlformats.org/drawingml/2006/main" noChangeAspect="1"/>
+            </wp:cNvGraphicFramePr>
+            <a:graphic xmlns:a="http://schemas.openxmlformats.org/drawingml/2006/main">
+              <a:graphicData uri="http://schemas.openxmlformats.org/drawingml/2006/picture">
+                <pic:pic xmlns:pic="http://schemas.openxmlformats.org/drawingml/2006/picture">
+                  <pic:nvPicPr>
+                    <pic:cNvPr id="1669914982" name="Picture 14" descr="A white rectangular sign with black text&#10;&#10;AI-generated content may be incorrect."/>
+                    <pic:cNvPicPr/>
+                  </pic:nvPicPr>
+                  <pic:blipFill>
+                    <a:blip r:embed="rId24" cstate="print">
+                      <a:extLst>
+                        <a:ext uri="{28A0092B-C50C-407E-A947-70E740481C1C}">
+                          <a14:useLocalDpi xmlns:a14="http://schemas.microsoft.com/office/drawing/2010/main" val="0"/>
+                        </a:ext>
+                      </a:extLst>
+                    </a:blip>
+                    <a:stretch>
+                      <a:fillRect/>
+                    </a:stretch>
+                  </pic:blipFill>
+                  <pic:spPr>
+                    <a:xfrm>
+                      <a:off x="0" y="0"/>
+                      <a:ext cx="3798595" cy="584561"/>
+                    </a:xfrm>
+                    <a:prstGeom prst="rect">
+                      <a:avLst/>
+                    </a:prstGeom>
+                  </pic:spPr>
+                </pic:pic>
+              </a:graphicData>
+            </a:graphic>
+          </wp:inline>
+        </w:drawing>
+      </w:r>
+    </w:p>
+    <w:p>
+      <w:pPr>
+        <w:numPr>
+          <w:ilvl w:val="0"/>
+          <w:numId w:val="31"/>
+        </w:numPr>
+        <w:rPr>
+          <w:lang w:val="en-DE"/>
+        </w:rPr>
+      </w:pPr>
+      <w:r>
+        <w:rPr>
           <w:b/>
           <w:bCs/>
           <w:lang w:val="en-DE"/>
@@ -4633,23 +5956,6 @@
         <w:rPr>
           <w:lang w:val="en-DE"/>
         </w:rPr>
-        <w:t>Die Unit-Tests in test_unit.py sollten ausgeführt werden.</w:t>
-      </w:r>
-    </w:p>
-    <w:p>
-      <w:pPr>
-        <w:numPr>
-          <w:ilvl w:val="1"/>
-          <w:numId w:val="31"/>
-        </w:numPr>
-        <w:rPr>
-          <w:lang w:val="en-DE"/>
-        </w:rPr>
-      </w:pPr>
-      <w:r>
-        <w:rPr>
-          <w:lang w:val="en-DE"/>
-        </w:rPr>
         <w:t>Die Konsole zeigt Testergebnisse (z. B. Passed/Failed) mit Details zu allen Tests.</w:t>
       </w:r>
     </w:p>
@@ -4659,15 +5965,6 @@
           <w:lang w:val="en-DE"/>
         </w:rPr>
       </w:pPr>
-      <w:r>
-        <w:rPr>
-          <w:noProof/>
-          <w:lang w:val="en-DE"/>
-        </w:rPr>
-        <w:pict w14:anchorId="6BC6DE67">
-          <v:rect id="_x0000_i1026" alt="" style="width:451.3pt;height:.05pt;mso-width-percent:0;mso-height-percent:0;mso-width-percent:0;mso-height-percent:0" o:hralign="center" o:hrstd="t" o:hr="t" fillcolor="#a0a0a0" stroked="f"/>
-        </w:pict>
-      </w:r>
     </w:p>
     <w:p>
       <w:pPr>
@@ -4705,19 +6002,62 @@
     </w:p>
     <w:p>
       <w:pPr>
-        <w:rPr>
-          <w:lang w:val="en-DE"/>
-        </w:rPr>
-      </w:pPr>
-      <w:r>
-        <w:rPr>
-          <w:lang w:val="en-DE"/>
-        </w:rPr>
-        <w:t>cd /Software_Engineering_Assignment/tests</w:t>
-      </w:r>
-    </w:p>
-    <w:p>
-      <w:pPr>
+        <w:jc w:val="center"/>
+        <w:rPr>
+          <w:lang w:val="en-DE"/>
+        </w:rPr>
+      </w:pPr>
+      <w:r>
+        <w:rPr>
+          <w:noProof/>
+          <w:lang w:val="en-DE"/>
+        </w:rPr>
+        <w:drawing>
+          <wp:inline distT="0" distB="0" distL="0" distR="0" wp14:anchorId="2EBA7CCC" wp14:editId="1DF808FC">
+            <wp:extent cx="3665692" cy="610813"/>
+            <wp:effectExtent l="0" t="0" r="0" b="0"/>
+            <wp:docPr id="1601347014" name="Picture 15" descr="A close-up of a sign&#10;&#10;AI-generated content may be incorrect."/>
+            <wp:cNvGraphicFramePr>
+              <a:graphicFrameLocks xmlns:a="http://schemas.openxmlformats.org/drawingml/2006/main" noChangeAspect="1"/>
+            </wp:cNvGraphicFramePr>
+            <a:graphic xmlns:a="http://schemas.openxmlformats.org/drawingml/2006/main">
+              <a:graphicData uri="http://schemas.openxmlformats.org/drawingml/2006/picture">
+                <pic:pic xmlns:pic="http://schemas.openxmlformats.org/drawingml/2006/picture">
+                  <pic:nvPicPr>
+                    <pic:cNvPr id="1601347014" name="Picture 15" descr="A close-up of a sign&#10;&#10;AI-generated content may be incorrect."/>
+                    <pic:cNvPicPr/>
+                  </pic:nvPicPr>
+                  <pic:blipFill>
+                    <a:blip r:embed="rId25" cstate="print">
+                      <a:extLst>
+                        <a:ext uri="{28A0092B-C50C-407E-A947-70E740481C1C}">
+                          <a14:useLocalDpi xmlns:a14="http://schemas.microsoft.com/office/drawing/2010/main" val="0"/>
+                        </a:ext>
+                      </a:extLst>
+                    </a:blip>
+                    <a:stretch>
+                      <a:fillRect/>
+                    </a:stretch>
+                  </pic:blipFill>
+                  <pic:spPr>
+                    <a:xfrm>
+                      <a:off x="0" y="0"/>
+                      <a:ext cx="3753190" cy="625393"/>
+                    </a:xfrm>
+                    <a:prstGeom prst="rect">
+                      <a:avLst/>
+                    </a:prstGeom>
+                  </pic:spPr>
+                </pic:pic>
+              </a:graphicData>
+            </a:graphic>
+          </wp:inline>
+        </w:drawing>
+      </w:r>
+    </w:p>
+    <w:p>
+      <w:pPr>
+        <w:pStyle w:val="ListParagraph"/>
         <w:numPr>
           <w:ilvl w:val="0"/>
           <w:numId w:val="32"/>
@@ -4730,20 +6070,85 @@
         <w:rPr>
           <w:lang w:val="en-DE"/>
         </w:rPr>
+        <w:t>Stellen Sie sicher, dass die virtuelle Umgebung aktiviert</w:t>
+      </w:r>
+      <w:r>
+        <w:rPr>
+          <w:lang w:val="en-DE"/>
+        </w:rPr>
+        <w:t>.</w:t>
+      </w:r>
+    </w:p>
+    <w:p>
+      <w:pPr>
+        <w:numPr>
+          <w:ilvl w:val="0"/>
+          <w:numId w:val="32"/>
+        </w:numPr>
+        <w:rPr>
+          <w:lang w:val="en-DE"/>
+        </w:rPr>
+      </w:pPr>
+      <w:r>
+        <w:rPr>
+          <w:lang w:val="en-DE"/>
+        </w:rPr>
         <w:t>Starten Sie den Selenium-Test:</w:t>
       </w:r>
     </w:p>
     <w:p>
       <w:pPr>
-        <w:rPr>
-          <w:lang w:val="en-DE"/>
-        </w:rPr>
-      </w:pPr>
-      <w:r>
-        <w:rPr>
-          <w:lang w:val="en-DE"/>
-        </w:rPr>
-        <w:t>python3 selenium_test.py</w:t>
+        <w:jc w:val="center"/>
+        <w:rPr>
+          <w:lang w:val="en-DE"/>
+        </w:rPr>
+      </w:pPr>
+      <w:r>
+        <w:rPr>
+          <w:noProof/>
+          <w:lang w:val="en-DE"/>
+        </w:rPr>
+        <w:drawing>
+          <wp:inline distT="0" distB="0" distL="0" distR="0" wp14:anchorId="49CC46CB" wp14:editId="31EE4C76">
+            <wp:extent cx="3641416" cy="555532"/>
+            <wp:effectExtent l="0" t="0" r="0" b="3810"/>
+            <wp:docPr id="1978183606" name="Picture 16" descr="A close-up of a white rectangle with black text&#10;&#10;AI-generated content may be incorrect."/>
+            <wp:cNvGraphicFramePr>
+              <a:graphicFrameLocks xmlns:a="http://schemas.openxmlformats.org/drawingml/2006/main" noChangeAspect="1"/>
+            </wp:cNvGraphicFramePr>
+            <a:graphic xmlns:a="http://schemas.openxmlformats.org/drawingml/2006/main">
+              <a:graphicData uri="http://schemas.openxmlformats.org/drawingml/2006/picture">
+                <pic:pic xmlns:pic="http://schemas.openxmlformats.org/drawingml/2006/picture">
+                  <pic:nvPicPr>
+                    <pic:cNvPr id="1978183606" name="Picture 16" descr="A close-up of a white rectangle with black text&#10;&#10;AI-generated content may be incorrect."/>
+                    <pic:cNvPicPr/>
+                  </pic:nvPicPr>
+                  <pic:blipFill>
+                    <a:blip r:embed="rId26" cstate="print">
+                      <a:extLst>
+                        <a:ext uri="{28A0092B-C50C-407E-A947-70E740481C1C}">
+                          <a14:useLocalDpi xmlns:a14="http://schemas.microsoft.com/office/drawing/2010/main" val="0"/>
+                        </a:ext>
+                      </a:extLst>
+                    </a:blip>
+                    <a:stretch>
+                      <a:fillRect/>
+                    </a:stretch>
+                  </pic:blipFill>
+                  <pic:spPr>
+                    <a:xfrm>
+                      <a:off x="0" y="0"/>
+                      <a:ext cx="3795041" cy="578969"/>
+                    </a:xfrm>
+                    <a:prstGeom prst="rect">
+                      <a:avLst/>
+                    </a:prstGeom>
+                  </pic:spPr>
+                </pic:pic>
+              </a:graphicData>
+            </a:graphic>
+          </wp:inline>
+        </w:drawing>
       </w:r>
     </w:p>
     <w:p>
@@ -9971,6 +11376,7 @@
   <w:style w:type="character" w:default="1" w:styleId="DefaultParagraphFont">
     <w:name w:val="Default Paragraph Font"/>
     <w:uiPriority w:val="1"/>
+    <w:semiHidden/>
     <w:unhideWhenUsed/>
   </w:style>
   <w:style w:type="table" w:default="1" w:styleId="TableNormal">
@@ -9998,9 +11404,8 @@
     <w:name w:val="Title ML Style"/>
     <w:basedOn w:val="Heading1"/>
     <w:qFormat/>
-    <w:rsid w:val="00686C8B"/>
+    <w:rsid w:val="00CA497D"/>
     <w:pPr>
-      <w:pageBreakBefore/>
       <w:spacing w:before="120" w:after="0" w:line="360" w:lineRule="auto"/>
     </w:pPr>
     <w:rPr>
@@ -10011,6 +11416,7 @@
       <w:kern w:val="0"/>
       <w:sz w:val="24"/>
       <w:szCs w:val="32"/>
+      <w:u w:val="single"/>
       <w14:ligatures w14:val="none"/>
     </w:rPr>
   </w:style>
@@ -10344,6 +11750,19 @@
       <w:bCs/>
     </w:rPr>
   </w:style>
+  <w:style w:type="character" w:styleId="HTMLCode">
+    <w:name w:val="HTML Code"/>
+    <w:basedOn w:val="DefaultParagraphFont"/>
+    <w:uiPriority w:val="99"/>
+    <w:semiHidden/>
+    <w:unhideWhenUsed/>
+    <w:rsid w:val="0068771B"/>
+    <w:rPr>
+      <w:rFonts w:ascii="Courier New" w:eastAsia="Times New Roman" w:hAnsi="Courier New" w:cs="Courier New"/>
+      <w:sz w:val="20"/>
+      <w:szCs w:val="20"/>
+    </w:rPr>
+  </w:style>
 </w:styles>
 </file>
 

--- a/documentation/Dokumentation_RakaAdita.docx
+++ b/documentation/Dokumentation_RakaAdita.docx
@@ -145,15 +145,41 @@
       </w:pPr>
     </w:p>
     <w:p>
-      <w:pPr>
-        <w:rPr>
-          <w:b/>
-          <w:bCs/>
-          <w:sz w:val="26"/>
-          <w:szCs w:val="26"/>
-        </w:rPr>
-      </w:pPr>
-    </w:p>
+      <w:r>
+        <w:t xml:space="preserve">Dieses Projekt ist auf </w:t>
+      </w:r>
+      <w:proofErr w:type="spellStart"/>
+      <w:r>
+        <w:t>Github</w:t>
+      </w:r>
+      <w:proofErr w:type="spellEnd"/>
+      <w:r>
+        <w:t xml:space="preserve"> unter dem folgenden Link zu finden: </w:t>
+      </w:r>
+    </w:p>
+    <w:p>
+      <w:hyperlink r:id="rId5" w:history="1">
+        <w:r>
+          <w:rPr>
+            <w:rStyle w:val="Hyperlink"/>
+          </w:rPr>
+          <w:t>https://github.com/rakaputra12/Software_Engineering_Assignm</w:t>
+        </w:r>
+        <w:r>
+          <w:rPr>
+            <w:rStyle w:val="Hyperlink"/>
+          </w:rPr>
+          <w:t>e</w:t>
+        </w:r>
+        <w:r>
+          <w:rPr>
+            <w:rStyle w:val="Hyperlink"/>
+          </w:rPr>
+          <w:t>nt</w:t>
+        </w:r>
+      </w:hyperlink>
+    </w:p>
+    <w:p/>
     <w:p>
       <w:pPr>
         <w:pStyle w:val="TitleMLStyle"/>
@@ -529,6 +555,7 @@
         <w:rPr>
           <w:lang w:val="en-DE"/>
         </w:rPr>
+        <w:lastRenderedPageBreak/>
         <w:t>Die Anwendung wurde mit einem responsiven UI entwickelt, das auf verschiedenen Bildschirmgrößen gut funktioniert.</w:t>
       </w:r>
     </w:p>
@@ -565,7 +592,6 @@
           <w:bCs/>
           <w:lang w:val="en-DE"/>
         </w:rPr>
-        <w:lastRenderedPageBreak/>
         <w:t>Backend-Integration</w:t>
       </w:r>
       <w:r>
@@ -1087,6 +1113,7 @@
         <w:rPr>
           <w:lang w:val="en-DE"/>
         </w:rPr>
+        <w:lastRenderedPageBreak/>
         <w:t>Die Anwendung soll visuelle und textuelle Hinweise bieten, um die Nutzer durch den Suchprozess zu führen.</w:t>
       </w:r>
     </w:p>
@@ -1111,7 +1138,6 @@
           <w:bCs/>
           <w:lang w:val="en-DE"/>
         </w:rPr>
-        <w:lastRenderedPageBreak/>
         <w:t>Kann-Anforderungen</w:t>
       </w:r>
     </w:p>
@@ -2282,6 +2308,7 @@
           <w:bCs/>
           <w:lang w:val="en-DE"/>
         </w:rPr>
+        <w:lastRenderedPageBreak/>
         <w:t>Datenhaltung</w:t>
       </w:r>
       <w:r>
@@ -2324,7 +2351,6 @@
           <w:noProof/>
           <w:lang w:val="en-DE"/>
         </w:rPr>
-        <w:lastRenderedPageBreak/>
         <w:drawing>
           <wp:inline distT="0" distB="0" distL="0" distR="0" wp14:anchorId="3A374228" wp14:editId="448FE53B">
             <wp:extent cx="4474896" cy="1849749"/>
@@ -2341,7 +2367,7 @@
                     <pic:cNvPicPr/>
                   </pic:nvPicPr>
                   <pic:blipFill>
-                    <a:blip r:embed="rId5" cstate="print">
+                    <a:blip r:embed="rId6" cstate="print">
                       <a:extLst>
                         <a:ext uri="{28A0092B-C50C-407E-A947-70E740481C1C}">
                           <a14:useLocalDpi xmlns:a14="http://schemas.microsoft.com/office/drawing/2010/main" val="0"/>
@@ -2607,7 +2633,7 @@
           <w:noProof/>
         </w:rPr>
         <w:drawing>
-          <wp:inline distT="0" distB="0" distL="0" distR="0" wp14:anchorId="64E1D536" wp14:editId="745F18B0">
+          <wp:inline distT="0" distB="0" distL="0" distR="0" wp14:anchorId="64E1D536" wp14:editId="588CB4D3">
             <wp:extent cx="2939753" cy="2204978"/>
             <wp:effectExtent l="0" t="0" r="0" b="0"/>
             <wp:docPr id="2019866217" name="Picture 18" descr="MVC - MDN Web Docs Glossary: Definitions of Web-related terms | MDN"/>
@@ -2624,7 +2650,7 @@
                     </pic:cNvPicPr>
                   </pic:nvPicPr>
                   <pic:blipFill>
-                    <a:blip r:embed="rId6" cstate="print">
+                    <a:blip r:embed="rId7" cstate="print">
                       <a:extLst>
                         <a:ext uri="{28A0092B-C50C-407E-A947-70E740481C1C}">
                           <a14:useLocalDpi xmlns:a14="http://schemas.microsoft.com/office/drawing/2010/main" val="0"/>
@@ -2711,33 +2737,11 @@
       <w:r>
         <w:t xml:space="preserve">von </w:t>
       </w:r>
-      <w:proofErr w:type="spellStart"/>
-      <w:r>
-        <w:rPr>
-          <w:lang w:val="en-DE"/>
-        </w:rPr>
-        <w:t>useState</w:t>
-      </w:r>
-      <w:proofErr w:type="spellEnd"/>
-      <w:r>
-        <w:rPr>
-          <w:lang w:val="en-DE"/>
-        </w:rPr>
-        <w:t xml:space="preserve"> und </w:t>
-      </w:r>
-      <w:proofErr w:type="spellStart"/>
-      <w:r>
-        <w:rPr>
-          <w:lang w:val="en-DE"/>
-        </w:rPr>
-        <w:t>useEffect</w:t>
-      </w:r>
-      <w:proofErr w:type="spellEnd"/>
-      <w:r>
-        <w:rPr>
-          <w:lang w:val="en-DE"/>
-        </w:rPr>
-        <w:t xml:space="preserve"> verwaltet</w:t>
+      <w:r>
+        <w:rPr>
+          <w:lang w:val="en-DE"/>
+        </w:rPr>
+        <w:t>useState und useEffect verwaltet</w:t>
       </w:r>
       <w:r>
         <w:t>.</w:t>
@@ -2746,7 +2750,14 @@
         <w:rPr>
           <w:lang w:val="en-DE"/>
         </w:rPr>
-        <w:t xml:space="preserve"> verwaltet. Änderungen an diesem Zustand führen zu einer automatischen Aktualisierung der Benutzeroberfläche.</w:t>
+        <w:t xml:space="preserve"> verwaltet. Änderungen an diesem </w:t>
+      </w:r>
+      <w:r>
+        <w:rPr>
+          <w:lang w:val="en-DE"/>
+        </w:rPr>
+        <w:lastRenderedPageBreak/>
+        <w:t>Zustand führen zu einer automatischen Aktualisierung der Benutzeroberfläche.</w:t>
       </w:r>
     </w:p>
     <w:p>
@@ -2788,17 +2799,13 @@
         <w:rPr>
           <w:lang w:val="en-DE"/>
         </w:rPr>
-        <w:lastRenderedPageBreak/>
         <w:t>Die Erstellung von Kartenmarkern (Leaflet-Icons) basiert auf einer Factory-Methode, die Marker mit verschiedenen Icons für ausgewählte und nicht ausgewählte Events erstellt.</w:t>
       </w:r>
       <w:r>
         <w:t xml:space="preserve"> </w:t>
       </w:r>
       <w:r>
-        <w:t>Dadurch kann das Icon dynamisch je nach Event-Status angepasst werden</w:t>
-      </w:r>
-      <w:r>
-        <w:t>.</w:t>
+        <w:t>Dadurch kann das Icon dynamisch je nach Event-Status angepasst werden.</w:t>
       </w:r>
     </w:p>
     <w:p>
@@ -2860,10 +2867,7 @@
       </w:r>
       <w:proofErr w:type="spellEnd"/>
       <w:r>
-        <w:t>-App</w:t>
-      </w:r>
-      <w:r>
-        <w:t>.</w:t>
+        <w:t>-App.</w:t>
       </w:r>
     </w:p>
     <w:p>
@@ -2895,7 +2899,7 @@
                     <pic:cNvPicPr/>
                   </pic:nvPicPr>
                   <pic:blipFill>
-                    <a:blip r:embed="rId7" cstate="print">
+                    <a:blip r:embed="rId8" cstate="print">
                       <a:extLst>
                         <a:ext uri="{28A0092B-C50C-407E-A947-70E740481C1C}">
                           <a14:useLocalDpi xmlns:a14="http://schemas.microsoft.com/office/drawing/2010/main" val="0"/>
@@ -2996,10 +3000,7 @@
         <w:t>Decorator-Pattern</w:t>
       </w:r>
       <w:r>
-        <w:t xml:space="preserve"> für API-Endpunkte</w:t>
-      </w:r>
-      <w:r>
-        <w:t>.</w:t>
+        <w:t xml:space="preserve"> für API-Endpunkte.</w:t>
       </w:r>
     </w:p>
     <w:p>
@@ -3019,7 +3020,7 @@
           <w:lang w:val="en-DE"/>
         </w:rPr>
         <w:drawing>
-          <wp:inline distT="0" distB="0" distL="0" distR="0" wp14:anchorId="20BBE3C4" wp14:editId="4FEF27BC">
+          <wp:inline distT="0" distB="0" distL="0" distR="0" wp14:anchorId="20BBE3C4" wp14:editId="5587DF41">
             <wp:extent cx="3161944" cy="768591"/>
             <wp:effectExtent l="0" t="0" r="635" b="6350"/>
             <wp:docPr id="2053619818" name="Picture 19" descr="A white rectangular object with red text&#10;&#10;AI-generated content may be incorrect."/>
@@ -3034,7 +3035,7 @@
                     <pic:cNvPicPr/>
                   </pic:nvPicPr>
                   <pic:blipFill>
-                    <a:blip r:embed="rId8" cstate="print">
+                    <a:blip r:embed="rId9" cstate="print">
                       <a:extLst>
                         <a:ext uri="{28A0092B-C50C-407E-A947-70E740481C1C}">
                           <a14:useLocalDpi xmlns:a14="http://schemas.microsoft.com/office/drawing/2010/main" val="0"/>
@@ -3259,7 +3260,7 @@
                     <pic:cNvPicPr/>
                   </pic:nvPicPr>
                   <pic:blipFill>
-                    <a:blip r:embed="rId9" cstate="print">
+                    <a:blip r:embed="rId10" cstate="print">
                       <a:extLst>
                         <a:ext uri="{28A0092B-C50C-407E-A947-70E740481C1C}">
                           <a14:useLocalDpi xmlns:a14="http://schemas.microsoft.com/office/drawing/2010/main" val="0"/>
@@ -3298,7 +3299,6 @@
         <w:pStyle w:val="TitleMLStyle"/>
       </w:pPr>
       <w:r>
-        <w:lastRenderedPageBreak/>
         <w:t>Verwendete Services und Technologien</w:t>
       </w:r>
     </w:p>
@@ -3862,6 +3862,7 @@
           <w:bCs/>
           <w:lang w:val="en-DE"/>
         </w:rPr>
+        <w:lastRenderedPageBreak/>
         <w:t>Paketmanager</w:t>
       </w:r>
       <w:r>
@@ -3912,7 +3913,6 @@
           <w:iCs/>
           <w:lang w:val="en-DE"/>
         </w:rPr>
-        <w:lastRenderedPageBreak/>
         <w:t>pip</w:t>
       </w:r>
       <w:r>
@@ -4166,7 +4166,7 @@
                     <pic:cNvPicPr/>
                   </pic:nvPicPr>
                   <pic:blipFill>
-                    <a:blip r:embed="rId10" cstate="print">
+                    <a:blip r:embed="rId11" cstate="print">
                       <a:extLst>
                         <a:ext uri="{28A0092B-C50C-407E-A947-70E740481C1C}">
                           <a14:useLocalDpi xmlns:a14="http://schemas.microsoft.com/office/drawing/2010/main" val="0"/>
@@ -4223,7 +4223,7 @@
           <w:lang w:val="en-DE"/>
         </w:rPr>
         <w:drawing>
-          <wp:inline distT="0" distB="0" distL="0" distR="0" wp14:anchorId="59D73812" wp14:editId="5BA57B80">
+          <wp:inline distT="0" distB="0" distL="0" distR="0" wp14:anchorId="59D73812" wp14:editId="1E198ECC">
             <wp:extent cx="3503851" cy="995721"/>
             <wp:effectExtent l="0" t="0" r="1905" b="0"/>
             <wp:docPr id="398794725" name="Picture 2" descr="A white rectangular sign with black text&#10;&#10;AI-generated content may be incorrect."/>
@@ -4238,7 +4238,7 @@
                     <pic:cNvPicPr/>
                   </pic:nvPicPr>
                   <pic:blipFill>
-                    <a:blip r:embed="rId11" cstate="print">
+                    <a:blip r:embed="rId12" cstate="print">
                       <a:extLst>
                         <a:ext uri="{28A0092B-C50C-407E-A947-70E740481C1C}">
                           <a14:useLocalDpi xmlns:a14="http://schemas.microsoft.com/office/drawing/2010/main" val="0"/>
@@ -4310,7 +4310,7 @@
                     <pic:cNvPicPr/>
                   </pic:nvPicPr>
                   <pic:blipFill>
-                    <a:blip r:embed="rId12" cstate="print">
+                    <a:blip r:embed="rId13" cstate="print">
                       <a:extLst>
                         <a:ext uri="{28A0092B-C50C-407E-A947-70E740481C1C}">
                           <a14:useLocalDpi xmlns:a14="http://schemas.microsoft.com/office/drawing/2010/main" val="0"/>
@@ -4382,7 +4382,7 @@
                     <pic:cNvPicPr/>
                   </pic:nvPicPr>
                   <pic:blipFill>
-                    <a:blip r:embed="rId13" cstate="print">
+                    <a:blip r:embed="rId14" cstate="print">
                       <a:extLst>
                         <a:ext uri="{28A0092B-C50C-407E-A947-70E740481C1C}">
                           <a14:useLocalDpi xmlns:a14="http://schemas.microsoft.com/office/drawing/2010/main" val="0"/>
@@ -4541,7 +4541,7 @@
                     <pic:cNvPicPr/>
                   </pic:nvPicPr>
                   <pic:blipFill>
-                    <a:blip r:embed="rId14" cstate="print">
+                    <a:blip r:embed="rId15" cstate="print">
                       <a:extLst>
                         <a:ext uri="{28A0092B-C50C-407E-A947-70E740481C1C}">
                           <a14:useLocalDpi xmlns:a14="http://schemas.microsoft.com/office/drawing/2010/main" val="0"/>
@@ -4615,7 +4615,7 @@
                     <pic:cNvPicPr/>
                   </pic:nvPicPr>
                   <pic:blipFill>
-                    <a:blip r:embed="rId15" cstate="print">
+                    <a:blip r:embed="rId16" cstate="print">
                       <a:extLst>
                         <a:ext uri="{28A0092B-C50C-407E-A947-70E740481C1C}">
                           <a14:useLocalDpi xmlns:a14="http://schemas.microsoft.com/office/drawing/2010/main" val="0"/>
@@ -4673,6 +4673,7 @@
           <w:noProof/>
           <w:lang w:val="en-DE"/>
         </w:rPr>
+        <w:lastRenderedPageBreak/>
         <w:drawing>
           <wp:inline distT="0" distB="0" distL="0" distR="0" wp14:anchorId="035981BF" wp14:editId="482C6FE2">
             <wp:extent cx="3437111" cy="582626"/>
@@ -4689,7 +4690,7 @@
                     <pic:cNvPicPr/>
                   </pic:nvPicPr>
                   <pic:blipFill>
-                    <a:blip r:embed="rId16" cstate="print">
+                    <a:blip r:embed="rId17" cstate="print">
                       <a:extLst>
                         <a:ext uri="{28A0092B-C50C-407E-A947-70E740481C1C}">
                           <a14:useLocalDpi xmlns:a14="http://schemas.microsoft.com/office/drawing/2010/main" val="0"/>
@@ -4730,7 +4731,6 @@
         <w:rPr>
           <w:lang w:val="en-DE"/>
         </w:rPr>
-        <w:lastRenderedPageBreak/>
         <w:t xml:space="preserve">Das Frontend sollte standardmäßig auf </w:t>
       </w:r>
       <w:r>
@@ -4981,7 +4981,7 @@
                     <pic:cNvPicPr/>
                   </pic:nvPicPr>
                   <pic:blipFill>
-                    <a:blip r:embed="rId17" cstate="print">
+                    <a:blip r:embed="rId18" cstate="print">
                       <a:extLst>
                         <a:ext uri="{28A0092B-C50C-407E-A947-70E740481C1C}">
                           <a14:useLocalDpi xmlns:a14="http://schemas.microsoft.com/office/drawing/2010/main" val="0"/>
@@ -5022,6 +5022,7 @@
           <w:lang w:val="en-DE"/>
           <w14:ligatures w14:val="standardContextual"/>
         </w:rPr>
+        <w:lastRenderedPageBreak/>
         <w:drawing>
           <wp:inline distT="0" distB="0" distL="0" distR="0" wp14:anchorId="2F4DB66A" wp14:editId="0D8DC7C4">
             <wp:extent cx="3685044" cy="2007870"/>
@@ -5038,7 +5039,7 @@
                     <pic:cNvPicPr/>
                   </pic:nvPicPr>
                   <pic:blipFill>
-                    <a:blip r:embed="rId18" cstate="print">
+                    <a:blip r:embed="rId19" cstate="print">
                       <a:extLst>
                         <a:ext uri="{28A0092B-C50C-407E-A947-70E740481C1C}">
                           <a14:useLocalDpi xmlns:a14="http://schemas.microsoft.com/office/drawing/2010/main" val="0"/>
@@ -5220,7 +5221,7 @@
                     <pic:cNvPicPr/>
                   </pic:nvPicPr>
                   <pic:blipFill>
-                    <a:blip r:embed="rId19" cstate="print">
+                    <a:blip r:embed="rId20" cstate="print">
                       <a:extLst>
                         <a:ext uri="{28A0092B-C50C-407E-A947-70E740481C1C}">
                           <a14:useLocalDpi xmlns:a14="http://schemas.microsoft.com/office/drawing/2010/main" val="0"/>
@@ -5369,7 +5370,7 @@
                     <pic:cNvPicPr/>
                   </pic:nvPicPr>
                   <pic:blipFill>
-                    <a:blip r:embed="rId20" cstate="print">
+                    <a:blip r:embed="rId21" cstate="print">
                       <a:extLst>
                         <a:ext uri="{28A0092B-C50C-407E-A947-70E740481C1C}">
                           <a14:useLocalDpi xmlns:a14="http://schemas.microsoft.com/office/drawing/2010/main" val="0"/>
@@ -5527,7 +5528,7 @@
                     <pic:cNvPicPr/>
                   </pic:nvPicPr>
                   <pic:blipFill>
-                    <a:blip r:embed="rId21" cstate="print">
+                    <a:blip r:embed="rId22" cstate="print">
                       <a:extLst>
                         <a:ext uri="{28A0092B-C50C-407E-A947-70E740481C1C}">
                           <a14:useLocalDpi xmlns:a14="http://schemas.microsoft.com/office/drawing/2010/main" val="0"/>
@@ -5722,7 +5723,7 @@
                     <pic:cNvPicPr/>
                   </pic:nvPicPr>
                   <pic:blipFill>
-                    <a:blip r:embed="rId22" cstate="print">
+                    <a:blip r:embed="rId23" cstate="print">
                       <a:extLst>
                         <a:ext uri="{28A0092B-C50C-407E-A947-70E740481C1C}">
                           <a14:useLocalDpi xmlns:a14="http://schemas.microsoft.com/office/drawing/2010/main" val="0"/>
@@ -5798,7 +5799,7 @@
                     <pic:cNvPicPr/>
                   </pic:nvPicPr>
                   <pic:blipFill>
-                    <a:blip r:embed="rId23" cstate="print">
+                    <a:blip r:embed="rId24" cstate="print">
                       <a:extLst>
                         <a:ext uri="{28A0092B-C50C-407E-A947-70E740481C1C}">
                           <a14:useLocalDpi xmlns:a14="http://schemas.microsoft.com/office/drawing/2010/main" val="0"/>
@@ -5875,7 +5876,7 @@
         </w:rPr>
         <w:lastRenderedPageBreak/>
         <w:drawing>
-          <wp:inline distT="0" distB="0" distL="0" distR="0" wp14:anchorId="491031F3" wp14:editId="59C92D94">
+          <wp:inline distT="0" distB="0" distL="0" distR="0" wp14:anchorId="491031F3" wp14:editId="39A5862F">
             <wp:extent cx="3600956" cy="554147"/>
             <wp:effectExtent l="0" t="0" r="0" b="5080"/>
             <wp:docPr id="1669914982" name="Picture 14" descr="A white rectangular sign with black text&#10;&#10;AI-generated content may be incorrect."/>
@@ -5890,7 +5891,7 @@
                     <pic:cNvPicPr/>
                   </pic:nvPicPr>
                   <pic:blipFill>
-                    <a:blip r:embed="rId24" cstate="print">
+                    <a:blip r:embed="rId25" cstate="print">
                       <a:extLst>
                         <a:ext uri="{28A0092B-C50C-407E-A947-70E740481C1C}">
                           <a14:useLocalDpi xmlns:a14="http://schemas.microsoft.com/office/drawing/2010/main" val="0"/>
@@ -6013,7 +6014,7 @@
           <w:lang w:val="en-DE"/>
         </w:rPr>
         <w:drawing>
-          <wp:inline distT="0" distB="0" distL="0" distR="0" wp14:anchorId="2EBA7CCC" wp14:editId="1DF808FC">
+          <wp:inline distT="0" distB="0" distL="0" distR="0" wp14:anchorId="2EBA7CCC" wp14:editId="0115BAA2">
             <wp:extent cx="3665692" cy="610813"/>
             <wp:effectExtent l="0" t="0" r="0" b="0"/>
             <wp:docPr id="1601347014" name="Picture 15" descr="A close-up of a sign&#10;&#10;AI-generated content may be incorrect."/>
@@ -6028,7 +6029,7 @@
                     <pic:cNvPicPr/>
                   </pic:nvPicPr>
                   <pic:blipFill>
-                    <a:blip r:embed="rId25" cstate="print">
+                    <a:blip r:embed="rId26" cstate="print">
                       <a:extLst>
                         <a:ext uri="{28A0092B-C50C-407E-A947-70E740481C1C}">
                           <a14:useLocalDpi xmlns:a14="http://schemas.microsoft.com/office/drawing/2010/main" val="0"/>
@@ -6109,7 +6110,7 @@
           <w:lang w:val="en-DE"/>
         </w:rPr>
         <w:drawing>
-          <wp:inline distT="0" distB="0" distL="0" distR="0" wp14:anchorId="49CC46CB" wp14:editId="31EE4C76">
+          <wp:inline distT="0" distB="0" distL="0" distR="0" wp14:anchorId="49CC46CB" wp14:editId="1583EC87">
             <wp:extent cx="3641416" cy="555532"/>
             <wp:effectExtent l="0" t="0" r="0" b="3810"/>
             <wp:docPr id="1978183606" name="Picture 16" descr="A close-up of a white rectangle with black text&#10;&#10;AI-generated content may be incorrect."/>
@@ -6124,7 +6125,7 @@
                     <pic:cNvPicPr/>
                   </pic:nvPicPr>
                   <pic:blipFill>
-                    <a:blip r:embed="rId26" cstate="print">
+                    <a:blip r:embed="rId27" cstate="print">
                       <a:extLst>
                         <a:ext uri="{28A0092B-C50C-407E-A947-70E740481C1C}">
                           <a14:useLocalDpi xmlns:a14="http://schemas.microsoft.com/office/drawing/2010/main" val="0"/>
@@ -11763,6 +11764,41 @@
       <w:szCs w:val="20"/>
     </w:rPr>
   </w:style>
+  <w:style w:type="character" w:styleId="Hyperlink">
+    <w:name w:val="Hyperlink"/>
+    <w:basedOn w:val="DefaultParagraphFont"/>
+    <w:uiPriority w:val="99"/>
+    <w:unhideWhenUsed/>
+    <w:rsid w:val="007E3DA8"/>
+    <w:rPr>
+      <w:color w:val="467886" w:themeColor="hyperlink"/>
+      <w:u w:val="single"/>
+    </w:rPr>
+  </w:style>
+  <w:style w:type="character" w:styleId="UnresolvedMention">
+    <w:name w:val="Unresolved Mention"/>
+    <w:basedOn w:val="DefaultParagraphFont"/>
+    <w:uiPriority w:val="99"/>
+    <w:semiHidden/>
+    <w:unhideWhenUsed/>
+    <w:rsid w:val="007E3DA8"/>
+    <w:rPr>
+      <w:color w:val="605E5C"/>
+      <w:shd w:val="clear" w:color="auto" w:fill="E1DFDD"/>
+    </w:rPr>
+  </w:style>
+  <w:style w:type="character" w:styleId="FollowedHyperlink">
+    <w:name w:val="FollowedHyperlink"/>
+    <w:basedOn w:val="DefaultParagraphFont"/>
+    <w:uiPriority w:val="99"/>
+    <w:semiHidden/>
+    <w:unhideWhenUsed/>
+    <w:rsid w:val="008D4D5A"/>
+    <w:rPr>
+      <w:color w:val="96607D" w:themeColor="followedHyperlink"/>
+      <w:u w:val="single"/>
+    </w:rPr>
+  </w:style>
 </w:styles>
 </file>
 
